--- a/docs/11-DEBUG-GUIDE.docx
+++ b/docs/11-DEBUG-GUIDE.docx
@@ -4,8 +4,8 @@
   <w:body>
     <w:p>
       <w:pPr>
-        <w:pStyle w:val="Title"/>
-        <w:spacing w:after="400" w:before="200"/>
+        <w:spacing w:after="400" w:before="2000"/>
+        <w:jc w:val="center"/>
       </w:pPr>
       <w:r>
         <w:rPr>
@@ -13,53 +13,16 @@
           <w:b/>
           <w:bCs/>
           <w:color w:val="1A3C7C"/>
-          <w:sz w:val="56"/>
-          <w:szCs w:val="56"/>
-        </w:rPr>
-        <w:t xml:space="preserve">EBook Library — Debug &amp; UI Testing Guide</w:t>
-      </w:r>
-    </w:p>
-    <w:p>
-      <w:pPr>
-        <w:spacing w:after="80"/>
-      </w:pPr>
-    </w:p>
-    <w:p>
-      <w:pPr>
-        <w:spacing w:after="120" w:before="60"/>
-      </w:pPr>
-      <w:r>
-        <w:rPr>
-          <w:rFonts w:ascii="Calibri" w:cs="Calibri" w:eastAsia="Calibri" w:hAnsi="Calibri"/>
-          <w:sz w:val="22"/>
-          <w:szCs w:val="22"/>
-        </w:rPr>
-        <w:t xml:space="preserve">Step-by-step instructions for starting a full debug session, running the API, and testing every feature through the Blazor or React SPA.
-</w:t>
-      </w:r>
-    </w:p>
-    <w:p>
-      <w:pPr>
-        <w:spacing w:after="80"/>
-      </w:pPr>
-    </w:p>
-    <w:p>
-      <w:pPr>
-        <w:pBdr>
-          <w:bottom w:color="1A3C7C" w:sz="2"/>
-        </w:pBdr>
-        <w:spacing w:after="240" w:before="240"/>
-      </w:pPr>
-    </w:p>
-    <w:p>
-      <w:pPr>
-        <w:spacing w:after="80"/>
-      </w:pPr>
-    </w:p>
-    <w:p>
-      <w:pPr>
-        <w:pStyle w:val="Heading2"/>
-        <w:spacing w:after="120" w:before="360"/>
+          <w:sz w:val="72"/>
+          <w:szCs w:val="72"/>
+        </w:rPr>
+        <w:t xml:space="preserve">EBook Library</w:t>
+      </w:r>
+    </w:p>
+    <w:p>
+      <w:pPr>
+        <w:spacing w:after="200"/>
+        <w:jc w:val="center"/>
       </w:pPr>
       <w:r>
         <w:rPr>
@@ -67,21 +30,65 @@
           <w:b/>
           <w:bCs/>
           <w:color w:val="B0133A"/>
-          <w:sz w:val="28"/>
-          <w:szCs w:val="28"/>
+          <w:sz w:val="44"/>
+          <w:szCs w:val="44"/>
+        </w:rPr>
+        <w:t xml:space="preserve">Debug &amp; UI Testing Guide</w:t>
+      </w:r>
+    </w:p>
+    <w:p>
+      <w:pPr>
+        <w:spacing w:after="2400"/>
+        <w:jc w:val="center"/>
+      </w:pPr>
+      <w:r>
+        <w:rPr>
+          <w:rFonts w:ascii="Calibri" w:cs="Calibri" w:eastAsia="Calibri" w:hAnsi="Calibri"/>
+          <w:color w:val="555555"/>
+          <w:sz w:val="26"/>
+          <w:szCs w:val="26"/>
+        </w:rPr>
+        <w:t xml:space="preserve">Starting the API · Blazor SPA · React SPA · Feature Checklist</w:t>
+      </w:r>
+    </w:p>
+    <w:p>
+      <w:pPr>
+        <w:jc w:val="center"/>
+      </w:pPr>
+      <w:r>
+        <w:rPr>
+          <w:rFonts w:ascii="Calibri" w:cs="Calibri" w:eastAsia="Calibri" w:hAnsi="Calibri"/>
+          <w:color w:val="888888"/>
+          <w:sz w:val="22"/>
+          <w:szCs w:val="22"/>
+        </w:rPr>
+        <w:t xml:space="preserve">March 2026</w:t>
+      </w:r>
+    </w:p>
+    <w:p>
+      <w:r>
+        <w:br w:type="page"/>
+      </w:r>
+    </w:p>
+    <w:p>
+      <w:pPr>
+        <w:pStyle w:val="Heading1"/>
+        <w:pBdr>
+          <w:bottom w:color="1A3C7C" w:sz="4"/>
+        </w:pBdr>
+        <w:spacing w:after="200" w:before="480"/>
+      </w:pPr>
+      <w:r>
+        <w:rPr>
+          <w:rFonts w:ascii="Cambria" w:cs="Cambria" w:eastAsia="Cambria" w:hAnsi="Cambria"/>
+          <w:b/>
+          <w:bCs/>
+          <w:color w:val="1A3C7C"/>
+          <w:sz w:val="36"/>
+          <w:szCs w:val="36"/>
         </w:rPr>
         <w:t xml:space="preserve">Prerequisites</w:t>
       </w:r>
-    </w:p>
-    <w:p>
-      <w:pPr>
-        <w:spacing w:after="80"/>
-      </w:pPr>
-    </w:p>
-    <w:p>
-      <w:pPr>
-        <w:spacing w:after="60" w:before="120"/>
-      </w:pPr>
     </w:p>
     <w:tbl>
       <w:tblPr>
@@ -119,8 +126,8 @@
                 <w:b/>
                 <w:bCs/>
                 <w:color w:val="FFFFFF"/>
-                <w:sz w:val="20"/>
-                <w:szCs w:val="20"/>
+                <w:sz w:val="18"/>
+                <w:szCs w:val="18"/>
               </w:rPr>
               <w:t xml:space="preserve">Tool</w:t>
             </w:r>
@@ -141,8 +148,8 @@
                 <w:b/>
                 <w:bCs/>
                 <w:color w:val="FFFFFF"/>
-                <w:sz w:val="20"/>
-                <w:szCs w:val="20"/>
+                <w:sz w:val="18"/>
+                <w:szCs w:val="18"/>
               </w:rPr>
               <w:t xml:space="preserve">Minimum Version</w:t>
             </w:r>
@@ -163,8 +170,8 @@
                 <w:b/>
                 <w:bCs/>
                 <w:color w:val="FFFFFF"/>
-                <w:sz w:val="20"/>
-                <w:szCs w:val="20"/>
+                <w:sz w:val="18"/>
+                <w:szCs w:val="18"/>
               </w:rPr>
               <w:t xml:space="preserve">Notes</w:t>
             </w:r>
@@ -198,7 +205,7 @@
                 <w:sz w:val="22"/>
                 <w:szCs w:val="22"/>
               </w:rPr>
-              <w:t xml:space="preserve">10.0</w:t>
+              <w:t xml:space="preserve">8.0</w:t>
             </w:r>
           </w:p>
         </w:tc>
@@ -253,7 +260,7 @@
                 <w:sz w:val="22"/>
                 <w:szCs w:val="22"/>
               </w:rPr>
-              <w:t xml:space="preserve">2022 Developer Edition</w:t>
+              <w:t xml:space="preserve">2019 or 2022</w:t>
             </w:r>
           </w:p>
         </w:tc>
@@ -303,7 +310,7 @@
                 <w:sz w:val="22"/>
                 <w:szCs w:val="22"/>
               </w:rPr>
-              <w:t xml:space="preserve">20 LTS</w:t>
+              <w:t xml:space="preserve">18 LTS</w:t>
             </w:r>
           </w:p>
         </w:tc>
@@ -356,25 +363,25 @@
                 <w:sz w:val="22"/>
                 <w:szCs w:val="22"/>
               </w:rPr>
-              <w:t xml:space="preserve">17.12+</w:t>
-            </w:r>
-          </w:p>
-        </w:tc>
-        <w:tc>
-          <w:tcPr>
-            <w:shd w:fill="EEF2F8" w:color="EEF2F8" w:val="solid"/>
-          </w:tcPr>
-          <w:p>
-            <w:pPr>
-              <w:spacing w:after="40" w:before="40"/>
-            </w:pPr>
-            <w:r>
-              <w:rPr>
-                <w:rFonts w:ascii="Calibri" w:cs="Calibri" w:eastAsia="Calibri" w:hAnsi="Calibri"/>
-                <w:sz w:val="22"/>
-                <w:szCs w:val="22"/>
-              </w:rPr>
-              <w:t xml:space="preserve">Or VS Code with C# Dev Kit (.NET 10 requires 17.12+)</w:t>
+              <w:t xml:space="preserve">17.8+</w:t>
+            </w:r>
+          </w:p>
+        </w:tc>
+        <w:tc>
+          <w:tcPr>
+            <w:shd w:fill="EEF2F8" w:color="EEF2F8" w:val="solid"/>
+          </w:tcPr>
+          <w:p>
+            <w:pPr>
+              <w:spacing w:after="40" w:before="40"/>
+            </w:pPr>
+            <w:r>
+              <w:rPr>
+                <w:rFonts w:ascii="Calibri" w:cs="Calibri" w:eastAsia="Calibri" w:hAnsi="Calibri"/>
+                <w:sz w:val="22"/>
+                <w:szCs w:val="22"/>
+              </w:rPr>
+              <w:t xml:space="preserve">Or VS Code with C# Dev Kit</w:t>
             </w:r>
           </w:p>
         </w:tc>
@@ -428,27 +435,34 @@
       </w:tr>
     </w:tbl>
     <w:p>
-      <w:pPr>
-        <w:spacing w:after="120" w:before="60"/>
-      </w:pPr>
-    </w:p>
-    <w:p>
-      <w:pPr>
-        <w:spacing w:after="80"/>
-      </w:pPr>
-    </w:p>
-    <w:p>
-      <w:pPr>
+      <w:r>
+        <w:t xml:space="preserve"/>
+      </w:r>
+    </w:p>
+    <w:p>
+      <w:r>
+        <w:br w:type="page"/>
+      </w:r>
+    </w:p>
+    <w:p>
+      <w:pPr>
+        <w:pStyle w:val="Heading1"/>
         <w:pBdr>
-          <w:bottom w:color="1A3C7C" w:sz="2"/>
+          <w:bottom w:color="1A3C7C" w:sz="4"/>
         </w:pBdr>
-        <w:spacing w:after="240" w:before="240"/>
-      </w:pPr>
-    </w:p>
-    <w:p>
-      <w:pPr>
-        <w:spacing w:after="80"/>
-      </w:pPr>
+        <w:spacing w:after="200" w:before="480"/>
+      </w:pPr>
+      <w:r>
+        <w:rPr>
+          <w:rFonts w:ascii="Cambria" w:cs="Cambria" w:eastAsia="Cambria" w:hAnsi="Cambria"/>
+          <w:b/>
+          <w:bCs/>
+          <w:color w:val="1A3C7C"/>
+          <w:sz w:val="36"/>
+          <w:szCs w:val="36"/>
+        </w:rPr>
+        <w:t xml:space="preserve">Part 1 — Environment Setup (First Run)</w:t>
+      </w:r>
     </w:p>
     <w:p>
       <w:pPr>
@@ -464,35 +478,8 @@
           <w:sz w:val="28"/>
           <w:szCs w:val="28"/>
         </w:rPr>
-        <w:t xml:space="preserve">Part 1 — Environment Setup (First Run)</w:t>
-      </w:r>
-    </w:p>
-    <w:p>
-      <w:pPr>
-        <w:spacing w:after="80"/>
-      </w:pPr>
-    </w:p>
-    <w:p>
-      <w:pPr>
-        <w:pStyle w:val="Heading3"/>
-        <w:spacing w:after="80" w:before="240"/>
-      </w:pPr>
-      <w:r>
-        <w:rPr>
-          <w:rFonts w:ascii="Calibri" w:cs="Calibri" w:eastAsia="Calibri" w:hAnsi="Calibri"/>
-          <w:b/>
-          <w:bCs/>
-          <w:color w:val="333333"/>
-          <w:sz w:val="24"/>
-          <w:szCs w:val="24"/>
-        </w:rPr>
-        <w:t xml:space="preserve">Step 1 — Clone / Open Solution</w:t>
-      </w:r>
-    </w:p>
-    <w:p>
-      <w:pPr>
-        <w:spacing w:after="80"/>
-      </w:pPr>
+        <w:t xml:space="preserve">Step 1 — Open Solution</w:t>
+      </w:r>
     </w:p>
     <w:p>
       <w:pPr>
@@ -504,35 +491,27 @@
           <w:sz w:val="22"/>
           <w:szCs w:val="22"/>
         </w:rPr>
-        <w:t xml:space="preserve">Open the solution file in Visual Studio:
-</w:t>
-      </w:r>
-    </w:p>
-    <w:p>
-      <w:pPr>
-        <w:spacing w:after="80"/>
-      </w:pPr>
+        <w:t xml:space="preserve">Open the solution file in Visual Studio:</w:t>
+      </w:r>
     </w:p>
     <w:p>
       <w:pPr>
         <w:shd w:fill="F5F5F5" w:color="F5F5F5" w:val="solid"/>
-        <w:spacing w:after="40"/>
-      </w:pPr>
-      <w:r>
-        <w:rPr>
-          <w:rFonts w:ascii="Courier New" w:cs="Courier New" w:eastAsia="Courier New" w:hAnsi="Courier New"/>
-          <w:color w:val="222222"/>
+        <w:spacing w:after="30" w:before="30"/>
+      </w:pPr>
+      <w:r>
+        <w:rPr>
+          <w:rFonts w:ascii="Courier New" w:cs="Courier New" w:eastAsia="Courier New" w:hAnsi="Courier New"/>
           <w:sz w:val="18"/>
           <w:szCs w:val="18"/>
         </w:rPr>
-        <w:t xml:space="preserve">c:\Copilot CLI\EBook Web Api Project\Automatic\EBookLibrary\EBookLibrary.sln
-</w:t>
-      </w:r>
-    </w:p>
-    <w:p>
-      <w:pPr>
-        <w:spacing w:after="80"/>
-      </w:pPr>
+        <w:t xml:space="preserve">c:\Copilot CLI\EBook Web Api Project\Automatic\EBookLibrary\EBookLibrary.sln</w:t>
+      </w:r>
+    </w:p>
+    <w:p>
+      <w:r>
+        <w:t xml:space="preserve"/>
+      </w:r>
     </w:p>
     <w:p>
       <w:pPr>
@@ -544,721 +523,41 @@
           <w:sz w:val="22"/>
           <w:szCs w:val="22"/>
         </w:rPr>
-        <w:t xml:space="preserve">Or from the terminal:
-</w:t>
-      </w:r>
-    </w:p>
-    <w:p>
-      <w:pPr>
-        <w:spacing w:after="80"/>
-      </w:pPr>
+        <w:t xml:space="preserve">Or from the terminal:</w:t>
+      </w:r>
     </w:p>
     <w:p>
       <w:pPr>
         <w:shd w:fill="F5F5F5" w:color="F5F5F5" w:val="solid"/>
-        <w:spacing w:after="40"/>
-      </w:pPr>
-      <w:r>
-        <w:rPr>
-          <w:rFonts w:ascii="Courier New" w:cs="Courier New" w:eastAsia="Courier New" w:hAnsi="Courier New"/>
-          <w:color w:val="222222"/>
+        <w:spacing w:after="30" w:before="30"/>
+      </w:pPr>
+      <w:r>
+        <w:rPr>
+          <w:rFonts w:ascii="Courier New" w:cs="Courier New" w:eastAsia="Courier New" w:hAnsi="Courier New"/>
           <w:sz w:val="18"/>
           <w:szCs w:val="18"/>
         </w:rPr>
-        <w:t xml:space="preserve">cd "c:\Copilot CLI\EBook Web Api Project\Automatic\EBookLibrary"
-</w:t>
+        <w:t xml:space="preserve">cd "c:\Copilot CLI\EBook Web Api Project\Automatic\EBookLibrary"</w:t>
       </w:r>
     </w:p>
     <w:p>
       <w:pPr>
         <w:shd w:fill="F5F5F5" w:color="F5F5F5" w:val="solid"/>
-        <w:spacing w:after="40"/>
-      </w:pPr>
-      <w:r>
-        <w:rPr>
-          <w:rFonts w:ascii="Courier New" w:cs="Courier New" w:eastAsia="Courier New" w:hAnsi="Courier New"/>
-          <w:color w:val="222222"/>
+        <w:spacing w:after="30" w:before="30"/>
+      </w:pPr>
+      <w:r>
+        <w:rPr>
+          <w:rFonts w:ascii="Courier New" w:cs="Courier New" w:eastAsia="Courier New" w:hAnsi="Courier New"/>
           <w:sz w:val="18"/>
           <w:szCs w:val="18"/>
         </w:rPr>
-        <w:t xml:space="preserve">start EBookLibrary.sln
-</w:t>
-      </w:r>
-    </w:p>
-    <w:p>
-      <w:pPr>
-        <w:spacing w:after="80"/>
-      </w:pPr>
-    </w:p>
-    <w:p>
-      <w:pPr>
-        <w:pStyle w:val="Heading3"/>
-        <w:spacing w:after="80" w:before="240"/>
-      </w:pPr>
-      <w:r>
-        <w:rPr>
-          <w:rFonts w:ascii="Calibri" w:cs="Calibri" w:eastAsia="Calibri" w:hAnsi="Calibri"/>
-          <w:b/>
-          <w:bCs/>
-          <w:color w:val="333333"/>
-          <w:sz w:val="24"/>
-          <w:szCs w:val="24"/>
-        </w:rPr>
-        <w:t xml:space="preserve">Step 2 — Verify SQL Server is Running</w:t>
-      </w:r>
-    </w:p>
-    <w:p>
-      <w:pPr>
-        <w:spacing w:after="80"/>
-      </w:pPr>
-    </w:p>
-    <w:p>
-      <w:pPr>
-        <w:spacing w:after="120" w:before="60"/>
-      </w:pPr>
-      <w:r>
-        <w:rPr>
-          <w:rFonts w:ascii="Calibri" w:cs="Calibri" w:eastAsia="Calibri" w:hAnsi="Calibri"/>
-          <w:sz w:val="22"/>
-          <w:szCs w:val="22"/>
-        </w:rPr>
-        <w:t xml:space="preserve">The API connects to SQL Server using Windows Authentication and creates the database automatically on first run. Verify SQL Server is running:
-</w:t>
-      </w:r>
-    </w:p>
-    <w:p>
-      <w:pPr>
-        <w:spacing w:after="80"/>
-      </w:pPr>
-    </w:p>
-    <w:p>
-      <w:pPr>
-        <w:shd w:fill="F5F5F5" w:color="F5F5F5" w:val="solid"/>
-        <w:spacing w:after="40"/>
-      </w:pPr>
-      <w:r>
-        <w:rPr>
-          <w:rFonts w:ascii="Courier New" w:cs="Courier New" w:eastAsia="Courier New" w:hAnsi="Courier New"/>
-          <w:color w:val="222222"/>
-          <w:sz w:val="18"/>
-          <w:szCs w:val="18"/>
-        </w:rPr>
-        <w:t xml:space="preserve"># Check SQL Server service status
-</w:t>
-      </w:r>
-    </w:p>
-    <w:p>
-      <w:pPr>
-        <w:shd w:fill="F5F5F5" w:color="F5F5F5" w:val="solid"/>
-        <w:spacing w:after="40"/>
-      </w:pPr>
-      <w:r>
-        <w:rPr>
-          <w:rFonts w:ascii="Courier New" w:cs="Courier New" w:eastAsia="Courier New" w:hAnsi="Courier New"/>
-          <w:color w:val="222222"/>
-          <w:sz w:val="18"/>
-          <w:szCs w:val="18"/>
-        </w:rPr>
-        <w:t xml:space="preserve">Get-Service -Name 'MSSQLSERVER','MSSQL$*' | Select-Object Name, Status
-</w:t>
-      </w:r>
-    </w:p>
-    <w:p>
-      <w:pPr>
-        <w:spacing w:after="80"/>
-      </w:pPr>
-    </w:p>
-    <w:p>
-      <w:pPr>
-        <w:spacing w:after="120" w:before="60"/>
-      </w:pPr>
-      <w:r>
-        <w:rPr>
-          <w:rFonts w:ascii="Calibri" w:cs="Calibri" w:eastAsia="Calibri" w:hAnsi="Calibri"/>
-          <w:sz w:val="22"/>
-          <w:szCs w:val="22"/>
-        </w:rPr>
-        <w:t xml:space="preserve">If stopped, start it:
-</w:t>
-      </w:r>
-    </w:p>
-    <w:p>
-      <w:pPr>
-        <w:spacing w:after="80"/>
-      </w:pPr>
-    </w:p>
-    <w:p>
-      <w:pPr>
-        <w:shd w:fill="F5F5F5" w:color="F5F5F5" w:val="solid"/>
-        <w:spacing w:after="40"/>
-      </w:pPr>
-      <w:r>
-        <w:rPr>
-          <w:rFonts w:ascii="Courier New" w:cs="Courier New" w:eastAsia="Courier New" w:hAnsi="Courier New"/>
-          <w:color w:val="222222"/>
-          <w:sz w:val="18"/>
-          <w:szCs w:val="18"/>
-        </w:rPr>
-        <w:t xml:space="preserve">Start-Service MSSQLSERVER
-</w:t>
-      </w:r>
-    </w:p>
-    <w:p>
-      <w:pPr>
-        <w:shd w:fill="F5F5F5" w:color="F5F5F5" w:val="solid"/>
-        <w:spacing w:after="40"/>
-      </w:pPr>
-      <w:r>
-        <w:rPr>
-          <w:rFonts w:ascii="Courier New" w:cs="Courier New" w:eastAsia="Courier New" w:hAnsi="Courier New"/>
-          <w:color w:val="222222"/>
-          <w:sz w:val="18"/>
-          <w:szCs w:val="18"/>
-        </w:rPr>
-        <w:t xml:space="preserve"># or for LocalDB:
-</w:t>
-      </w:r>
-    </w:p>
-    <w:p>
-      <w:pPr>
-        <w:shd w:fill="F5F5F5" w:color="F5F5F5" w:val="solid"/>
-        <w:spacing w:after="40"/>
-      </w:pPr>
-      <w:r>
-        <w:rPr>
-          <w:rFonts w:ascii="Courier New" w:cs="Courier New" w:eastAsia="Courier New" w:hAnsi="Courier New"/>
-          <w:color w:val="222222"/>
-          <w:sz w:val="18"/>
-          <w:szCs w:val="18"/>
-        </w:rPr>
-        <w:t xml:space="preserve">sqllocaldb start MSSQLLocalDB
-</w:t>
-      </w:r>
-    </w:p>
-    <w:p>
-      <w:pPr>
-        <w:spacing w:after="80"/>
-      </w:pPr>
-    </w:p>
-    <w:p>
-      <w:pPr>
-        <w:spacing w:after="120" w:before="60"/>
-      </w:pPr>
-      <w:r>
-        <w:rPr>
-          <w:rFonts w:ascii="Calibri" w:cs="Calibri" w:eastAsia="Calibri" w:hAnsi="Calibri"/>
-          <w:sz w:val="22"/>
-          <w:szCs w:val="22"/>
-        </w:rPr>
-        <w:t xml:space="preserve">The default connection string targets:
-</w:t>
-      </w:r>
-    </w:p>
-    <w:p>
-      <w:pPr>
-        <w:spacing w:after="80"/>
-      </w:pPr>
-    </w:p>
-    <w:p>
-      <w:pPr>
-        <w:shd w:fill="F5F5F5" w:color="F5F5F5" w:val="solid"/>
-        <w:spacing w:after="40"/>
-      </w:pPr>
-      <w:r>
-        <w:rPr>
-          <w:rFonts w:ascii="Courier New" w:cs="Courier New" w:eastAsia="Courier New" w:hAnsi="Courier New"/>
-          <w:color w:val="222222"/>
-          <w:sz w:val="18"/>
-          <w:szCs w:val="18"/>
-        </w:rPr>
-        <w:t xml:space="preserve">Server=localhost;Database=EBookLibraryDb;Trusted_Connection=True;TrustServerCertificate=True
-</w:t>
-      </w:r>
-    </w:p>
-    <w:p>
-      <w:pPr>
-        <w:spacing w:after="80"/>
-      </w:pPr>
-    </w:p>
-    <w:p>
-      <w:pPr>
-        <w:spacing w:after="120" w:before="60"/>
-      </w:pPr>
-      <w:r>
-        <w:rPr>
-          <w:rFonts w:ascii="Calibri" w:cs="Calibri" w:eastAsia="Calibri" w:hAnsi="Calibri"/>
-          <w:sz w:val="22"/>
-          <w:szCs w:val="22"/>
-        </w:rPr>
-        <w:t xml:space="preserve">To use a named instance or LocalDB, edit </w:t>
-      </w:r>
-      <w:r>
-        <w:rPr>
-          <w:rFonts w:ascii="Courier New" w:cs="Courier New" w:eastAsia="Courier New" w:hAnsi="Courier New"/>
-          <w:color w:val="B0133A"/>
-          <w:sz w:val="20"/>
-          <w:szCs w:val="20"/>
-          <w:shd w:fill="F0F0F0" w:color="F0F0F0" w:val="solid"/>
-        </w:rPr>
-        <w:t xml:space="preserve">appsettings.Development.json</w:t>
-      </w:r>
-      <w:r>
-        <w:rPr>
-          <w:rFonts w:ascii="Calibri" w:cs="Calibri" w:eastAsia="Calibri" w:hAnsi="Calibri"/>
-          <w:sz w:val="22"/>
-          <w:szCs w:val="22"/>
-        </w:rPr>
-        <w:t xml:space="preserve"> (create it if it does not exist):
-</w:t>
-      </w:r>
-    </w:p>
-    <w:p>
-      <w:pPr>
-        <w:spacing w:after="80"/>
-      </w:pPr>
-    </w:p>
-    <w:p>
-      <w:pPr>
-        <w:shd w:fill="F5F5F5" w:color="F5F5F5" w:val="solid"/>
-        <w:spacing w:after="40"/>
-      </w:pPr>
-      <w:r>
-        <w:rPr>
-          <w:rFonts w:ascii="Courier New" w:cs="Courier New" w:eastAsia="Courier New" w:hAnsi="Courier New"/>
-          <w:color w:val="222222"/>
-          <w:sz w:val="18"/>
-          <w:szCs w:val="18"/>
-        </w:rPr>
-        <w:t xml:space="preserve">{
-</w:t>
-      </w:r>
-    </w:p>
-    <w:p>
-      <w:pPr>
-        <w:shd w:fill="F5F5F5" w:color="F5F5F5" w:val="solid"/>
-        <w:spacing w:after="40"/>
-      </w:pPr>
-      <w:r>
-        <w:rPr>
-          <w:rFonts w:ascii="Courier New" w:cs="Courier New" w:eastAsia="Courier New" w:hAnsi="Courier New"/>
-          <w:color w:val="222222"/>
-          <w:sz w:val="18"/>
-          <w:szCs w:val="18"/>
-        </w:rPr>
-        <w:t xml:space="preserve">  "ConnectionStrings": {
-</w:t>
-      </w:r>
-    </w:p>
-    <w:p>
-      <w:pPr>
-        <w:shd w:fill="F5F5F5" w:color="F5F5F5" w:val="solid"/>
-        <w:spacing w:after="40"/>
-      </w:pPr>
-      <w:r>
-        <w:rPr>
-          <w:rFonts w:ascii="Courier New" w:cs="Courier New" w:eastAsia="Courier New" w:hAnsi="Courier New"/>
-          <w:color w:val="222222"/>
-          <w:sz w:val="18"/>
-          <w:szCs w:val="18"/>
-        </w:rPr>
-        <w:t xml:space="preserve">    "DefaultConnection": "Server=(localdb)\\MSSQLLocalDB;Database=EBookLibraryDb;Trusted_Connection=True;TrustServerCertificate=True"
-</w:t>
-      </w:r>
-    </w:p>
-    <w:p>
-      <w:pPr>
-        <w:shd w:fill="F5F5F5" w:color="F5F5F5" w:val="solid"/>
-        <w:spacing w:after="40"/>
-      </w:pPr>
-      <w:r>
-        <w:rPr>
-          <w:rFonts w:ascii="Courier New" w:cs="Courier New" w:eastAsia="Courier New" w:hAnsi="Courier New"/>
-          <w:color w:val="222222"/>
-          <w:sz w:val="18"/>
-          <w:szCs w:val="18"/>
-        </w:rPr>
-        <w:t xml:space="preserve">  }
-</w:t>
-      </w:r>
-    </w:p>
-    <w:p>
-      <w:pPr>
-        <w:shd w:fill="F5F5F5" w:color="F5F5F5" w:val="solid"/>
-        <w:spacing w:after="40"/>
-      </w:pPr>
-      <w:r>
-        <w:rPr>
-          <w:rFonts w:ascii="Courier New" w:cs="Courier New" w:eastAsia="Courier New" w:hAnsi="Courier New"/>
-          <w:color w:val="222222"/>
-          <w:sz w:val="18"/>
-          <w:szCs w:val="18"/>
-        </w:rPr>
-        <w:t xml:space="preserve">}
-</w:t>
-      </w:r>
-    </w:p>
-    <w:p>
-      <w:pPr>
-        <w:spacing w:after="80"/>
-      </w:pPr>
-    </w:p>
-    <w:p>
-      <w:pPr>
-        <w:pStyle w:val="Heading3"/>
-        <w:spacing w:after="80" w:before="240"/>
-      </w:pPr>
-      <w:r>
-        <w:rPr>
-          <w:rFonts w:ascii="Calibri" w:cs="Calibri" w:eastAsia="Calibri" w:hAnsi="Calibri"/>
-          <w:b/>
-          <w:bCs/>
-          <w:color w:val="333333"/>
-          <w:sz w:val="24"/>
-          <w:szCs w:val="24"/>
-        </w:rPr>
-        <w:t xml:space="preserve">Step 3 — Verify the Secret Key</w:t>
-      </w:r>
-    </w:p>
-    <w:p>
-      <w:pPr>
-        <w:spacing w:after="80"/>
-      </w:pPr>
-    </w:p>
-    <w:p>
-      <w:pPr>
-        <w:spacing w:after="120" w:before="60"/>
-      </w:pPr>
-      <w:r>
-        <w:rPr>
-          <w:rFonts w:ascii="Calibri" w:cs="Calibri" w:eastAsia="Calibri" w:hAnsi="Calibri"/>
-          <w:sz w:val="22"/>
-          <w:szCs w:val="22"/>
-        </w:rPr>
-        <w:t xml:space="preserve">Open </w:t>
-      </w:r>
-      <w:r>
-        <w:rPr>
-          <w:rFonts w:ascii="Courier New" w:cs="Courier New" w:eastAsia="Courier New" w:hAnsi="Courier New"/>
-          <w:color w:val="B0133A"/>
-          <w:sz w:val="20"/>
-          <w:szCs w:val="20"/>
-          <w:shd w:fill="F0F0F0" w:color="F0F0F0" w:val="solid"/>
-        </w:rPr>
-        <w:t xml:space="preserve">src\EBookLibrary.WebApi\appsettings.json</w:t>
-      </w:r>
-      <w:r>
-        <w:rPr>
-          <w:rFonts w:ascii="Calibri" w:cs="Calibri" w:eastAsia="Calibri" w:hAnsi="Calibri"/>
-          <w:sz w:val="22"/>
-          <w:szCs w:val="22"/>
-        </w:rPr>
-        <w:t xml:space="preserve"> and confirm </w:t>
-      </w:r>
-      <w:r>
-        <w:rPr>
-          <w:rFonts w:ascii="Courier New" w:cs="Courier New" w:eastAsia="Courier New" w:hAnsi="Courier New"/>
-          <w:color w:val="B0133A"/>
-          <w:sz w:val="20"/>
-          <w:szCs w:val="20"/>
-          <w:shd w:fill="F0F0F0" w:color="F0F0F0" w:val="solid"/>
-        </w:rPr>
-        <w:t xml:space="preserve">JwtSettings.SecretKey</w:t>
-      </w:r>
-      <w:r>
-        <w:rPr>
-          <w:rFonts w:ascii="Calibri" w:cs="Calibri" w:eastAsia="Calibri" w:hAnsi="Calibri"/>
-          <w:sz w:val="22"/>
-          <w:szCs w:val="22"/>
-        </w:rPr>
-        <w:t xml:space="preserve"> is at least 64 characters. In Development, replace the placeholder with any 64+ character string:
-</w:t>
-      </w:r>
-    </w:p>
-    <w:p>
-      <w:pPr>
-        <w:spacing w:after="80"/>
-      </w:pPr>
-    </w:p>
-    <w:p>
-      <w:pPr>
-        <w:shd w:fill="F5F5F5" w:color="F5F5F5" w:val="solid"/>
-        <w:spacing w:after="40"/>
-      </w:pPr>
-      <w:r>
-        <w:rPr>
-          <w:rFonts w:ascii="Courier New" w:cs="Courier New" w:eastAsia="Courier New" w:hAnsi="Courier New"/>
-          <w:color w:val="222222"/>
-          <w:sz w:val="18"/>
-          <w:szCs w:val="18"/>
-        </w:rPr>
-        <w:t xml:space="preserve">{
-</w:t>
-      </w:r>
-    </w:p>
-    <w:p>
-      <w:pPr>
-        <w:shd w:fill="F5F5F5" w:color="F5F5F5" w:val="solid"/>
-        <w:spacing w:after="40"/>
-      </w:pPr>
-      <w:r>
-        <w:rPr>
-          <w:rFonts w:ascii="Courier New" w:cs="Courier New" w:eastAsia="Courier New" w:hAnsi="Courier New"/>
-          <w:color w:val="222222"/>
-          <w:sz w:val="18"/>
-          <w:szCs w:val="18"/>
-        </w:rPr>
-        <w:t xml:space="preserve">  "JwtSettings": {
-</w:t>
-      </w:r>
-    </w:p>
-    <w:p>
-      <w:pPr>
-        <w:shd w:fill="F5F5F5" w:color="F5F5F5" w:val="solid"/>
-        <w:spacing w:after="40"/>
-      </w:pPr>
-      <w:r>
-        <w:rPr>
-          <w:rFonts w:ascii="Courier New" w:cs="Courier New" w:eastAsia="Courier New" w:hAnsi="Courier New"/>
-          <w:color w:val="222222"/>
-          <w:sz w:val="18"/>
-          <w:szCs w:val="18"/>
-        </w:rPr>
-        <w:t xml:space="preserve">    "SecretKey": "dev-secret-key-replace-in-production-at-least-64-characters-long-ok",
-</w:t>
-      </w:r>
-    </w:p>
-    <w:p>
-      <w:pPr>
-        <w:shd w:fill="F5F5F5" w:color="F5F5F5" w:val="solid"/>
-        <w:spacing w:after="40"/>
-      </w:pPr>
-      <w:r>
-        <w:rPr>
-          <w:rFonts w:ascii="Courier New" w:cs="Courier New" w:eastAsia="Courier New" w:hAnsi="Courier New"/>
-          <w:color w:val="222222"/>
-          <w:sz w:val="18"/>
-          <w:szCs w:val="18"/>
-        </w:rPr>
-        <w:t xml:space="preserve">    "Issuer": "EBookLibrary",
-</w:t>
-      </w:r>
-    </w:p>
-    <w:p>
-      <w:pPr>
-        <w:shd w:fill="F5F5F5" w:color="F5F5F5" w:val="solid"/>
-        <w:spacing w:after="40"/>
-      </w:pPr>
-      <w:r>
-        <w:rPr>
-          <w:rFonts w:ascii="Courier New" w:cs="Courier New" w:eastAsia="Courier New" w:hAnsi="Courier New"/>
-          <w:color w:val="222222"/>
-          <w:sz w:val="18"/>
-          <w:szCs w:val="18"/>
-        </w:rPr>
-        <w:t xml:space="preserve">    "Audience": "EBookLibraryUsers",
-</w:t>
-      </w:r>
-    </w:p>
-    <w:p>
-      <w:pPr>
-        <w:shd w:fill="F5F5F5" w:color="F5F5F5" w:val="solid"/>
-        <w:spacing w:after="40"/>
-      </w:pPr>
-      <w:r>
-        <w:rPr>
-          <w:rFonts w:ascii="Courier New" w:cs="Courier New" w:eastAsia="Courier New" w:hAnsi="Courier New"/>
-          <w:color w:val="222222"/>
-          <w:sz w:val="18"/>
-          <w:szCs w:val="18"/>
-        </w:rPr>
-        <w:t xml:space="preserve">    "ExpiryInMinutes": 60
-</w:t>
-      </w:r>
-    </w:p>
-    <w:p>
-      <w:pPr>
-        <w:shd w:fill="F5F5F5" w:color="F5F5F5" w:val="solid"/>
-        <w:spacing w:after="40"/>
-      </w:pPr>
-      <w:r>
-        <w:rPr>
-          <w:rFonts w:ascii="Courier New" w:cs="Courier New" w:eastAsia="Courier New" w:hAnsi="Courier New"/>
-          <w:color w:val="222222"/>
-          <w:sz w:val="18"/>
-          <w:szCs w:val="18"/>
-        </w:rPr>
-        <w:t xml:space="preserve">  }
-</w:t>
-      </w:r>
-    </w:p>
-    <w:p>
-      <w:pPr>
-        <w:shd w:fill="F5F5F5" w:color="F5F5F5" w:val="solid"/>
-        <w:spacing w:after="40"/>
-      </w:pPr>
-      <w:r>
-        <w:rPr>
-          <w:rFonts w:ascii="Courier New" w:cs="Courier New" w:eastAsia="Courier New" w:hAnsi="Courier New"/>
-          <w:color w:val="222222"/>
-          <w:sz w:val="18"/>
-          <w:szCs w:val="18"/>
-        </w:rPr>
-        <w:t xml:space="preserve">}
-</w:t>
-      </w:r>
-    </w:p>
-    <w:p>
-      <w:pPr>
-        <w:spacing w:after="80"/>
-      </w:pPr>
-    </w:p>
-    <w:p>
-      <w:pPr>
-        <w:pStyle w:val="Heading3"/>
-        <w:spacing w:after="80" w:before="240"/>
-      </w:pPr>
-      <w:r>
-        <w:rPr>
-          <w:rFonts w:ascii="Calibri" w:cs="Calibri" w:eastAsia="Calibri" w:hAnsi="Calibri"/>
-          <w:b/>
-          <w:bCs/>
-          <w:color w:val="333333"/>
-          <w:sz w:val="24"/>
-          <w:szCs w:val="24"/>
-        </w:rPr>
-        <w:t xml:space="preserve">Step 4 — Verify Book File Storage Path</w:t>
-      </w:r>
-    </w:p>
-    <w:p>
-      <w:pPr>
-        <w:spacing w:after="80"/>
-      </w:pPr>
-    </w:p>
-    <w:p>
-      <w:pPr>
-        <w:spacing w:after="120" w:before="60"/>
-      </w:pPr>
-      <w:r>
-        <w:rPr>
-          <w:rFonts w:ascii="Calibri" w:cs="Calibri" w:eastAsia="Calibri" w:hAnsi="Calibri"/>
-          <w:sz w:val="22"/>
-          <w:szCs w:val="22"/>
-        </w:rPr>
-        <w:t xml:space="preserve">The API stores uploaded </w:t>
-      </w:r>
-      <w:r>
-        <w:rPr>
-          <w:rFonts w:ascii="Courier New" w:cs="Courier New" w:eastAsia="Courier New" w:hAnsi="Courier New"/>
-          <w:color w:val="B0133A"/>
-          <w:sz w:val="20"/>
-          <w:szCs w:val="20"/>
-          <w:shd w:fill="F0F0F0" w:color="F0F0F0" w:val="solid"/>
-        </w:rPr>
-        <w:t xml:space="preserve">.epub</w:t>
-      </w:r>
-      <w:r>
-        <w:rPr>
-          <w:rFonts w:ascii="Calibri" w:cs="Calibri" w:eastAsia="Calibri" w:hAnsi="Calibri"/>
-          <w:sz w:val="22"/>
-          <w:szCs w:val="22"/>
-        </w:rPr>
-        <w:t xml:space="preserve"> files at the path in </w:t>
-      </w:r>
-      <w:r>
-        <w:rPr>
-          <w:rFonts w:ascii="Courier New" w:cs="Courier New" w:eastAsia="Courier New" w:hAnsi="Courier New"/>
-          <w:color w:val="B0133A"/>
-          <w:sz w:val="20"/>
-          <w:szCs w:val="20"/>
-          <w:shd w:fill="F0F0F0" w:color="F0F0F0" w:val="solid"/>
-        </w:rPr>
-        <w:t xml:space="preserve">FileStorageSettings.BasePath</w:t>
-      </w:r>
-      <w:r>
-        <w:rPr>
-          <w:rFonts w:ascii="Calibri" w:cs="Calibri" w:eastAsia="Calibri" w:hAnsi="Calibri"/>
-          <w:sz w:val="22"/>
-          <w:szCs w:val="22"/>
-        </w:rPr>
-        <w:t xml:space="preserve">. Create the folder if it does not exist:
-</w:t>
-      </w:r>
-    </w:p>
-    <w:p>
-      <w:pPr>
-        <w:spacing w:after="80"/>
-      </w:pPr>
-    </w:p>
-    <w:p>
-      <w:pPr>
-        <w:shd w:fill="F5F5F5" w:color="F5F5F5" w:val="solid"/>
-        <w:spacing w:after="40"/>
-      </w:pPr>
-      <w:r>
-        <w:rPr>
-          <w:rFonts w:ascii="Courier New" w:cs="Courier New" w:eastAsia="Courier New" w:hAnsi="Courier New"/>
-          <w:color w:val="222222"/>
-          <w:sz w:val="18"/>
-          <w:szCs w:val="18"/>
-        </w:rPr>
-        <w:t xml:space="preserve">New-Item -ItemType Directory -Force -Path "C:\EBookLibrary\Books"
-</w:t>
-      </w:r>
-    </w:p>
-    <w:p>
-      <w:pPr>
-        <w:spacing w:after="80"/>
-      </w:pPr>
-    </w:p>
-    <w:p>
-      <w:pPr>
-        <w:spacing w:after="120" w:before="60"/>
-      </w:pPr>
-      <w:r>
-        <w:rPr>
-          <w:rFonts w:ascii="Calibri" w:cs="Calibri" w:eastAsia="Calibri" w:hAnsi="Calibri"/>
-          <w:sz w:val="22"/>
-          <w:szCs w:val="22"/>
-        </w:rPr>
-        <w:t xml:space="preserve">You can change this path in </w:t>
-      </w:r>
-      <w:r>
-        <w:rPr>
-          <w:rFonts w:ascii="Courier New" w:cs="Courier New" w:eastAsia="Courier New" w:hAnsi="Courier New"/>
-          <w:color w:val="B0133A"/>
-          <w:sz w:val="20"/>
-          <w:szCs w:val="20"/>
-          <w:shd w:fill="F0F0F0" w:color="F0F0F0" w:val="solid"/>
-        </w:rPr>
-        <w:t xml:space="preserve">appsettings.json</w:t>
-      </w:r>
-      <w:r>
-        <w:rPr>
-          <w:rFonts w:ascii="Calibri" w:cs="Calibri" w:eastAsia="Calibri" w:hAnsi="Calibri"/>
-          <w:sz w:val="22"/>
-          <w:szCs w:val="22"/>
-        </w:rPr>
-        <w:t xml:space="preserve"> to any writable folder.
-</w:t>
-      </w:r>
-    </w:p>
-    <w:p>
-      <w:pPr>
-        <w:spacing w:after="80"/>
-      </w:pPr>
-    </w:p>
-    <w:p>
-      <w:pPr>
-        <w:pBdr>
-          <w:bottom w:color="1A3C7C" w:sz="2"/>
-        </w:pBdr>
-        <w:spacing w:after="240" w:before="240"/>
-      </w:pPr>
-    </w:p>
-    <w:p>
-      <w:pPr>
-        <w:spacing w:after="80"/>
-      </w:pPr>
+        <w:t xml:space="preserve">start EBookLibrary.sln</w:t>
+      </w:r>
+    </w:p>
+    <w:p>
+      <w:r>
+        <w:t xml:space="preserve"/>
+      </w:r>
     </w:p>
     <w:p>
       <w:pPr>
@@ -1274,35 +573,562 @@
           <w:sz w:val="28"/>
           <w:szCs w:val="28"/>
         </w:rPr>
-        <w:t xml:space="preserve">Part 2 — Starting the Web API</w:t>
-      </w:r>
-    </w:p>
-    <w:p>
-      <w:pPr>
-        <w:spacing w:after="80"/>
-      </w:pPr>
-    </w:p>
-    <w:p>
-      <w:pPr>
-        <w:pStyle w:val="Heading3"/>
-        <w:spacing w:after="80" w:before="240"/>
-      </w:pPr>
-      <w:r>
-        <w:rPr>
-          <w:rFonts w:ascii="Calibri" w:cs="Calibri" w:eastAsia="Calibri" w:hAnsi="Calibri"/>
+        <w:t xml:space="preserve">Step 2 — Verify SQL Server is Running</w:t>
+      </w:r>
+    </w:p>
+    <w:p>
+      <w:pPr>
+        <w:spacing w:after="120" w:before="60"/>
+      </w:pPr>
+      <w:r>
+        <w:rPr>
+          <w:rFonts w:ascii="Calibri" w:cs="Calibri" w:eastAsia="Calibri" w:hAnsi="Calibri"/>
+          <w:sz w:val="22"/>
+          <w:szCs w:val="22"/>
+        </w:rPr>
+        <w:t xml:space="preserve">The API connects to SQL Server using Windows Authentication and creates the database automatically on first run.</w:t>
+      </w:r>
+    </w:p>
+    <w:p>
+      <w:pPr>
+        <w:shd w:fill="F5F5F5" w:color="F5F5F5" w:val="solid"/>
+        <w:spacing w:after="30" w:before="30"/>
+      </w:pPr>
+      <w:r>
+        <w:rPr>
+          <w:rFonts w:ascii="Courier New" w:cs="Courier New" w:eastAsia="Courier New" w:hAnsi="Courier New"/>
+          <w:sz w:val="18"/>
+          <w:szCs w:val="18"/>
+        </w:rPr>
+        <w:t xml:space="preserve"># Check SQL Server service status</w:t>
+      </w:r>
+    </w:p>
+    <w:p>
+      <w:pPr>
+        <w:shd w:fill="F5F5F5" w:color="F5F5F5" w:val="solid"/>
+        <w:spacing w:after="30" w:before="30"/>
+      </w:pPr>
+      <w:r>
+        <w:rPr>
+          <w:rFonts w:ascii="Courier New" w:cs="Courier New" w:eastAsia="Courier New" w:hAnsi="Courier New"/>
+          <w:sz w:val="18"/>
+          <w:szCs w:val="18"/>
+        </w:rPr>
+        <w:t xml:space="preserve">Get-Service -Name 'MSSQLSERVER','MSSQL$*' | Select-Object Name, Status</w:t>
+      </w:r>
+    </w:p>
+    <w:p>
+      <w:r>
+        <w:t xml:space="preserve"/>
+      </w:r>
+    </w:p>
+    <w:p>
+      <w:pPr>
+        <w:spacing w:after="120" w:before="60"/>
+      </w:pPr>
+      <w:r>
+        <w:rPr>
+          <w:rFonts w:ascii="Calibri" w:cs="Calibri" w:eastAsia="Calibri" w:hAnsi="Calibri"/>
+          <w:sz w:val="22"/>
+          <w:szCs w:val="22"/>
+        </w:rPr>
+        <w:t xml:space="preserve">If stopped, start it:</w:t>
+      </w:r>
+    </w:p>
+    <w:p>
+      <w:pPr>
+        <w:shd w:fill="F5F5F5" w:color="F5F5F5" w:val="solid"/>
+        <w:spacing w:after="30" w:before="30"/>
+      </w:pPr>
+      <w:r>
+        <w:rPr>
+          <w:rFonts w:ascii="Courier New" w:cs="Courier New" w:eastAsia="Courier New" w:hAnsi="Courier New"/>
+          <w:sz w:val="18"/>
+          <w:szCs w:val="18"/>
+        </w:rPr>
+        <w:t xml:space="preserve">Start-Service MSSQLSERVER</w:t>
+      </w:r>
+    </w:p>
+    <w:p>
+      <w:pPr>
+        <w:shd w:fill="F5F5F5" w:color="F5F5F5" w:val="solid"/>
+        <w:spacing w:after="30" w:before="30"/>
+      </w:pPr>
+      <w:r>
+        <w:rPr>
+          <w:rFonts w:ascii="Courier New" w:cs="Courier New" w:eastAsia="Courier New" w:hAnsi="Courier New"/>
+          <w:sz w:val="18"/>
+          <w:szCs w:val="18"/>
+        </w:rPr>
+        <w:t xml:space="preserve"># or for LocalDB:</w:t>
+      </w:r>
+    </w:p>
+    <w:p>
+      <w:pPr>
+        <w:shd w:fill="F5F5F5" w:color="F5F5F5" w:val="solid"/>
+        <w:spacing w:after="30" w:before="30"/>
+      </w:pPr>
+      <w:r>
+        <w:rPr>
+          <w:rFonts w:ascii="Courier New" w:cs="Courier New" w:eastAsia="Courier New" w:hAnsi="Courier New"/>
+          <w:sz w:val="18"/>
+          <w:szCs w:val="18"/>
+        </w:rPr>
+        <w:t xml:space="preserve">sqllocaldb start MSSQLLocalDB</w:t>
+      </w:r>
+    </w:p>
+    <w:p>
+      <w:r>
+        <w:t xml:space="preserve"/>
+      </w:r>
+    </w:p>
+    <w:p>
+      <w:pPr>
+        <w:spacing w:after="120" w:before="60"/>
+      </w:pPr>
+      <w:r>
+        <w:rPr>
+          <w:rFonts w:ascii="Calibri" w:cs="Calibri" w:eastAsia="Calibri" w:hAnsi="Calibri"/>
+          <w:sz w:val="22"/>
+          <w:szCs w:val="22"/>
+        </w:rPr>
+        <w:t xml:space="preserve">The default connection string targets:</w:t>
+      </w:r>
+    </w:p>
+    <w:p>
+      <w:pPr>
+        <w:shd w:fill="F5F5F5" w:color="F5F5F5" w:val="solid"/>
+        <w:spacing w:after="30" w:before="30"/>
+      </w:pPr>
+      <w:r>
+        <w:rPr>
+          <w:rFonts w:ascii="Courier New" w:cs="Courier New" w:eastAsia="Courier New" w:hAnsi="Courier New"/>
+          <w:sz w:val="18"/>
+          <w:szCs w:val="18"/>
+        </w:rPr>
+        <w:t xml:space="preserve">Server=localhost;Database=EBookLibraryDb;Trusted_Connection=True;TrustServerCertificate=True</w:t>
+      </w:r>
+    </w:p>
+    <w:p>
+      <w:r>
+        <w:t xml:space="preserve"/>
+      </w:r>
+    </w:p>
+    <w:p>
+      <w:pPr>
+        <w:spacing w:after="120" w:before="60"/>
+      </w:pPr>
+      <w:r>
+        <w:rPr>
+          <w:rFonts w:ascii="Calibri" w:cs="Calibri" w:eastAsia="Calibri" w:hAnsi="Calibri"/>
+          <w:sz w:val="22"/>
+          <w:szCs w:val="22"/>
+        </w:rPr>
+        <w:t xml:space="preserve">To use LocalDB instead, create </w:t>
+      </w:r>
+      <w:r>
+        <w:rPr>
+          <w:rFonts w:ascii="Courier New" w:cs="Courier New" w:eastAsia="Courier New" w:hAnsi="Courier New"/>
+          <w:color w:val="B0133A"/>
+          <w:sz w:val="20"/>
+          <w:szCs w:val="20"/>
+          <w:shd w:fill="F0F0F0" w:color="F0F0F0" w:val="solid"/>
+        </w:rPr>
+        <w:t xml:space="preserve">appsettings.Development.json</w:t>
+      </w:r>
+      <w:r>
+        <w:rPr>
+          <w:rFonts w:ascii="Calibri" w:cs="Calibri" w:eastAsia="Calibri" w:hAnsi="Calibri"/>
+          <w:sz w:val="22"/>
+          <w:szCs w:val="22"/>
+        </w:rPr>
+        <w:t xml:space="preserve"> in the WebApi project:</w:t>
+      </w:r>
+    </w:p>
+    <w:p>
+      <w:pPr>
+        <w:shd w:fill="F5F5F5" w:color="F5F5F5" w:val="solid"/>
+        <w:spacing w:after="30" w:before="30"/>
+      </w:pPr>
+      <w:r>
+        <w:rPr>
+          <w:rFonts w:ascii="Courier New" w:cs="Courier New" w:eastAsia="Courier New" w:hAnsi="Courier New"/>
+          <w:sz w:val="18"/>
+          <w:szCs w:val="18"/>
+        </w:rPr>
+        <w:t xml:space="preserve">{</w:t>
+      </w:r>
+    </w:p>
+    <w:p>
+      <w:pPr>
+        <w:shd w:fill="F5F5F5" w:color="F5F5F5" w:val="solid"/>
+        <w:spacing w:after="30" w:before="30"/>
+      </w:pPr>
+      <w:r>
+        <w:rPr>
+          <w:rFonts w:ascii="Courier New" w:cs="Courier New" w:eastAsia="Courier New" w:hAnsi="Courier New"/>
+          <w:sz w:val="18"/>
+          <w:szCs w:val="18"/>
+        </w:rPr>
+        <w:t xml:space="preserve">  "ConnectionStrings": {</w:t>
+      </w:r>
+    </w:p>
+    <w:p>
+      <w:pPr>
+        <w:shd w:fill="F5F5F5" w:color="F5F5F5" w:val="solid"/>
+        <w:spacing w:after="30" w:before="30"/>
+      </w:pPr>
+      <w:r>
+        <w:rPr>
+          <w:rFonts w:ascii="Courier New" w:cs="Courier New" w:eastAsia="Courier New" w:hAnsi="Courier New"/>
+          <w:sz w:val="18"/>
+          <w:szCs w:val="18"/>
+        </w:rPr>
+        <w:t xml:space="preserve">    "DefaultConnection": "Server=(localdb)\\MSSQLLocalDB;Database=EBookLibraryDb;Trusted_Connection=True;TrustServerCertificate=True"</w:t>
+      </w:r>
+    </w:p>
+    <w:p>
+      <w:pPr>
+        <w:shd w:fill="F5F5F5" w:color="F5F5F5" w:val="solid"/>
+        <w:spacing w:after="30" w:before="30"/>
+      </w:pPr>
+      <w:r>
+        <w:rPr>
+          <w:rFonts w:ascii="Courier New" w:cs="Courier New" w:eastAsia="Courier New" w:hAnsi="Courier New"/>
+          <w:sz w:val="18"/>
+          <w:szCs w:val="18"/>
+        </w:rPr>
+        <w:t xml:space="preserve">  }</w:t>
+      </w:r>
+    </w:p>
+    <w:p>
+      <w:pPr>
+        <w:shd w:fill="F5F5F5" w:color="F5F5F5" w:val="solid"/>
+        <w:spacing w:after="30" w:before="30"/>
+      </w:pPr>
+      <w:r>
+        <w:rPr>
+          <w:rFonts w:ascii="Courier New" w:cs="Courier New" w:eastAsia="Courier New" w:hAnsi="Courier New"/>
+          <w:sz w:val="18"/>
+          <w:szCs w:val="18"/>
+        </w:rPr>
+        <w:t xml:space="preserve">}</w:t>
+      </w:r>
+    </w:p>
+    <w:p>
+      <w:r>
+        <w:t xml:space="preserve"/>
+      </w:r>
+    </w:p>
+    <w:p>
+      <w:pPr>
+        <w:pStyle w:val="Heading2"/>
+        <w:spacing w:after="120" w:before="360"/>
+      </w:pPr>
+      <w:r>
+        <w:rPr>
+          <w:rFonts w:ascii="Cambria" w:cs="Cambria" w:eastAsia="Cambria" w:hAnsi="Cambria"/>
           <w:b/>
           <w:bCs/>
-          <w:color w:val="333333"/>
-          <w:sz w:val="24"/>
-          <w:szCs w:val="24"/>
+          <w:color w:val="B0133A"/>
+          <w:sz w:val="28"/>
+          <w:szCs w:val="28"/>
+        </w:rPr>
+        <w:t xml:space="preserve">Step 3 — Verify the JWT Secret Key</w:t>
+      </w:r>
+    </w:p>
+    <w:p>
+      <w:pPr>
+        <w:spacing w:after="120" w:before="60"/>
+      </w:pPr>
+      <w:r>
+        <w:rPr>
+          <w:rFonts w:ascii="Calibri" w:cs="Calibri" w:eastAsia="Calibri" w:hAnsi="Calibri"/>
+          <w:sz w:val="22"/>
+          <w:szCs w:val="22"/>
+        </w:rPr>
+        <w:t xml:space="preserve">Open </w:t>
+      </w:r>
+      <w:r>
+        <w:rPr>
+          <w:rFonts w:ascii="Courier New" w:cs="Courier New" w:eastAsia="Courier New" w:hAnsi="Courier New"/>
+          <w:color w:val="B0133A"/>
+          <w:sz w:val="20"/>
+          <w:szCs w:val="20"/>
+          <w:shd w:fill="F0F0F0" w:color="F0F0F0" w:val="solid"/>
+        </w:rPr>
+        <w:t xml:space="preserve">src\EBookLibrary.WebApi\appsettings.json</w:t>
+      </w:r>
+      <w:r>
+        <w:rPr>
+          <w:rFonts w:ascii="Calibri" w:cs="Calibri" w:eastAsia="Calibri" w:hAnsi="Calibri"/>
+          <w:sz w:val="22"/>
+          <w:szCs w:val="22"/>
+        </w:rPr>
+        <w:t xml:space="preserve"> and confirm </w:t>
+      </w:r>
+      <w:r>
+        <w:rPr>
+          <w:rFonts w:ascii="Courier New" w:cs="Courier New" w:eastAsia="Courier New" w:hAnsi="Courier New"/>
+          <w:color w:val="B0133A"/>
+          <w:sz w:val="20"/>
+          <w:szCs w:val="20"/>
+          <w:shd w:fill="F0F0F0" w:color="F0F0F0" w:val="solid"/>
+        </w:rPr>
+        <w:t xml:space="preserve">JwtSettings.SecretKey</w:t>
+      </w:r>
+      <w:r>
+        <w:rPr>
+          <w:rFonts w:ascii="Calibri" w:cs="Calibri" w:eastAsia="Calibri" w:hAnsi="Calibri"/>
+          <w:sz w:val="22"/>
+          <w:szCs w:val="22"/>
+        </w:rPr>
+        <w:t xml:space="preserve"> is at least 64 characters. Replace the placeholder in development:</w:t>
+      </w:r>
+    </w:p>
+    <w:p>
+      <w:pPr>
+        <w:shd w:fill="F5F5F5" w:color="F5F5F5" w:val="solid"/>
+        <w:spacing w:after="30" w:before="30"/>
+      </w:pPr>
+      <w:r>
+        <w:rPr>
+          <w:rFonts w:ascii="Courier New" w:cs="Courier New" w:eastAsia="Courier New" w:hAnsi="Courier New"/>
+          <w:sz w:val="18"/>
+          <w:szCs w:val="18"/>
+        </w:rPr>
+        <w:t xml:space="preserve">{</w:t>
+      </w:r>
+    </w:p>
+    <w:p>
+      <w:pPr>
+        <w:shd w:fill="F5F5F5" w:color="F5F5F5" w:val="solid"/>
+        <w:spacing w:after="30" w:before="30"/>
+      </w:pPr>
+      <w:r>
+        <w:rPr>
+          <w:rFonts w:ascii="Courier New" w:cs="Courier New" w:eastAsia="Courier New" w:hAnsi="Courier New"/>
+          <w:sz w:val="18"/>
+          <w:szCs w:val="18"/>
+        </w:rPr>
+        <w:t xml:space="preserve">  "JwtSettings": {</w:t>
+      </w:r>
+    </w:p>
+    <w:p>
+      <w:pPr>
+        <w:shd w:fill="F5F5F5" w:color="F5F5F5" w:val="solid"/>
+        <w:spacing w:after="30" w:before="30"/>
+      </w:pPr>
+      <w:r>
+        <w:rPr>
+          <w:rFonts w:ascii="Courier New" w:cs="Courier New" w:eastAsia="Courier New" w:hAnsi="Courier New"/>
+          <w:sz w:val="18"/>
+          <w:szCs w:val="18"/>
+        </w:rPr>
+        <w:t xml:space="preserve">    "SecretKey": "dev-secret-key-replace-in-production-at-least-64-characters-long-ok",</w:t>
+      </w:r>
+    </w:p>
+    <w:p>
+      <w:pPr>
+        <w:shd w:fill="F5F5F5" w:color="F5F5F5" w:val="solid"/>
+        <w:spacing w:after="30" w:before="30"/>
+      </w:pPr>
+      <w:r>
+        <w:rPr>
+          <w:rFonts w:ascii="Courier New" w:cs="Courier New" w:eastAsia="Courier New" w:hAnsi="Courier New"/>
+          <w:sz w:val="18"/>
+          <w:szCs w:val="18"/>
+        </w:rPr>
+        <w:t xml:space="preserve">    "Issuer": "EBookLibrary",</w:t>
+      </w:r>
+    </w:p>
+    <w:p>
+      <w:pPr>
+        <w:shd w:fill="F5F5F5" w:color="F5F5F5" w:val="solid"/>
+        <w:spacing w:after="30" w:before="30"/>
+      </w:pPr>
+      <w:r>
+        <w:rPr>
+          <w:rFonts w:ascii="Courier New" w:cs="Courier New" w:eastAsia="Courier New" w:hAnsi="Courier New"/>
+          <w:sz w:val="18"/>
+          <w:szCs w:val="18"/>
+        </w:rPr>
+        <w:t xml:space="preserve">    "Audience": "EBookLibraryUsers",</w:t>
+      </w:r>
+    </w:p>
+    <w:p>
+      <w:pPr>
+        <w:shd w:fill="F5F5F5" w:color="F5F5F5" w:val="solid"/>
+        <w:spacing w:after="30" w:before="30"/>
+      </w:pPr>
+      <w:r>
+        <w:rPr>
+          <w:rFonts w:ascii="Courier New" w:cs="Courier New" w:eastAsia="Courier New" w:hAnsi="Courier New"/>
+          <w:sz w:val="18"/>
+          <w:szCs w:val="18"/>
+        </w:rPr>
+        <w:t xml:space="preserve">    "ExpiryInMinutes": 60</w:t>
+      </w:r>
+    </w:p>
+    <w:p>
+      <w:pPr>
+        <w:shd w:fill="F5F5F5" w:color="F5F5F5" w:val="solid"/>
+        <w:spacing w:after="30" w:before="30"/>
+      </w:pPr>
+      <w:r>
+        <w:rPr>
+          <w:rFonts w:ascii="Courier New" w:cs="Courier New" w:eastAsia="Courier New" w:hAnsi="Courier New"/>
+          <w:sz w:val="18"/>
+          <w:szCs w:val="18"/>
+        </w:rPr>
+        <w:t xml:space="preserve">  }</w:t>
+      </w:r>
+    </w:p>
+    <w:p>
+      <w:pPr>
+        <w:shd w:fill="F5F5F5" w:color="F5F5F5" w:val="solid"/>
+        <w:spacing w:after="30" w:before="30"/>
+      </w:pPr>
+      <w:r>
+        <w:rPr>
+          <w:rFonts w:ascii="Courier New" w:cs="Courier New" w:eastAsia="Courier New" w:hAnsi="Courier New"/>
+          <w:sz w:val="18"/>
+          <w:szCs w:val="18"/>
+        </w:rPr>
+        <w:t xml:space="preserve">}</w:t>
+      </w:r>
+    </w:p>
+    <w:p>
+      <w:r>
+        <w:t xml:space="preserve"/>
+      </w:r>
+    </w:p>
+    <w:p>
+      <w:pPr>
+        <w:pStyle w:val="Heading2"/>
+        <w:spacing w:after="120" w:before="360"/>
+      </w:pPr>
+      <w:r>
+        <w:rPr>
+          <w:rFonts w:ascii="Cambria" w:cs="Cambria" w:eastAsia="Cambria" w:hAnsi="Cambria"/>
+          <w:b/>
+          <w:bCs/>
+          <w:color w:val="B0133A"/>
+          <w:sz w:val="28"/>
+          <w:szCs w:val="28"/>
+        </w:rPr>
+        <w:t xml:space="preserve">Step 4 — Create Book File Storage Folder</w:t>
+      </w:r>
+    </w:p>
+    <w:p>
+      <w:pPr>
+        <w:spacing w:after="120" w:before="60"/>
+      </w:pPr>
+      <w:r>
+        <w:rPr>
+          <w:rFonts w:ascii="Calibri" w:cs="Calibri" w:eastAsia="Calibri" w:hAnsi="Calibri"/>
+          <w:sz w:val="22"/>
+          <w:szCs w:val="22"/>
+        </w:rPr>
+        <w:t xml:space="preserve">The API stores uploaded </w:t>
+      </w:r>
+      <w:r>
+        <w:rPr>
+          <w:rFonts w:ascii="Courier New" w:cs="Courier New" w:eastAsia="Courier New" w:hAnsi="Courier New"/>
+          <w:color w:val="B0133A"/>
+          <w:sz w:val="20"/>
+          <w:szCs w:val="20"/>
+          <w:shd w:fill="F0F0F0" w:color="F0F0F0" w:val="solid"/>
+        </w:rPr>
+        <w:t xml:space="preserve">.epub</w:t>
+      </w:r>
+      <w:r>
+        <w:rPr>
+          <w:rFonts w:ascii="Calibri" w:cs="Calibri" w:eastAsia="Calibri" w:hAnsi="Calibri"/>
+          <w:sz w:val="22"/>
+          <w:szCs w:val="22"/>
+        </w:rPr>
+        <w:t xml:space="preserve"> files at the path in </w:t>
+      </w:r>
+      <w:r>
+        <w:rPr>
+          <w:rFonts w:ascii="Courier New" w:cs="Courier New" w:eastAsia="Courier New" w:hAnsi="Courier New"/>
+          <w:color w:val="B0133A"/>
+          <w:sz w:val="20"/>
+          <w:szCs w:val="20"/>
+          <w:shd w:fill="F0F0F0" w:color="F0F0F0" w:val="solid"/>
+        </w:rPr>
+        <w:t xml:space="preserve">FileStorageSettings.BasePath</w:t>
+      </w:r>
+      <w:r>
+        <w:rPr>
+          <w:rFonts w:ascii="Calibri" w:cs="Calibri" w:eastAsia="Calibri" w:hAnsi="Calibri"/>
+          <w:sz w:val="22"/>
+          <w:szCs w:val="22"/>
+        </w:rPr>
+        <w:t xml:space="preserve">. Create the folder:</w:t>
+      </w:r>
+    </w:p>
+    <w:p>
+      <w:pPr>
+        <w:shd w:fill="F5F5F5" w:color="F5F5F5" w:val="solid"/>
+        <w:spacing w:after="30" w:before="30"/>
+      </w:pPr>
+      <w:r>
+        <w:rPr>
+          <w:rFonts w:ascii="Courier New" w:cs="Courier New" w:eastAsia="Courier New" w:hAnsi="Courier New"/>
+          <w:sz w:val="18"/>
+          <w:szCs w:val="18"/>
+        </w:rPr>
+        <w:t xml:space="preserve">New-Item -ItemType Directory -Force -Path "C:\EBookLibrary\Books"</w:t>
+      </w:r>
+    </w:p>
+    <w:p>
+      <w:r>
+        <w:t xml:space="preserve"/>
+      </w:r>
+    </w:p>
+    <w:p>
+      <w:r>
+        <w:br w:type="page"/>
+      </w:r>
+    </w:p>
+    <w:p>
+      <w:pPr>
+        <w:pStyle w:val="Heading1"/>
+        <w:pBdr>
+          <w:bottom w:color="1A3C7C" w:sz="4"/>
+        </w:pBdr>
+        <w:spacing w:after="200" w:before="480"/>
+      </w:pPr>
+      <w:r>
+        <w:rPr>
+          <w:rFonts w:ascii="Cambria" w:cs="Cambria" w:eastAsia="Cambria" w:hAnsi="Cambria"/>
+          <w:b/>
+          <w:bCs/>
+          <w:color w:val="1A3C7C"/>
+          <w:sz w:val="36"/>
+          <w:szCs w:val="36"/>
+        </w:rPr>
+        <w:t xml:space="preserve">Part 2 — Starting the Web API</w:t>
+      </w:r>
+    </w:p>
+    <w:p>
+      <w:pPr>
+        <w:pStyle w:val="Heading2"/>
+        <w:spacing w:after="120" w:before="360"/>
+      </w:pPr>
+      <w:r>
+        <w:rPr>
+          <w:rFonts w:ascii="Cambria" w:cs="Cambria" w:eastAsia="Cambria" w:hAnsi="Cambria"/>
+          <w:b/>
+          <w:bCs/>
+          <w:color w:val="B0133A"/>
+          <w:sz w:val="28"/>
+          <w:szCs w:val="28"/>
         </w:rPr>
         <w:t xml:space="preserve">Step 2.1 — From Visual Studio (Recommended for Debugging)</w:t>
       </w:r>
-    </w:p>
-    <w:p>
-      <w:pPr>
-        <w:spacing w:after="80"/>
-      </w:pPr>
     </w:p>
     <w:p>
       <w:pPr>
@@ -1401,7 +1227,7 @@
           <w:sz w:val="22"/>
           <w:szCs w:val="22"/>
         </w:rPr>
-        <w:t xml:space="preserve">https</w:t>
+        <w:t xml:space="preserve">http</w:t>
       </w:r>
       <w:r>
         <w:rPr>
@@ -1419,15 +1245,15 @@
           <w:sz w:val="22"/>
           <w:szCs w:val="22"/>
         </w:rPr>
-        <w:t xml:space="preserve">http</w:t>
-      </w:r>
-      <w:r>
-        <w:rPr>
-          <w:rFonts w:ascii="Calibri" w:cs="Calibri" w:eastAsia="Calibri" w:hAnsi="Calibri"/>
-          <w:sz w:val="22"/>
-          <w:szCs w:val="22"/>
-        </w:rPr>
-        <w:t xml:space="preserve"> launch profile (see below).</w:t>
+        <w:t xml:space="preserve">https</w:t>
+      </w:r>
+      <w:r>
+        <w:rPr>
+          <w:rFonts w:ascii="Calibri" w:cs="Calibri" w:eastAsia="Calibri" w:hAnsi="Calibri"/>
+          <w:sz w:val="22"/>
+          <w:szCs w:val="22"/>
+        </w:rPr>
+        <w:t xml:space="preserve"> launch profile.</w:t>
       </w:r>
     </w:p>
     <w:p>
@@ -1485,33 +1311,9 @@
       </w:r>
     </w:p>
     <w:p>
-      <w:pPr>
-        <w:spacing w:after="80"/>
-      </w:pPr>
-    </w:p>
-    <w:p>
-      <w:pPr>
-        <w:spacing w:after="120" w:before="60"/>
-      </w:pPr>
-      <w:r>
-        <w:rPr>
-          <w:rFonts w:ascii="Calibri" w:cs="Calibri" w:eastAsia="Calibri" w:hAnsi="Calibri"/>
-          <w:sz w:val="22"/>
-          <w:szCs w:val="22"/>
-        </w:rPr>
-        <w:t xml:space="preserve">The API starts at:
-</w:t>
-      </w:r>
-    </w:p>
-    <w:p>
-      <w:pPr>
-        <w:spacing w:after="80"/>
-      </w:pPr>
-    </w:p>
-    <w:p>
-      <w:pPr>
-        <w:spacing w:after="60" w:before="120"/>
-      </w:pPr>
+      <w:r>
+        <w:t xml:space="preserve"/>
+      </w:r>
     </w:p>
     <w:tbl>
       <w:tblPr>
@@ -1548,8 +1350,8 @@
                 <w:b/>
                 <w:bCs/>
                 <w:color w:val="FFFFFF"/>
-                <w:sz w:val="20"/>
-                <w:szCs w:val="20"/>
+                <w:sz w:val="18"/>
+                <w:szCs w:val="18"/>
               </w:rPr>
               <w:t xml:space="preserve">Profile</w:t>
             </w:r>
@@ -1570,8 +1372,8 @@
                 <w:b/>
                 <w:bCs/>
                 <w:color w:val="FFFFFF"/>
-                <w:sz w:val="20"/>
-                <w:szCs w:val="20"/>
+                <w:sz w:val="18"/>
+                <w:szCs w:val="18"/>
               </w:rPr>
               <w:t xml:space="preserve">URL</w:t>
             </w:r>
@@ -1601,11 +1403,9 @@
             </w:pPr>
             <w:r>
               <w:rPr>
-                <w:rFonts w:ascii="Courier New" w:cs="Courier New" w:eastAsia="Courier New" w:hAnsi="Courier New"/>
-                <w:color w:val="B0133A"/>
-                <w:sz w:val="20"/>
-                <w:szCs w:val="20"/>
-                <w:shd w:fill="F0F0F0" w:color="F0F0F0" w:val="solid"/>
+                <w:rFonts w:ascii="Calibri" w:cs="Calibri" w:eastAsia="Calibri" w:hAnsi="Calibri"/>
+                <w:sz w:val="22"/>
+                <w:szCs w:val="22"/>
               </w:rPr>
               <w:t xml:space="preserve">http://localhost:5000</w:t>
             </w:r>
@@ -1641,11 +1441,9 @@
             </w:pPr>
             <w:r>
               <w:rPr>
-                <w:rFonts w:ascii="Courier New" w:cs="Courier New" w:eastAsia="Courier New" w:hAnsi="Courier New"/>
-                <w:color w:val="B0133A"/>
-                <w:sz w:val="20"/>
-                <w:szCs w:val="20"/>
-                <w:shd w:fill="F0F0F0" w:color="F0F0F0" w:val="solid"/>
+                <w:rFonts w:ascii="Calibri" w:cs="Calibri" w:eastAsia="Calibri" w:hAnsi="Calibri"/>
+                <w:sz w:val="22"/>
+                <w:szCs w:val="22"/>
               </w:rPr>
               <w:t xml:space="preserve">https://localhost:7000</w:t>
             </w:r>
@@ -1654,305 +1452,29 @@
       </w:tr>
     </w:tbl>
     <w:p>
-      <w:pPr>
-        <w:spacing w:after="120" w:before="60"/>
-      </w:pPr>
-    </w:p>
-    <w:p>
-      <w:pPr>
-        <w:spacing w:after="80"/>
-      </w:pPr>
+      <w:r>
+        <w:t xml:space="preserve"/>
+      </w:r>
     </w:p>
     <w:p>
       <w:pPr>
         <w:pBdr>
-          <w:left w:color="B0133A" w:sz="20"/>
+          <w:left w:color="B0133A" w:sz="6"/>
         </w:pBdr>
-        <w:shd w:fill="F8F8F8" w:color="F8F8F8" w:val="solid"/>
-        <w:spacing w:after="120"/>
-        <w:ind w:left="720"/>
+        <w:spacing w:after="160" w:before="80"/>
+        <w:ind w:left="360"/>
       </w:pPr>
       <w:r>
         <w:rPr>
           <w:rFonts w:ascii="Calibri" w:cs="Calibri" w:eastAsia="Calibri" w:hAnsi="Calibri"/>
           <w:i/>
           <w:iCs/>
-          <w:color w:val="555555"/>
-          <w:sz w:val="22"/>
-          <w:szCs w:val="22"/>
-        </w:rPr>
-        <w:t xml:space="preserve">**First-run behaviour:** On startup in Development mode, EF Core automatically runs all pending migrations and seeds the admin user account. This creates `EBookLibraryDb` in SQL Server automatically.</w:t>
-      </w:r>
-    </w:p>
-    <w:p>
-      <w:pPr>
-        <w:spacing w:after="80"/>
-      </w:pPr>
-    </w:p>
-    <w:p>
-      <w:pPr>
-        <w:pStyle w:val="Heading3"/>
-        <w:spacing w:after="80" w:before="240"/>
-      </w:pPr>
-      <w:r>
-        <w:rPr>
-          <w:rFonts w:ascii="Calibri" w:cs="Calibri" w:eastAsia="Calibri" w:hAnsi="Calibri"/>
-          <w:b/>
-          <w:bCs/>
-          <w:color w:val="333333"/>
-          <w:sz w:val="24"/>
-          <w:szCs w:val="24"/>
-        </w:rPr>
-        <w:t xml:space="preserve">Step 2.2 — From Terminal (Alternative)</w:t>
-      </w:r>
-    </w:p>
-    <w:p>
-      <w:pPr>
-        <w:spacing w:after="80"/>
-      </w:pPr>
-    </w:p>
-    <w:p>
-      <w:pPr>
-        <w:shd w:fill="F5F5F5" w:color="F5F5F5" w:val="solid"/>
-        <w:spacing w:after="40"/>
-      </w:pPr>
-      <w:r>
-        <w:rPr>
-          <w:rFonts w:ascii="Courier New" w:cs="Courier New" w:eastAsia="Courier New" w:hAnsi="Courier New"/>
-          <w:color w:val="222222"/>
-          <w:sz w:val="18"/>
-          <w:szCs w:val="18"/>
-        </w:rPr>
-        <w:t xml:space="preserve">cd "c:\Copilot CLI\EBook Web Api Project\Automatic\EBookLibrary\src\EBookLibrary.WebApi"
-</w:t>
-      </w:r>
-    </w:p>
-    <w:p>
-      <w:pPr>
-        <w:shd w:fill="F5F5F5" w:color="F5F5F5" w:val="solid"/>
-        <w:spacing w:after="40"/>
-      </w:pPr>
-      <w:r>
-        <w:rPr>
-          <w:rFonts w:ascii="Courier New" w:cs="Courier New" w:eastAsia="Courier New" w:hAnsi="Courier New"/>
-          <w:color w:val="222222"/>
-          <w:sz w:val="18"/>
-          <w:szCs w:val="18"/>
-        </w:rPr>
-        <w:t xml:space="preserve">dotnet run --launch-profile http
-</w:t>
-      </w:r>
-    </w:p>
-    <w:p>
-      <w:pPr>
-        <w:spacing w:after="80"/>
-      </w:pPr>
-    </w:p>
-    <w:p>
-      <w:pPr>
-        <w:spacing w:after="120" w:before="60"/>
-      </w:pPr>
-      <w:r>
-        <w:rPr>
-          <w:rFonts w:ascii="Calibri" w:cs="Calibri" w:eastAsia="Calibri" w:hAnsi="Calibri"/>
-          <w:sz w:val="22"/>
-          <w:szCs w:val="22"/>
-        </w:rPr>
-        <w:t xml:space="preserve">Or with hot-reload:
-</w:t>
-      </w:r>
-    </w:p>
-    <w:p>
-      <w:pPr>
-        <w:spacing w:after="80"/>
-      </w:pPr>
-    </w:p>
-    <w:p>
-      <w:pPr>
-        <w:shd w:fill="F5F5F5" w:color="F5F5F5" w:val="solid"/>
-        <w:spacing w:after="40"/>
-      </w:pPr>
-      <w:r>
-        <w:rPr>
-          <w:rFonts w:ascii="Courier New" w:cs="Courier New" w:eastAsia="Courier New" w:hAnsi="Courier New"/>
-          <w:color w:val="222222"/>
-          <w:sz w:val="18"/>
-          <w:szCs w:val="18"/>
-        </w:rPr>
-        <w:t xml:space="preserve">dotnet watch --launch-profile http
-</w:t>
-      </w:r>
-    </w:p>
-    <w:p>
-      <w:pPr>
-        <w:spacing w:after="80"/>
-      </w:pPr>
-    </w:p>
-    <w:p>
-      <w:pPr>
-        <w:pStyle w:val="Heading3"/>
-        <w:spacing w:after="80" w:before="240"/>
-      </w:pPr>
-      <w:r>
-        <w:rPr>
-          <w:rFonts w:ascii="Calibri" w:cs="Calibri" w:eastAsia="Calibri" w:hAnsi="Calibri"/>
-          <w:b/>
-          <w:bCs/>
-          <w:color w:val="333333"/>
-          <w:sz w:val="24"/>
-          <w:szCs w:val="24"/>
-        </w:rPr>
-        <w:t xml:space="preserve">Step 2.3 — Verify API is Running</w:t>
-      </w:r>
-    </w:p>
-    <w:p>
-      <w:pPr>
-        <w:spacing w:after="80"/>
-      </w:pPr>
-    </w:p>
-    <w:p>
-      <w:pPr>
-        <w:spacing w:after="120" w:before="60"/>
-      </w:pPr>
-      <w:r>
-        <w:rPr>
-          <w:rFonts w:ascii="Calibri" w:cs="Calibri" w:eastAsia="Calibri" w:hAnsi="Calibri"/>
-          <w:sz w:val="22"/>
-          <w:szCs w:val="22"/>
-        </w:rPr>
-        <w:t xml:space="preserve">Open your browser and navigate to:
-</w:t>
-      </w:r>
-    </w:p>
-    <w:p>
-      <w:pPr>
-        <w:spacing w:after="80"/>
-      </w:pPr>
-    </w:p>
-    <w:p>
-      <w:pPr>
-        <w:shd w:fill="F5F5F5" w:color="F5F5F5" w:val="solid"/>
-        <w:spacing w:after="40"/>
-      </w:pPr>
-      <w:r>
-        <w:rPr>
-          <w:rFonts w:ascii="Courier New" w:cs="Courier New" w:eastAsia="Courier New" w:hAnsi="Courier New"/>
-          <w:color w:val="222222"/>
-          <w:sz w:val="18"/>
-          <w:szCs w:val="18"/>
-        </w:rPr>
-        <w:t xml:space="preserve">http://localhost:5000/scalar/v1
-</w:t>
-      </w:r>
-    </w:p>
-    <w:p>
-      <w:pPr>
-        <w:spacing w:after="80"/>
-      </w:pPr>
-    </w:p>
-    <w:p>
-      <w:pPr>
-        <w:spacing w:after="120" w:before="60"/>
-      </w:pPr>
-      <w:r>
-        <w:rPr>
-          <w:rFonts w:ascii="Calibri" w:cs="Calibri" w:eastAsia="Calibri" w:hAnsi="Calibri"/>
-          <w:sz w:val="22"/>
-          <w:szCs w:val="22"/>
-        </w:rPr>
-        <w:t xml:space="preserve">You should see the </w:t>
-      </w:r>
-      <w:r>
-        <w:rPr>
-          <w:rFonts w:ascii="Calibri" w:cs="Calibri" w:eastAsia="Calibri" w:hAnsi="Calibri"/>
-          <w:b/>
-          <w:bCs/>
-          <w:sz w:val="22"/>
-          <w:szCs w:val="22"/>
-        </w:rPr>
-        <w:t xml:space="preserve">EBook Library API v1</w:t>
-      </w:r>
-      <w:r>
-        <w:rPr>
-          <w:rFonts w:ascii="Calibri" w:cs="Calibri" w:eastAsia="Calibri" w:hAnsi="Calibri"/>
-          <w:sz w:val="22"/>
-          <w:szCs w:val="22"/>
-        </w:rPr>
-        <w:t xml:space="preserve"> Scalar UI with all endpoints listed. This confirms:
-</w:t>
-      </w:r>
-    </w:p>
-    <w:p>
-      <w:pPr>
-        <w:pStyle w:val="ListParagraph"/>
-        <w:numPr>
-          <w:ilvl w:val="0"/>
-          <w:numId w:val="1"/>
-        </w:numPr>
-        <w:spacing w:after="80"/>
-      </w:pPr>
-      <w:r>
-        <w:rPr>
-          <w:rFonts w:ascii="Calibri" w:cs="Calibri" w:eastAsia="Calibri" w:hAnsi="Calibri"/>
-          <w:sz w:val="22"/>
-          <w:szCs w:val="22"/>
-        </w:rPr>
-        <w:t xml:space="preserve">The API started successfully</w:t>
-      </w:r>
-    </w:p>
-    <w:p>
-      <w:pPr>
-        <w:pStyle w:val="ListParagraph"/>
-        <w:numPr>
-          <w:ilvl w:val="0"/>
-          <w:numId w:val="1"/>
-        </w:numPr>
-        <w:spacing w:after="80"/>
-      </w:pPr>
-      <w:r>
-        <w:rPr>
-          <w:rFonts w:ascii="Calibri" w:cs="Calibri" w:eastAsia="Calibri" w:hAnsi="Calibri"/>
-          <w:sz w:val="22"/>
-          <w:szCs w:val="22"/>
-        </w:rPr>
-        <w:t xml:space="preserve">The database was created and migrated</w:t>
-      </w:r>
-    </w:p>
-    <w:p>
-      <w:pPr>
-        <w:pStyle w:val="ListParagraph"/>
-        <w:numPr>
-          <w:ilvl w:val="0"/>
-          <w:numId w:val="1"/>
-        </w:numPr>
-        <w:spacing w:after="80"/>
-      </w:pPr>
-      <w:r>
-        <w:rPr>
-          <w:rFonts w:ascii="Calibri" w:cs="Calibri" w:eastAsia="Calibri" w:hAnsi="Calibri"/>
-          <w:sz w:val="22"/>
-          <w:szCs w:val="22"/>
-        </w:rPr>
-        <w:t xml:space="preserve">The admin user was seeded</w:t>
-      </w:r>
-    </w:p>
-    <w:p>
-      <w:pPr>
-        <w:spacing w:after="80"/>
-      </w:pPr>
-    </w:p>
-    <w:p>
-      <w:pPr>
-        <w:pBdr>
-          <w:bottom w:color="1A3C7C" w:sz="2"/>
-        </w:pBdr>
-        <w:spacing w:after="240" w:before="240"/>
-      </w:pPr>
-    </w:p>
-    <w:p>
-      <w:pPr>
-        <w:spacing w:after="80"/>
-      </w:pPr>
+          <w:color w:val="444444"/>
+          <w:sz w:val="20"/>
+          <w:szCs w:val="20"/>
+        </w:rPr>
+        <w:t xml:space="preserve">First-run behaviour: On startup in Development mode, EF Core automatically runs all pending migrations and seeds the admin user. This creates EBookLibraryDb in SQL Server automatically.</w:t>
+      </w:r>
     </w:p>
     <w:p>
       <w:pPr>
@@ -1968,454 +1490,69 @@
           <w:sz w:val="28"/>
           <w:szCs w:val="28"/>
         </w:rPr>
-        <w:t xml:space="preserve">Part 3 — Creating a launchSettings.json Profile (Optional but Recommended)</w:t>
-      </w:r>
-    </w:p>
-    <w:p>
-      <w:pPr>
-        <w:spacing w:after="80"/>
-      </w:pPr>
-    </w:p>
-    <w:p>
-      <w:pPr>
-        <w:spacing w:after="120" w:before="60"/>
-      </w:pPr>
-      <w:r>
-        <w:rPr>
-          <w:rFonts w:ascii="Calibri" w:cs="Calibri" w:eastAsia="Calibri" w:hAnsi="Calibri"/>
-          <w:sz w:val="22"/>
-          <w:szCs w:val="22"/>
-        </w:rPr>
-        <w:t xml:space="preserve">If the project does not have a </w:t>
-      </w:r>
-      <w:r>
-        <w:rPr>
-          <w:rFonts w:ascii="Courier New" w:cs="Courier New" w:eastAsia="Courier New" w:hAnsi="Courier New"/>
-          <w:color w:val="B0133A"/>
-          <w:sz w:val="20"/>
-          <w:szCs w:val="20"/>
-          <w:shd w:fill="F0F0F0" w:color="F0F0F0" w:val="solid"/>
-        </w:rPr>
-        <w:t xml:space="preserve">launchSettings.json</w:t>
-      </w:r>
-      <w:r>
-        <w:rPr>
-          <w:rFonts w:ascii="Calibri" w:cs="Calibri" w:eastAsia="Calibri" w:hAnsi="Calibri"/>
-          <w:sz w:val="22"/>
-          <w:szCs w:val="22"/>
-        </w:rPr>
-        <w:t xml:space="preserve">, create one at </w:t>
-      </w:r>
-      <w:r>
-        <w:rPr>
-          <w:rFonts w:ascii="Courier New" w:cs="Courier New" w:eastAsia="Courier New" w:hAnsi="Courier New"/>
-          <w:color w:val="B0133A"/>
-          <w:sz w:val="20"/>
-          <w:szCs w:val="20"/>
-          <w:shd w:fill="F0F0F0" w:color="F0F0F0" w:val="solid"/>
-        </w:rPr>
-        <w:t xml:space="preserve">src\EBookLibrary.WebApi\Properties\launchSettings.json</w:t>
-      </w:r>
-      <w:r>
-        <w:rPr>
-          <w:rFonts w:ascii="Calibri" w:cs="Calibri" w:eastAsia="Calibri" w:hAnsi="Calibri"/>
-          <w:sz w:val="22"/>
-          <w:szCs w:val="22"/>
-        </w:rPr>
-        <w:t xml:space="preserve">:
-</w:t>
-      </w:r>
-    </w:p>
-    <w:p>
-      <w:pPr>
-        <w:spacing w:after="80"/>
-      </w:pPr>
+        <w:t xml:space="preserve">Step 2.2 — From Terminal</w:t>
+      </w:r>
     </w:p>
     <w:p>
       <w:pPr>
         <w:shd w:fill="F5F5F5" w:color="F5F5F5" w:val="solid"/>
-        <w:spacing w:after="40"/>
-      </w:pPr>
-      <w:r>
-        <w:rPr>
-          <w:rFonts w:ascii="Courier New" w:cs="Courier New" w:eastAsia="Courier New" w:hAnsi="Courier New"/>
-          <w:color w:val="222222"/>
+        <w:spacing w:after="30" w:before="30"/>
+      </w:pPr>
+      <w:r>
+        <w:rPr>
+          <w:rFonts w:ascii="Courier New" w:cs="Courier New" w:eastAsia="Courier New" w:hAnsi="Courier New"/>
           <w:sz w:val="18"/>
           <w:szCs w:val="18"/>
         </w:rPr>
-        <w:t xml:space="preserve">{
-</w:t>
+        <w:t xml:space="preserve">cd "c:\Copilot CLI\EBook Web Api Project\Automatic\EBookLibrary\src\EBookLibrary.WebApi"</w:t>
       </w:r>
     </w:p>
     <w:p>
       <w:pPr>
         <w:shd w:fill="F5F5F5" w:color="F5F5F5" w:val="solid"/>
-        <w:spacing w:after="40"/>
-      </w:pPr>
-      <w:r>
-        <w:rPr>
-          <w:rFonts w:ascii="Courier New" w:cs="Courier New" w:eastAsia="Courier New" w:hAnsi="Courier New"/>
-          <w:color w:val="222222"/>
+        <w:spacing w:after="30" w:before="30"/>
+      </w:pPr>
+      <w:r>
+        <w:rPr>
+          <w:rFonts w:ascii="Courier New" w:cs="Courier New" w:eastAsia="Courier New" w:hAnsi="Courier New"/>
           <w:sz w:val="18"/>
           <w:szCs w:val="18"/>
         </w:rPr>
-        <w:t xml:space="preserve">  "$schema": "http://json.schemastore.org/launchsettings.json",
-</w:t>
+        <w:t xml:space="preserve">dotnet run --launch-profile http</w:t>
       </w:r>
     </w:p>
     <w:p>
       <w:pPr>
         <w:shd w:fill="F5F5F5" w:color="F5F5F5" w:val="solid"/>
-        <w:spacing w:after="40"/>
-      </w:pPr>
-      <w:r>
-        <w:rPr>
-          <w:rFonts w:ascii="Courier New" w:cs="Courier New" w:eastAsia="Courier New" w:hAnsi="Courier New"/>
-          <w:color w:val="222222"/>
+        <w:spacing w:after="30" w:before="30"/>
+      </w:pPr>
+      <w:r>
+        <w:rPr>
+          <w:rFonts w:ascii="Courier New" w:cs="Courier New" w:eastAsia="Courier New" w:hAnsi="Courier New"/>
           <w:sz w:val="18"/>
           <w:szCs w:val="18"/>
         </w:rPr>
-        <w:t xml:space="preserve">  "profiles": {
-</w:t>
+        <w:t xml:space="preserve"># Or with hot-reload:</w:t>
       </w:r>
     </w:p>
     <w:p>
       <w:pPr>
         <w:shd w:fill="F5F5F5" w:color="F5F5F5" w:val="solid"/>
-        <w:spacing w:after="40"/>
-      </w:pPr>
-      <w:r>
-        <w:rPr>
-          <w:rFonts w:ascii="Courier New" w:cs="Courier New" w:eastAsia="Courier New" w:hAnsi="Courier New"/>
-          <w:color w:val="222222"/>
+        <w:spacing w:after="30" w:before="30"/>
+      </w:pPr>
+      <w:r>
+        <w:rPr>
+          <w:rFonts w:ascii="Courier New" w:cs="Courier New" w:eastAsia="Courier New" w:hAnsi="Courier New"/>
           <w:sz w:val="18"/>
           <w:szCs w:val="18"/>
         </w:rPr>
-        <w:t xml:space="preserve">    "http": {
-</w:t>
-      </w:r>
-    </w:p>
-    <w:p>
-      <w:pPr>
-        <w:shd w:fill="F5F5F5" w:color="F5F5F5" w:val="solid"/>
-        <w:spacing w:after="40"/>
-      </w:pPr>
-      <w:r>
-        <w:rPr>
-          <w:rFonts w:ascii="Courier New" w:cs="Courier New" w:eastAsia="Courier New" w:hAnsi="Courier New"/>
-          <w:color w:val="222222"/>
-          <w:sz w:val="18"/>
-          <w:szCs w:val="18"/>
-        </w:rPr>
-        <w:t xml:space="preserve">      "commandName": "Project",
-</w:t>
-      </w:r>
-    </w:p>
-    <w:p>
-      <w:pPr>
-        <w:shd w:fill="F5F5F5" w:color="F5F5F5" w:val="solid"/>
-        <w:spacing w:after="40"/>
-      </w:pPr>
-      <w:r>
-        <w:rPr>
-          <w:rFonts w:ascii="Courier New" w:cs="Courier New" w:eastAsia="Courier New" w:hAnsi="Courier New"/>
-          <w:color w:val="222222"/>
-          <w:sz w:val="18"/>
-          <w:szCs w:val="18"/>
-        </w:rPr>
-        <w:t xml:space="preserve">      "launchBrowser": true,
-</w:t>
-      </w:r>
-    </w:p>
-    <w:p>
-      <w:pPr>
-        <w:shd w:fill="F5F5F5" w:color="F5F5F5" w:val="solid"/>
-        <w:spacing w:after="40"/>
-      </w:pPr>
-      <w:r>
-        <w:rPr>
-          <w:rFonts w:ascii="Courier New" w:cs="Courier New" w:eastAsia="Courier New" w:hAnsi="Courier New"/>
-          <w:color w:val="222222"/>
-          <w:sz w:val="18"/>
-          <w:szCs w:val="18"/>
-        </w:rPr>
-        <w:t xml:space="preserve">      "launchUrl": "scalar/v1",
-</w:t>
-      </w:r>
-    </w:p>
-    <w:p>
-      <w:pPr>
-        <w:shd w:fill="F5F5F5" w:color="F5F5F5" w:val="solid"/>
-        <w:spacing w:after="40"/>
-      </w:pPr>
-      <w:r>
-        <w:rPr>
-          <w:rFonts w:ascii="Courier New" w:cs="Courier New" w:eastAsia="Courier New" w:hAnsi="Courier New"/>
-          <w:color w:val="222222"/>
-          <w:sz w:val="18"/>
-          <w:szCs w:val="18"/>
-        </w:rPr>
-        <w:t xml:space="preserve">      "applicationUrl": "http://localhost:5000",
-</w:t>
-      </w:r>
-    </w:p>
-    <w:p>
-      <w:pPr>
-        <w:shd w:fill="F5F5F5" w:color="F5F5F5" w:val="solid"/>
-        <w:spacing w:after="40"/>
-      </w:pPr>
-      <w:r>
-        <w:rPr>
-          <w:rFonts w:ascii="Courier New" w:cs="Courier New" w:eastAsia="Courier New" w:hAnsi="Courier New"/>
-          <w:color w:val="222222"/>
-          <w:sz w:val="18"/>
-          <w:szCs w:val="18"/>
-        </w:rPr>
-        <w:t xml:space="preserve">      "environmentVariables": {
-</w:t>
-      </w:r>
-    </w:p>
-    <w:p>
-      <w:pPr>
-        <w:shd w:fill="F5F5F5" w:color="F5F5F5" w:val="solid"/>
-        <w:spacing w:after="40"/>
-      </w:pPr>
-      <w:r>
-        <w:rPr>
-          <w:rFonts w:ascii="Courier New" w:cs="Courier New" w:eastAsia="Courier New" w:hAnsi="Courier New"/>
-          <w:color w:val="222222"/>
-          <w:sz w:val="18"/>
-          <w:szCs w:val="18"/>
-        </w:rPr>
-        <w:t xml:space="preserve">        "ASPNETCORE_ENVIRONMENT": "Development"
-</w:t>
-      </w:r>
-    </w:p>
-    <w:p>
-      <w:pPr>
-        <w:shd w:fill="F5F5F5" w:color="F5F5F5" w:val="solid"/>
-        <w:spacing w:after="40"/>
-      </w:pPr>
-      <w:r>
-        <w:rPr>
-          <w:rFonts w:ascii="Courier New" w:cs="Courier New" w:eastAsia="Courier New" w:hAnsi="Courier New"/>
-          <w:color w:val="222222"/>
-          <w:sz w:val="18"/>
-          <w:szCs w:val="18"/>
-        </w:rPr>
-        <w:t xml:space="preserve">      }
-</w:t>
-      </w:r>
-    </w:p>
-    <w:p>
-      <w:pPr>
-        <w:shd w:fill="F5F5F5" w:color="F5F5F5" w:val="solid"/>
-        <w:spacing w:after="40"/>
-      </w:pPr>
-      <w:r>
-        <w:rPr>
-          <w:rFonts w:ascii="Courier New" w:cs="Courier New" w:eastAsia="Courier New" w:hAnsi="Courier New"/>
-          <w:color w:val="222222"/>
-          <w:sz w:val="18"/>
-          <w:szCs w:val="18"/>
-        </w:rPr>
-        <w:t xml:space="preserve">    },
-</w:t>
-      </w:r>
-    </w:p>
-    <w:p>
-      <w:pPr>
-        <w:shd w:fill="F5F5F5" w:color="F5F5F5" w:val="solid"/>
-        <w:spacing w:after="40"/>
-      </w:pPr>
-      <w:r>
-        <w:rPr>
-          <w:rFonts w:ascii="Courier New" w:cs="Courier New" w:eastAsia="Courier New" w:hAnsi="Courier New"/>
-          <w:color w:val="222222"/>
-          <w:sz w:val="18"/>
-          <w:szCs w:val="18"/>
-        </w:rPr>
-        <w:t xml:space="preserve">    "https": {
-</w:t>
-      </w:r>
-    </w:p>
-    <w:p>
-      <w:pPr>
-        <w:shd w:fill="F5F5F5" w:color="F5F5F5" w:val="solid"/>
-        <w:spacing w:after="40"/>
-      </w:pPr>
-      <w:r>
-        <w:rPr>
-          <w:rFonts w:ascii="Courier New" w:cs="Courier New" w:eastAsia="Courier New" w:hAnsi="Courier New"/>
-          <w:color w:val="222222"/>
-          <w:sz w:val="18"/>
-          <w:szCs w:val="18"/>
-        </w:rPr>
-        <w:t xml:space="preserve">      "commandName": "Project",
-</w:t>
-      </w:r>
-    </w:p>
-    <w:p>
-      <w:pPr>
-        <w:shd w:fill="F5F5F5" w:color="F5F5F5" w:val="solid"/>
-        <w:spacing w:after="40"/>
-      </w:pPr>
-      <w:r>
-        <w:rPr>
-          <w:rFonts w:ascii="Courier New" w:cs="Courier New" w:eastAsia="Courier New" w:hAnsi="Courier New"/>
-          <w:color w:val="222222"/>
-          <w:sz w:val="18"/>
-          <w:szCs w:val="18"/>
-        </w:rPr>
-        <w:t xml:space="preserve">      "launchBrowser": true,
-</w:t>
-      </w:r>
-    </w:p>
-    <w:p>
-      <w:pPr>
-        <w:shd w:fill="F5F5F5" w:color="F5F5F5" w:val="solid"/>
-        <w:spacing w:after="40"/>
-      </w:pPr>
-      <w:r>
-        <w:rPr>
-          <w:rFonts w:ascii="Courier New" w:cs="Courier New" w:eastAsia="Courier New" w:hAnsi="Courier New"/>
-          <w:color w:val="222222"/>
-          <w:sz w:val="18"/>
-          <w:szCs w:val="18"/>
-        </w:rPr>
-        <w:t xml:space="preserve">      "launchUrl": "scalar/v1",
-</w:t>
-      </w:r>
-    </w:p>
-    <w:p>
-      <w:pPr>
-        <w:shd w:fill="F5F5F5" w:color="F5F5F5" w:val="solid"/>
-        <w:spacing w:after="40"/>
-      </w:pPr>
-      <w:r>
-        <w:rPr>
-          <w:rFonts w:ascii="Courier New" w:cs="Courier New" w:eastAsia="Courier New" w:hAnsi="Courier New"/>
-          <w:color w:val="222222"/>
-          <w:sz w:val="18"/>
-          <w:szCs w:val="18"/>
-        </w:rPr>
-        <w:t xml:space="preserve">      "applicationUrl": "https://localhost:7000;http://localhost:5000",
-</w:t>
-      </w:r>
-    </w:p>
-    <w:p>
-      <w:pPr>
-        <w:shd w:fill="F5F5F5" w:color="F5F5F5" w:val="solid"/>
-        <w:spacing w:after="40"/>
-      </w:pPr>
-      <w:r>
-        <w:rPr>
-          <w:rFonts w:ascii="Courier New" w:cs="Courier New" w:eastAsia="Courier New" w:hAnsi="Courier New"/>
-          <w:color w:val="222222"/>
-          <w:sz w:val="18"/>
-          <w:szCs w:val="18"/>
-        </w:rPr>
-        <w:t xml:space="preserve">      "environmentVariables": {
-</w:t>
-      </w:r>
-    </w:p>
-    <w:p>
-      <w:pPr>
-        <w:shd w:fill="F5F5F5" w:color="F5F5F5" w:val="solid"/>
-        <w:spacing w:after="40"/>
-      </w:pPr>
-      <w:r>
-        <w:rPr>
-          <w:rFonts w:ascii="Courier New" w:cs="Courier New" w:eastAsia="Courier New" w:hAnsi="Courier New"/>
-          <w:color w:val="222222"/>
-          <w:sz w:val="18"/>
-          <w:szCs w:val="18"/>
-        </w:rPr>
-        <w:t xml:space="preserve">        "ASPNETCORE_ENVIRONMENT": "Development"
-</w:t>
-      </w:r>
-    </w:p>
-    <w:p>
-      <w:pPr>
-        <w:shd w:fill="F5F5F5" w:color="F5F5F5" w:val="solid"/>
-        <w:spacing w:after="40"/>
-      </w:pPr>
-      <w:r>
-        <w:rPr>
-          <w:rFonts w:ascii="Courier New" w:cs="Courier New" w:eastAsia="Courier New" w:hAnsi="Courier New"/>
-          <w:color w:val="222222"/>
-          <w:sz w:val="18"/>
-          <w:szCs w:val="18"/>
-        </w:rPr>
-        <w:t xml:space="preserve">      }
-</w:t>
-      </w:r>
-    </w:p>
-    <w:p>
-      <w:pPr>
-        <w:shd w:fill="F5F5F5" w:color="F5F5F5" w:val="solid"/>
-        <w:spacing w:after="40"/>
-      </w:pPr>
-      <w:r>
-        <w:rPr>
-          <w:rFonts w:ascii="Courier New" w:cs="Courier New" w:eastAsia="Courier New" w:hAnsi="Courier New"/>
-          <w:color w:val="222222"/>
-          <w:sz w:val="18"/>
-          <w:szCs w:val="18"/>
-        </w:rPr>
-        <w:t xml:space="preserve">    }
-</w:t>
-      </w:r>
-    </w:p>
-    <w:p>
-      <w:pPr>
-        <w:shd w:fill="F5F5F5" w:color="F5F5F5" w:val="solid"/>
-        <w:spacing w:after="40"/>
-      </w:pPr>
-      <w:r>
-        <w:rPr>
-          <w:rFonts w:ascii="Courier New" w:cs="Courier New" w:eastAsia="Courier New" w:hAnsi="Courier New"/>
-          <w:color w:val="222222"/>
-          <w:sz w:val="18"/>
-          <w:szCs w:val="18"/>
-        </w:rPr>
-        <w:t xml:space="preserve">  }
-</w:t>
-      </w:r>
-    </w:p>
-    <w:p>
-      <w:pPr>
-        <w:shd w:fill="F5F5F5" w:color="F5F5F5" w:val="solid"/>
-        <w:spacing w:after="40"/>
-      </w:pPr>
-      <w:r>
-        <w:rPr>
-          <w:rFonts w:ascii="Courier New" w:cs="Courier New" w:eastAsia="Courier New" w:hAnsi="Courier New"/>
-          <w:color w:val="222222"/>
-          <w:sz w:val="18"/>
-          <w:szCs w:val="18"/>
-        </w:rPr>
-        <w:t xml:space="preserve">}
-</w:t>
-      </w:r>
-    </w:p>
-    <w:p>
-      <w:pPr>
-        <w:spacing w:after="80"/>
-      </w:pPr>
-    </w:p>
-    <w:p>
-      <w:pPr>
-        <w:pBdr>
-          <w:bottom w:color="1A3C7C" w:sz="2"/>
-        </w:pBdr>
-        <w:spacing w:after="240" w:before="240"/>
-      </w:pPr>
-    </w:p>
-    <w:p>
-      <w:pPr>
-        <w:spacing w:after="80"/>
-      </w:pPr>
+        <w:t xml:space="preserve">dotnet watch --launch-profile http</w:t>
+      </w:r>
+    </w:p>
+    <w:p>
+      <w:r>
+        <w:t xml:space="preserve"/>
+      </w:r>
     </w:p>
     <w:p>
       <w:pPr>
@@ -2431,35 +1568,371 @@
           <w:sz w:val="28"/>
           <w:szCs w:val="28"/>
         </w:rPr>
-        <w:t xml:space="preserve">Part 4 — Starting the Blazor SPA</w:t>
-      </w:r>
-    </w:p>
-    <w:p>
-      <w:pPr>
-        <w:spacing w:after="80"/>
-      </w:pPr>
-    </w:p>
-    <w:p>
-      <w:pPr>
-        <w:pStyle w:val="Heading3"/>
-        <w:spacing w:after="80" w:before="240"/>
-      </w:pPr>
+        <w:t xml:space="preserve">Step 2.3 — Verify API is Running</w:t>
+      </w:r>
+    </w:p>
+    <w:p>
+      <w:pPr>
+        <w:spacing w:after="120" w:before="60"/>
+      </w:pPr>
+      <w:r>
+        <w:rPr>
+          <w:rFonts w:ascii="Calibri" w:cs="Calibri" w:eastAsia="Calibri" w:hAnsi="Calibri"/>
+          <w:sz w:val="22"/>
+          <w:szCs w:val="22"/>
+        </w:rPr>
+        <w:t xml:space="preserve">Open your browser and navigate to </w:t>
+      </w:r>
+      <w:r>
+        <w:rPr>
+          <w:rFonts w:ascii="Courier New" w:cs="Courier New" w:eastAsia="Courier New" w:hAnsi="Courier New"/>
+          <w:color w:val="B0133A"/>
+          <w:sz w:val="20"/>
+          <w:szCs w:val="20"/>
+          <w:shd w:fill="F0F0F0" w:color="F0F0F0" w:val="solid"/>
+        </w:rPr>
+        <w:t xml:space="preserve">http://localhost:5000/swagger</w:t>
+      </w:r>
+      <w:r>
+        <w:rPr>
+          <w:rFonts w:ascii="Calibri" w:cs="Calibri" w:eastAsia="Calibri" w:hAnsi="Calibri"/>
+          <w:sz w:val="22"/>
+          <w:szCs w:val="22"/>
+        </w:rPr>
+        <w:t xml:space="preserve">. You should see the </w:t>
+      </w:r>
       <w:r>
         <w:rPr>
           <w:rFonts w:ascii="Calibri" w:cs="Calibri" w:eastAsia="Calibri" w:hAnsi="Calibri"/>
           <w:b/>
           <w:bCs/>
-          <w:color w:val="333333"/>
-          <w:sz w:val="24"/>
-          <w:szCs w:val="24"/>
-        </w:rPr>
-        <w:t xml:space="preserve">Step 4.1 — From Visual Studio</w:t>
-      </w:r>
-    </w:p>
-    <w:p>
-      <w:pPr>
-        <w:spacing w:after="80"/>
-      </w:pPr>
+          <w:sz w:val="22"/>
+          <w:szCs w:val="22"/>
+        </w:rPr>
+        <w:t xml:space="preserve">EBook Library API v1</w:t>
+      </w:r>
+      <w:r>
+        <w:rPr>
+          <w:rFonts w:ascii="Calibri" w:cs="Calibri" w:eastAsia="Calibri" w:hAnsi="Calibri"/>
+          <w:sz w:val="22"/>
+          <w:szCs w:val="22"/>
+        </w:rPr>
+        <w:t xml:space="preserve"> Swagger UI confirming the API started, the database was created, and the admin user was seeded.</w:t>
+      </w:r>
+    </w:p>
+    <w:p>
+      <w:r>
+        <w:t xml:space="preserve"/>
+      </w:r>
+    </w:p>
+    <w:p>
+      <w:pPr>
+        <w:pStyle w:val="Heading2"/>
+        <w:spacing w:after="120" w:before="360"/>
+      </w:pPr>
+      <w:r>
+        <w:rPr>
+          <w:rFonts w:ascii="Cambria" w:cs="Cambria" w:eastAsia="Cambria" w:hAnsi="Cambria"/>
+          <w:b/>
+          <w:bCs/>
+          <w:color w:val="B0133A"/>
+          <w:sz w:val="28"/>
+          <w:szCs w:val="28"/>
+        </w:rPr>
+        <w:t xml:space="preserve">Step 2.4 — Create launchSettings.json (Optional)</w:t>
+      </w:r>
+    </w:p>
+    <w:p>
+      <w:pPr>
+        <w:spacing w:after="120" w:before="60"/>
+      </w:pPr>
+      <w:r>
+        <w:rPr>
+          <w:rFonts w:ascii="Calibri" w:cs="Calibri" w:eastAsia="Calibri" w:hAnsi="Calibri"/>
+          <w:sz w:val="22"/>
+          <w:szCs w:val="22"/>
+        </w:rPr>
+        <w:t xml:space="preserve">If the project does not have </w:t>
+      </w:r>
+      <w:r>
+        <w:rPr>
+          <w:rFonts w:ascii="Courier New" w:cs="Courier New" w:eastAsia="Courier New" w:hAnsi="Courier New"/>
+          <w:color w:val="B0133A"/>
+          <w:sz w:val="20"/>
+          <w:szCs w:val="20"/>
+          <w:shd w:fill="F0F0F0" w:color="F0F0F0" w:val="solid"/>
+        </w:rPr>
+        <w:t xml:space="preserve">Properties\launchSettings.json</w:t>
+      </w:r>
+      <w:r>
+        <w:rPr>
+          <w:rFonts w:ascii="Calibri" w:cs="Calibri" w:eastAsia="Calibri" w:hAnsi="Calibri"/>
+          <w:sz w:val="22"/>
+          <w:szCs w:val="22"/>
+        </w:rPr>
+        <w:t xml:space="preserve">, create it at </w:t>
+      </w:r>
+      <w:r>
+        <w:rPr>
+          <w:rFonts w:ascii="Courier New" w:cs="Courier New" w:eastAsia="Courier New" w:hAnsi="Courier New"/>
+          <w:color w:val="B0133A"/>
+          <w:sz w:val="20"/>
+          <w:szCs w:val="20"/>
+          <w:shd w:fill="F0F0F0" w:color="F0F0F0" w:val="solid"/>
+        </w:rPr>
+        <w:t xml:space="preserve">src\EBookLibrary.WebApi\Properties\launchSettings.json</w:t>
+      </w:r>
+      <w:r>
+        <w:rPr>
+          <w:rFonts w:ascii="Calibri" w:cs="Calibri" w:eastAsia="Calibri" w:hAnsi="Calibri"/>
+          <w:sz w:val="22"/>
+          <w:szCs w:val="22"/>
+        </w:rPr>
+        <w:t xml:space="preserve">:</w:t>
+      </w:r>
+    </w:p>
+    <w:p>
+      <w:pPr>
+        <w:shd w:fill="F5F5F5" w:color="F5F5F5" w:val="solid"/>
+        <w:spacing w:after="30" w:before="30"/>
+      </w:pPr>
+      <w:r>
+        <w:rPr>
+          <w:rFonts w:ascii="Courier New" w:cs="Courier New" w:eastAsia="Courier New" w:hAnsi="Courier New"/>
+          <w:sz w:val="18"/>
+          <w:szCs w:val="18"/>
+        </w:rPr>
+        <w:t xml:space="preserve">{</w:t>
+      </w:r>
+    </w:p>
+    <w:p>
+      <w:pPr>
+        <w:shd w:fill="F5F5F5" w:color="F5F5F5" w:val="solid"/>
+        <w:spacing w:after="30" w:before="30"/>
+      </w:pPr>
+      <w:r>
+        <w:rPr>
+          <w:rFonts w:ascii="Courier New" w:cs="Courier New" w:eastAsia="Courier New" w:hAnsi="Courier New"/>
+          <w:sz w:val="18"/>
+          <w:szCs w:val="18"/>
+        </w:rPr>
+        <w:t xml:space="preserve">  "$schema": "http://json.schemastore.org/launchsettings.json",</w:t>
+      </w:r>
+    </w:p>
+    <w:p>
+      <w:pPr>
+        <w:shd w:fill="F5F5F5" w:color="F5F5F5" w:val="solid"/>
+        <w:spacing w:after="30" w:before="30"/>
+      </w:pPr>
+      <w:r>
+        <w:rPr>
+          <w:rFonts w:ascii="Courier New" w:cs="Courier New" w:eastAsia="Courier New" w:hAnsi="Courier New"/>
+          <w:sz w:val="18"/>
+          <w:szCs w:val="18"/>
+        </w:rPr>
+        <w:t xml:space="preserve">  "profiles": {</w:t>
+      </w:r>
+    </w:p>
+    <w:p>
+      <w:pPr>
+        <w:shd w:fill="F5F5F5" w:color="F5F5F5" w:val="solid"/>
+        <w:spacing w:after="30" w:before="30"/>
+      </w:pPr>
+      <w:r>
+        <w:rPr>
+          <w:rFonts w:ascii="Courier New" w:cs="Courier New" w:eastAsia="Courier New" w:hAnsi="Courier New"/>
+          <w:sz w:val="18"/>
+          <w:szCs w:val="18"/>
+        </w:rPr>
+        <w:t xml:space="preserve">    "http": {</w:t>
+      </w:r>
+    </w:p>
+    <w:p>
+      <w:pPr>
+        <w:shd w:fill="F5F5F5" w:color="F5F5F5" w:val="solid"/>
+        <w:spacing w:after="30" w:before="30"/>
+      </w:pPr>
+      <w:r>
+        <w:rPr>
+          <w:rFonts w:ascii="Courier New" w:cs="Courier New" w:eastAsia="Courier New" w:hAnsi="Courier New"/>
+          <w:sz w:val="18"/>
+          <w:szCs w:val="18"/>
+        </w:rPr>
+        <w:t xml:space="preserve">      "commandName": "Project",</w:t>
+      </w:r>
+    </w:p>
+    <w:p>
+      <w:pPr>
+        <w:shd w:fill="F5F5F5" w:color="F5F5F5" w:val="solid"/>
+        <w:spacing w:after="30" w:before="30"/>
+      </w:pPr>
+      <w:r>
+        <w:rPr>
+          <w:rFonts w:ascii="Courier New" w:cs="Courier New" w:eastAsia="Courier New" w:hAnsi="Courier New"/>
+          <w:sz w:val="18"/>
+          <w:szCs w:val="18"/>
+        </w:rPr>
+        <w:t xml:space="preserve">      "launchBrowser": true,</w:t>
+      </w:r>
+    </w:p>
+    <w:p>
+      <w:pPr>
+        <w:shd w:fill="F5F5F5" w:color="F5F5F5" w:val="solid"/>
+        <w:spacing w:after="30" w:before="30"/>
+      </w:pPr>
+      <w:r>
+        <w:rPr>
+          <w:rFonts w:ascii="Courier New" w:cs="Courier New" w:eastAsia="Courier New" w:hAnsi="Courier New"/>
+          <w:sz w:val="18"/>
+          <w:szCs w:val="18"/>
+        </w:rPr>
+        <w:t xml:space="preserve">      "launchUrl": "swagger",</w:t>
+      </w:r>
+    </w:p>
+    <w:p>
+      <w:pPr>
+        <w:shd w:fill="F5F5F5" w:color="F5F5F5" w:val="solid"/>
+        <w:spacing w:after="30" w:before="30"/>
+      </w:pPr>
+      <w:r>
+        <w:rPr>
+          <w:rFonts w:ascii="Courier New" w:cs="Courier New" w:eastAsia="Courier New" w:hAnsi="Courier New"/>
+          <w:sz w:val="18"/>
+          <w:szCs w:val="18"/>
+        </w:rPr>
+        <w:t xml:space="preserve">      "applicationUrl": "http://localhost:5000",</w:t>
+      </w:r>
+    </w:p>
+    <w:p>
+      <w:pPr>
+        <w:shd w:fill="F5F5F5" w:color="F5F5F5" w:val="solid"/>
+        <w:spacing w:after="30" w:before="30"/>
+      </w:pPr>
+      <w:r>
+        <w:rPr>
+          <w:rFonts w:ascii="Courier New" w:cs="Courier New" w:eastAsia="Courier New" w:hAnsi="Courier New"/>
+          <w:sz w:val="18"/>
+          <w:szCs w:val="18"/>
+        </w:rPr>
+        <w:t xml:space="preserve">      "environmentVariables": {</w:t>
+      </w:r>
+    </w:p>
+    <w:p>
+      <w:pPr>
+        <w:shd w:fill="F5F5F5" w:color="F5F5F5" w:val="solid"/>
+        <w:spacing w:after="30" w:before="30"/>
+      </w:pPr>
+      <w:r>
+        <w:rPr>
+          <w:rFonts w:ascii="Courier New" w:cs="Courier New" w:eastAsia="Courier New" w:hAnsi="Courier New"/>
+          <w:sz w:val="18"/>
+          <w:szCs w:val="18"/>
+        </w:rPr>
+        <w:t xml:space="preserve">        "ASPNETCORE_ENVIRONMENT": "Development"</w:t>
+      </w:r>
+    </w:p>
+    <w:p>
+      <w:pPr>
+        <w:shd w:fill="F5F5F5" w:color="F5F5F5" w:val="solid"/>
+        <w:spacing w:after="30" w:before="30"/>
+      </w:pPr>
+      <w:r>
+        <w:rPr>
+          <w:rFonts w:ascii="Courier New" w:cs="Courier New" w:eastAsia="Courier New" w:hAnsi="Courier New"/>
+          <w:sz w:val="18"/>
+          <w:szCs w:val="18"/>
+        </w:rPr>
+        <w:t xml:space="preserve">      }</w:t>
+      </w:r>
+    </w:p>
+    <w:p>
+      <w:pPr>
+        <w:shd w:fill="F5F5F5" w:color="F5F5F5" w:val="solid"/>
+        <w:spacing w:after="30" w:before="30"/>
+      </w:pPr>
+      <w:r>
+        <w:rPr>
+          <w:rFonts w:ascii="Courier New" w:cs="Courier New" w:eastAsia="Courier New" w:hAnsi="Courier New"/>
+          <w:sz w:val="18"/>
+          <w:szCs w:val="18"/>
+        </w:rPr>
+        <w:t xml:space="preserve">    }</w:t>
+      </w:r>
+    </w:p>
+    <w:p>
+      <w:pPr>
+        <w:shd w:fill="F5F5F5" w:color="F5F5F5" w:val="solid"/>
+        <w:spacing w:after="30" w:before="30"/>
+      </w:pPr>
+      <w:r>
+        <w:rPr>
+          <w:rFonts w:ascii="Courier New" w:cs="Courier New" w:eastAsia="Courier New" w:hAnsi="Courier New"/>
+          <w:sz w:val="18"/>
+          <w:szCs w:val="18"/>
+        </w:rPr>
+        <w:t xml:space="preserve">  }</w:t>
+      </w:r>
+    </w:p>
+    <w:p>
+      <w:pPr>
+        <w:shd w:fill="F5F5F5" w:color="F5F5F5" w:val="solid"/>
+        <w:spacing w:after="30" w:before="30"/>
+      </w:pPr>
+      <w:r>
+        <w:rPr>
+          <w:rFonts w:ascii="Courier New" w:cs="Courier New" w:eastAsia="Courier New" w:hAnsi="Courier New"/>
+          <w:sz w:val="18"/>
+          <w:szCs w:val="18"/>
+        </w:rPr>
+        <w:t xml:space="preserve">}</w:t>
+      </w:r>
+    </w:p>
+    <w:p>
+      <w:r>
+        <w:t xml:space="preserve"/>
+      </w:r>
+    </w:p>
+    <w:p>
+      <w:r>
+        <w:br w:type="page"/>
+      </w:r>
+    </w:p>
+    <w:p>
+      <w:pPr>
+        <w:pStyle w:val="Heading1"/>
+        <w:pBdr>
+          <w:bottom w:color="1A3C7C" w:sz="4"/>
+        </w:pBdr>
+        <w:spacing w:after="200" w:before="480"/>
+      </w:pPr>
+      <w:r>
+        <w:rPr>
+          <w:rFonts w:ascii="Cambria" w:cs="Cambria" w:eastAsia="Cambria" w:hAnsi="Cambria"/>
+          <w:b/>
+          <w:bCs/>
+          <w:color w:val="1A3C7C"/>
+          <w:sz w:val="36"/>
+          <w:szCs w:val="36"/>
+        </w:rPr>
+        <w:t xml:space="preserve">Part 3 — Starting the Blazor SPA</w:t>
+      </w:r>
+    </w:p>
+    <w:p>
+      <w:pPr>
+        <w:pStyle w:val="Heading2"/>
+        <w:spacing w:after="120" w:before="360"/>
+      </w:pPr>
+      <w:r>
+        <w:rPr>
+          <w:rFonts w:ascii="Cambria" w:cs="Cambria" w:eastAsia="Cambria" w:hAnsi="Cambria"/>
+          <w:b/>
+          <w:bCs/>
+          <w:color w:val="B0133A"/>
+          <w:sz w:val="28"/>
+          <w:szCs w:val="28"/>
+        </w:rPr>
+        <w:t xml:space="preserve">Step 3.1 — From Visual Studio</w:t>
+      </w:r>
     </w:p>
     <w:p>
       <w:pPr>
@@ -2570,9 +2043,9 @@
       </w:r>
     </w:p>
     <w:p>
-      <w:pPr>
-        <w:spacing w:after="80"/>
-      </w:pPr>
+      <w:r>
+        <w:t xml:space="preserve"/>
+      </w:r>
     </w:p>
     <w:p>
       <w:pPr>
@@ -2584,7 +2057,7 @@
           <w:sz w:val="22"/>
           <w:szCs w:val="22"/>
         </w:rPr>
-        <w:t xml:space="preserve">Blazor starts at </w:t>
+        <w:t xml:space="preserve">Blazor starts by default at </w:t>
       </w:r>
       <w:r>
         <w:rPr>
@@ -2602,36 +2075,30 @@
           <w:sz w:val="22"/>
           <w:szCs w:val="22"/>
         </w:rPr>
-        <w:t xml:space="preserve"> by default (or configure the profile as shown below).
-</w:t>
-      </w:r>
-    </w:p>
-    <w:p>
-      <w:pPr>
-        <w:spacing w:after="80"/>
-      </w:pPr>
-    </w:p>
-    <w:p>
-      <w:pPr>
-        <w:pStyle w:val="Heading3"/>
-        <w:spacing w:after="80" w:before="240"/>
-      </w:pPr>
-      <w:r>
-        <w:rPr>
-          <w:rFonts w:ascii="Calibri" w:cs="Calibri" w:eastAsia="Calibri" w:hAnsi="Calibri"/>
+        <w:t xml:space="preserve">.</w:t>
+      </w:r>
+    </w:p>
+    <w:p>
+      <w:r>
+        <w:t xml:space="preserve"/>
+      </w:r>
+    </w:p>
+    <w:p>
+      <w:pPr>
+        <w:pStyle w:val="Heading2"/>
+        <w:spacing w:after="120" w:before="360"/>
+      </w:pPr>
+      <w:r>
+        <w:rPr>
+          <w:rFonts w:ascii="Cambria" w:cs="Cambria" w:eastAsia="Cambria" w:hAnsi="Cambria"/>
           <w:b/>
           <w:bCs/>
-          <w:color w:val="333333"/>
-          <w:sz w:val="24"/>
-          <w:szCs w:val="24"/>
-        </w:rPr>
-        <w:t xml:space="preserve">Step 4.2 — Create Blazor launchSettings.json</w:t>
-      </w:r>
-    </w:p>
-    <w:p>
-      <w:pPr>
-        <w:spacing w:after="80"/>
-      </w:pPr>
+          <w:color w:val="B0133A"/>
+          <w:sz w:val="28"/>
+          <w:szCs w:val="28"/>
+        </w:rPr>
+        <w:t xml:space="preserve">Step 3.2 — Create Blazor launchSettings.json</w:t>
+      </w:r>
     </w:p>
     <w:p>
       <w:pPr>
@@ -2661,249 +2128,198 @@
           <w:sz w:val="22"/>
           <w:szCs w:val="22"/>
         </w:rPr>
-        <w:t xml:space="preserve">:
-</w:t>
-      </w:r>
-    </w:p>
-    <w:p>
-      <w:pPr>
-        <w:spacing w:after="80"/>
-      </w:pPr>
+        <w:t xml:space="preserve">:</w:t>
+      </w:r>
     </w:p>
     <w:p>
       <w:pPr>
         <w:shd w:fill="F5F5F5" w:color="F5F5F5" w:val="solid"/>
-        <w:spacing w:after="40"/>
-      </w:pPr>
-      <w:r>
-        <w:rPr>
-          <w:rFonts w:ascii="Courier New" w:cs="Courier New" w:eastAsia="Courier New" w:hAnsi="Courier New"/>
-          <w:color w:val="222222"/>
+        <w:spacing w:after="30" w:before="30"/>
+      </w:pPr>
+      <w:r>
+        <w:rPr>
+          <w:rFonts w:ascii="Courier New" w:cs="Courier New" w:eastAsia="Courier New" w:hAnsi="Courier New"/>
           <w:sz w:val="18"/>
           <w:szCs w:val="18"/>
         </w:rPr>
-        <w:t xml:space="preserve">{
-</w:t>
+        <w:t xml:space="preserve">{</w:t>
       </w:r>
     </w:p>
     <w:p>
       <w:pPr>
         <w:shd w:fill="F5F5F5" w:color="F5F5F5" w:val="solid"/>
-        <w:spacing w:after="40"/>
-      </w:pPr>
-      <w:r>
-        <w:rPr>
-          <w:rFonts w:ascii="Courier New" w:cs="Courier New" w:eastAsia="Courier New" w:hAnsi="Courier New"/>
-          <w:color w:val="222222"/>
+        <w:spacing w:after="30" w:before="30"/>
+      </w:pPr>
+      <w:r>
+        <w:rPr>
+          <w:rFonts w:ascii="Courier New" w:cs="Courier New" w:eastAsia="Courier New" w:hAnsi="Courier New"/>
           <w:sz w:val="18"/>
           <w:szCs w:val="18"/>
         </w:rPr>
-        <w:t xml:space="preserve">  "$schema": "http://json.schemastore.org/launchsettings.json",
-</w:t>
+        <w:t xml:space="preserve">  "profiles": {</w:t>
       </w:r>
     </w:p>
     <w:p>
       <w:pPr>
         <w:shd w:fill="F5F5F5" w:color="F5F5F5" w:val="solid"/>
-        <w:spacing w:after="40"/>
-      </w:pPr>
-      <w:r>
-        <w:rPr>
-          <w:rFonts w:ascii="Courier New" w:cs="Courier New" w:eastAsia="Courier New" w:hAnsi="Courier New"/>
-          <w:color w:val="222222"/>
+        <w:spacing w:after="30" w:before="30"/>
+      </w:pPr>
+      <w:r>
+        <w:rPr>
+          <w:rFonts w:ascii="Courier New" w:cs="Courier New" w:eastAsia="Courier New" w:hAnsi="Courier New"/>
           <w:sz w:val="18"/>
           <w:szCs w:val="18"/>
         </w:rPr>
-        <w:t xml:space="preserve">  "profiles": {
-</w:t>
+        <w:t xml:space="preserve">    "http": {</w:t>
       </w:r>
     </w:p>
     <w:p>
       <w:pPr>
         <w:shd w:fill="F5F5F5" w:color="F5F5F5" w:val="solid"/>
-        <w:spacing w:after="40"/>
-      </w:pPr>
-      <w:r>
-        <w:rPr>
-          <w:rFonts w:ascii="Courier New" w:cs="Courier New" w:eastAsia="Courier New" w:hAnsi="Courier New"/>
-          <w:color w:val="222222"/>
+        <w:spacing w:after="30" w:before="30"/>
+      </w:pPr>
+      <w:r>
+        <w:rPr>
+          <w:rFonts w:ascii="Courier New" w:cs="Courier New" w:eastAsia="Courier New" w:hAnsi="Courier New"/>
           <w:sz w:val="18"/>
           <w:szCs w:val="18"/>
         </w:rPr>
-        <w:t xml:space="preserve">    "http": {
-</w:t>
+        <w:t xml:space="preserve">      "commandName": "Project",</w:t>
       </w:r>
     </w:p>
     <w:p>
       <w:pPr>
         <w:shd w:fill="F5F5F5" w:color="F5F5F5" w:val="solid"/>
-        <w:spacing w:after="40"/>
-      </w:pPr>
-      <w:r>
-        <w:rPr>
-          <w:rFonts w:ascii="Courier New" w:cs="Courier New" w:eastAsia="Courier New" w:hAnsi="Courier New"/>
-          <w:color w:val="222222"/>
+        <w:spacing w:after="30" w:before="30"/>
+      </w:pPr>
+      <w:r>
+        <w:rPr>
+          <w:rFonts w:ascii="Courier New" w:cs="Courier New" w:eastAsia="Courier New" w:hAnsi="Courier New"/>
           <w:sz w:val="18"/>
           <w:szCs w:val="18"/>
         </w:rPr>
-        <w:t xml:space="preserve">      "commandName": "Project",
-</w:t>
+        <w:t xml:space="preserve">      "launchBrowser": true,</w:t>
       </w:r>
     </w:p>
     <w:p>
       <w:pPr>
         <w:shd w:fill="F5F5F5" w:color="F5F5F5" w:val="solid"/>
-        <w:spacing w:after="40"/>
-      </w:pPr>
-      <w:r>
-        <w:rPr>
-          <w:rFonts w:ascii="Courier New" w:cs="Courier New" w:eastAsia="Courier New" w:hAnsi="Courier New"/>
-          <w:color w:val="222222"/>
+        <w:spacing w:after="30" w:before="30"/>
+      </w:pPr>
+      <w:r>
+        <w:rPr>
+          <w:rFonts w:ascii="Courier New" w:cs="Courier New" w:eastAsia="Courier New" w:hAnsi="Courier New"/>
           <w:sz w:val="18"/>
           <w:szCs w:val="18"/>
         </w:rPr>
-        <w:t xml:space="preserve">      "launchBrowser": true,
-</w:t>
+        <w:t xml:space="preserve">      "applicationUrl": "http://localhost:5001",</w:t>
       </w:r>
     </w:p>
     <w:p>
       <w:pPr>
         <w:shd w:fill="F5F5F5" w:color="F5F5F5" w:val="solid"/>
-        <w:spacing w:after="40"/>
-      </w:pPr>
-      <w:r>
-        <w:rPr>
-          <w:rFonts w:ascii="Courier New" w:cs="Courier New" w:eastAsia="Courier New" w:hAnsi="Courier New"/>
-          <w:color w:val="222222"/>
+        <w:spacing w:after="30" w:before="30"/>
+      </w:pPr>
+      <w:r>
+        <w:rPr>
+          <w:rFonts w:ascii="Courier New" w:cs="Courier New" w:eastAsia="Courier New" w:hAnsi="Courier New"/>
           <w:sz w:val="18"/>
           <w:szCs w:val="18"/>
         </w:rPr>
-        <w:t xml:space="preserve">      "applicationUrl": "http://localhost:5001",
-</w:t>
+        <w:t xml:space="preserve">      "environmentVariables": {</w:t>
       </w:r>
     </w:p>
     <w:p>
       <w:pPr>
         <w:shd w:fill="F5F5F5" w:color="F5F5F5" w:val="solid"/>
-        <w:spacing w:after="40"/>
-      </w:pPr>
-      <w:r>
-        <w:rPr>
-          <w:rFonts w:ascii="Courier New" w:cs="Courier New" w:eastAsia="Courier New" w:hAnsi="Courier New"/>
-          <w:color w:val="222222"/>
+        <w:spacing w:after="30" w:before="30"/>
+      </w:pPr>
+      <w:r>
+        <w:rPr>
+          <w:rFonts w:ascii="Courier New" w:cs="Courier New" w:eastAsia="Courier New" w:hAnsi="Courier New"/>
           <w:sz w:val="18"/>
           <w:szCs w:val="18"/>
         </w:rPr>
-        <w:t xml:space="preserve">      "environmentVariables": {
-</w:t>
+        <w:t xml:space="preserve">        "ASPNETCORE_ENVIRONMENT": "Development"</w:t>
       </w:r>
     </w:p>
     <w:p>
       <w:pPr>
         <w:shd w:fill="F5F5F5" w:color="F5F5F5" w:val="solid"/>
-        <w:spacing w:after="40"/>
-      </w:pPr>
-      <w:r>
-        <w:rPr>
-          <w:rFonts w:ascii="Courier New" w:cs="Courier New" w:eastAsia="Courier New" w:hAnsi="Courier New"/>
-          <w:color w:val="222222"/>
+        <w:spacing w:after="30" w:before="30"/>
+      </w:pPr>
+      <w:r>
+        <w:rPr>
+          <w:rFonts w:ascii="Courier New" w:cs="Courier New" w:eastAsia="Courier New" w:hAnsi="Courier New"/>
           <w:sz w:val="18"/>
           <w:szCs w:val="18"/>
         </w:rPr>
-        <w:t xml:space="preserve">        "ASPNETCORE_ENVIRONMENT": "Development"
-</w:t>
+        <w:t xml:space="preserve">      }</w:t>
       </w:r>
     </w:p>
     <w:p>
       <w:pPr>
         <w:shd w:fill="F5F5F5" w:color="F5F5F5" w:val="solid"/>
-        <w:spacing w:after="40"/>
-      </w:pPr>
-      <w:r>
-        <w:rPr>
-          <w:rFonts w:ascii="Courier New" w:cs="Courier New" w:eastAsia="Courier New" w:hAnsi="Courier New"/>
-          <w:color w:val="222222"/>
+        <w:spacing w:after="30" w:before="30"/>
+      </w:pPr>
+      <w:r>
+        <w:rPr>
+          <w:rFonts w:ascii="Courier New" w:cs="Courier New" w:eastAsia="Courier New" w:hAnsi="Courier New"/>
           <w:sz w:val="18"/>
           <w:szCs w:val="18"/>
         </w:rPr>
-        <w:t xml:space="preserve">      }
-</w:t>
+        <w:t xml:space="preserve">    }</w:t>
       </w:r>
     </w:p>
     <w:p>
       <w:pPr>
         <w:shd w:fill="F5F5F5" w:color="F5F5F5" w:val="solid"/>
-        <w:spacing w:after="40"/>
-      </w:pPr>
-      <w:r>
-        <w:rPr>
-          <w:rFonts w:ascii="Courier New" w:cs="Courier New" w:eastAsia="Courier New" w:hAnsi="Courier New"/>
-          <w:color w:val="222222"/>
+        <w:spacing w:after="30" w:before="30"/>
+      </w:pPr>
+      <w:r>
+        <w:rPr>
+          <w:rFonts w:ascii="Courier New" w:cs="Courier New" w:eastAsia="Courier New" w:hAnsi="Courier New"/>
           <w:sz w:val="18"/>
           <w:szCs w:val="18"/>
         </w:rPr>
-        <w:t xml:space="preserve">    }
-</w:t>
+        <w:t xml:space="preserve">  }</w:t>
       </w:r>
     </w:p>
     <w:p>
       <w:pPr>
         <w:shd w:fill="F5F5F5" w:color="F5F5F5" w:val="solid"/>
-        <w:spacing w:after="40"/>
-      </w:pPr>
-      <w:r>
-        <w:rPr>
-          <w:rFonts w:ascii="Courier New" w:cs="Courier New" w:eastAsia="Courier New" w:hAnsi="Courier New"/>
-          <w:color w:val="222222"/>
+        <w:spacing w:after="30" w:before="30"/>
+      </w:pPr>
+      <w:r>
+        <w:rPr>
+          <w:rFonts w:ascii="Courier New" w:cs="Courier New" w:eastAsia="Courier New" w:hAnsi="Courier New"/>
           <w:sz w:val="18"/>
           <w:szCs w:val="18"/>
         </w:rPr>
-        <w:t xml:space="preserve">  }
-</w:t>
-      </w:r>
-    </w:p>
-    <w:p>
-      <w:pPr>
-        <w:shd w:fill="F5F5F5" w:color="F5F5F5" w:val="solid"/>
-        <w:spacing w:after="40"/>
-      </w:pPr>
-      <w:r>
-        <w:rPr>
-          <w:rFonts w:ascii="Courier New" w:cs="Courier New" w:eastAsia="Courier New" w:hAnsi="Courier New"/>
-          <w:color w:val="222222"/>
-          <w:sz w:val="18"/>
-          <w:szCs w:val="18"/>
-        </w:rPr>
-        <w:t xml:space="preserve">}
-</w:t>
-      </w:r>
-    </w:p>
-    <w:p>
-      <w:pPr>
-        <w:spacing w:after="80"/>
-      </w:pPr>
-    </w:p>
-    <w:p>
-      <w:pPr>
-        <w:pStyle w:val="Heading3"/>
-        <w:spacing w:after="80" w:before="240"/>
-      </w:pPr>
-      <w:r>
-        <w:rPr>
-          <w:rFonts w:ascii="Calibri" w:cs="Calibri" w:eastAsia="Calibri" w:hAnsi="Calibri"/>
+        <w:t xml:space="preserve">}</w:t>
+      </w:r>
+    </w:p>
+    <w:p>
+      <w:r>
+        <w:t xml:space="preserve"/>
+      </w:r>
+    </w:p>
+    <w:p>
+      <w:pPr>
+        <w:pStyle w:val="Heading2"/>
+        <w:spacing w:after="120" w:before="360"/>
+      </w:pPr>
+      <w:r>
+        <w:rPr>
+          <w:rFonts w:ascii="Cambria" w:cs="Cambria" w:eastAsia="Cambria" w:hAnsi="Cambria"/>
           <w:b/>
           <w:bCs/>
-          <w:color w:val="333333"/>
-          <w:sz w:val="24"/>
-          <w:szCs w:val="24"/>
-        </w:rPr>
-        <w:t xml:space="preserve">Step 4.3 — API Connection (Blazor)</w:t>
-      </w:r>
-    </w:p>
-    <w:p>
-      <w:pPr>
-        <w:spacing w:after="80"/>
-      </w:pPr>
+          <w:color w:val="B0133A"/>
+          <w:sz w:val="28"/>
+          <w:szCs w:val="28"/>
+        </w:rPr>
+        <w:t xml:space="preserve">Step 3.3 — API Connection</w:t>
+      </w:r>
     </w:p>
     <w:p>
       <w:pPr>
@@ -2933,137 +2349,44 @@
           <w:sz w:val="22"/>
           <w:szCs w:val="22"/>
         </w:rPr>
-        <w:t xml:space="preserve"> at runtime. The default configuration points to:
-</w:t>
-      </w:r>
-    </w:p>
-    <w:p>
-      <w:pPr>
-        <w:spacing w:after="80"/>
-      </w:pPr>
+        <w:t xml:space="preserve"> at runtime. The value must match the API URL:</w:t>
+      </w:r>
     </w:p>
     <w:p>
       <w:pPr>
         <w:shd w:fill="F5F5F5" w:color="F5F5F5" w:val="solid"/>
-        <w:spacing w:after="40"/>
-      </w:pPr>
-      <w:r>
-        <w:rPr>
-          <w:rFonts w:ascii="Courier New" w:cs="Courier New" w:eastAsia="Courier New" w:hAnsi="Courier New"/>
-          <w:color w:val="222222"/>
+        <w:spacing w:after="30" w:before="30"/>
+      </w:pPr>
+      <w:r>
+        <w:rPr>
+          <w:rFonts w:ascii="Courier New" w:cs="Courier New" w:eastAsia="Courier New" w:hAnsi="Courier New"/>
           <w:sz w:val="18"/>
           <w:szCs w:val="18"/>
         </w:rPr>
-        <w:t xml:space="preserve">{
-</w:t>
-      </w:r>
-    </w:p>
-    <w:p>
-      <w:pPr>
-        <w:shd w:fill="F5F5F5" w:color="F5F5F5" w:val="solid"/>
-        <w:spacing w:after="40"/>
-      </w:pPr>
-      <w:r>
-        <w:rPr>
-          <w:rFonts w:ascii="Courier New" w:cs="Courier New" w:eastAsia="Courier New" w:hAnsi="Courier New"/>
-          <w:color w:val="222222"/>
-          <w:sz w:val="18"/>
-          <w:szCs w:val="18"/>
-        </w:rPr>
-        <w:t xml:space="preserve">  "ApiBaseUrl": "http://localhost:5000/api"
-</w:t>
-      </w:r>
-    </w:p>
-    <w:p>
-      <w:pPr>
-        <w:shd w:fill="F5F5F5" w:color="F5F5F5" w:val="solid"/>
-        <w:spacing w:after="40"/>
-      </w:pPr>
-      <w:r>
-        <w:rPr>
-          <w:rFonts w:ascii="Courier New" w:cs="Courier New" w:eastAsia="Courier New" w:hAnsi="Courier New"/>
-          <w:color w:val="222222"/>
-          <w:sz w:val="18"/>
-          <w:szCs w:val="18"/>
-        </w:rPr>
-        <w:t xml:space="preserve">}
-</w:t>
-      </w:r>
-    </w:p>
-    <w:p>
-      <w:pPr>
-        <w:spacing w:after="80"/>
-      </w:pPr>
-    </w:p>
-    <w:p>
-      <w:pPr>
-        <w:spacing w:after="120" w:before="60"/>
-      </w:pPr>
-      <w:r>
-        <w:rPr>
-          <w:rFonts w:ascii="Calibri" w:cs="Calibri" w:eastAsia="Calibri" w:hAnsi="Calibri"/>
+        <w:t xml:space="preserve">{ "ApiBaseUrl": "http://localhost:5000/api" }</w:t>
+      </w:r>
+    </w:p>
+    <w:p>
+      <w:r>
+        <w:t xml:space="preserve"/>
+      </w:r>
+    </w:p>
+    <w:p>
+      <w:pPr>
+        <w:pStyle w:val="Heading2"/>
+        <w:spacing w:after="120" w:before="360"/>
+      </w:pPr>
+      <w:r>
+        <w:rPr>
+          <w:rFonts w:ascii="Cambria" w:cs="Cambria" w:eastAsia="Cambria" w:hAnsi="Cambria"/>
           <w:b/>
           <w:bCs/>
-          <w:sz w:val="22"/>
-          <w:szCs w:val="22"/>
-        </w:rPr>
-        <w:t xml:space="preserve">This must match the URL your API is running on.</w:t>
-      </w:r>
-      <w:r>
-        <w:rPr>
-          <w:rFonts w:ascii="Calibri" w:cs="Calibri" w:eastAsia="Calibri" w:hAnsi="Calibri"/>
-          <w:sz w:val="22"/>
-          <w:szCs w:val="22"/>
-        </w:rPr>
-        <w:t xml:space="preserve"> Confirm both values before testing.
-</w:t>
-      </w:r>
-    </w:p>
-    <w:p>
-      <w:pPr>
-        <w:spacing w:after="80"/>
-      </w:pPr>
-    </w:p>
-    <w:p>
-      <w:pPr>
-        <w:pStyle w:val="Heading3"/>
-        <w:spacing w:after="80" w:before="240"/>
-      </w:pPr>
-      <w:r>
-        <w:rPr>
-          <w:rFonts w:ascii="Calibri" w:cs="Calibri" w:eastAsia="Calibri" w:hAnsi="Calibri"/>
-          <w:b/>
-          <w:bCs/>
-          <w:color w:val="333333"/>
-          <w:sz w:val="24"/>
-          <w:szCs w:val="24"/>
-        </w:rPr>
-        <w:t xml:space="preserve">Step 4.4 — Run Both Projects Simultaneously</w:t>
-      </w:r>
-    </w:p>
-    <w:p>
-      <w:pPr>
-        <w:spacing w:after="80"/>
-      </w:pPr>
-    </w:p>
-    <w:p>
-      <w:pPr>
-        <w:spacing w:after="120" w:before="60"/>
-      </w:pPr>
-      <w:r>
-        <w:rPr>
-          <w:rFonts w:ascii="Calibri" w:cs="Calibri" w:eastAsia="Calibri" w:hAnsi="Calibri"/>
-          <w:sz w:val="22"/>
-          <w:szCs w:val="22"/>
-        </w:rPr>
-        <w:t xml:space="preserve">Visual Studio supports launching multiple startup projects:
-</w:t>
-      </w:r>
-    </w:p>
-    <w:p>
-      <w:pPr>
-        <w:spacing w:after="80"/>
-      </w:pPr>
+          <w:color w:val="B0133A"/>
+          <w:sz w:val="28"/>
+          <w:szCs w:val="28"/>
+        </w:rPr>
+        <w:t xml:space="preserve">Step 3.4 — Run Both Projects Simultaneously</w:t>
+      </w:r>
     </w:p>
     <w:p>
       <w:pPr>
@@ -3318,9 +2641,9 @@
       </w:r>
     </w:p>
     <w:p>
-      <w:pPr>
-        <w:spacing w:after="80"/>
-      </w:pPr>
+      <w:r>
+        <w:t xml:space="preserve"/>
+      </w:r>
     </w:p>
     <w:p>
       <w:pPr>
@@ -3332,27 +2655,38 @@
           <w:sz w:val="22"/>
           <w:szCs w:val="22"/>
         </w:rPr>
-        <w:t xml:space="preserve">Both projects will start in one debug session. You can set breakpoints in C# code in either project.
-</w:t>
-      </w:r>
-    </w:p>
-    <w:p>
-      <w:pPr>
-        <w:spacing w:after="80"/>
-      </w:pPr>
-    </w:p>
-    <w:p>
-      <w:pPr>
+        <w:t xml:space="preserve">Both projects start in one debug session. Breakpoints in C# code in either project are active.</w:t>
+      </w:r>
+    </w:p>
+    <w:p>
+      <w:r>
+        <w:t xml:space="preserve"/>
+      </w:r>
+    </w:p>
+    <w:p>
+      <w:r>
+        <w:br w:type="page"/>
+      </w:r>
+    </w:p>
+    <w:p>
+      <w:pPr>
+        <w:pStyle w:val="Heading1"/>
         <w:pBdr>
-          <w:bottom w:color="1A3C7C" w:sz="2"/>
+          <w:bottom w:color="1A3C7C" w:sz="4"/>
         </w:pBdr>
-        <w:spacing w:after="240" w:before="240"/>
-      </w:pPr>
-    </w:p>
-    <w:p>
-      <w:pPr>
-        <w:spacing w:after="80"/>
-      </w:pPr>
+        <w:spacing w:after="200" w:before="480"/>
+      </w:pPr>
+      <w:r>
+        <w:rPr>
+          <w:rFonts w:ascii="Cambria" w:cs="Cambria" w:eastAsia="Cambria" w:hAnsi="Cambria"/>
+          <w:b/>
+          <w:bCs/>
+          <w:color w:val="1A3C7C"/>
+          <w:sz w:val="36"/>
+          <w:szCs w:val="36"/>
+        </w:rPr>
+        <w:t xml:space="preserve">Part 4 — Starting the React SPA</w:t>
+      </w:r>
     </w:p>
     <w:p>
       <w:pPr>
@@ -3368,800 +2702,41 @@
           <w:sz w:val="28"/>
           <w:szCs w:val="28"/>
         </w:rPr>
-        <w:t xml:space="preserve">Part 5 — Starting the React SPA</w:t>
-      </w:r>
-    </w:p>
-    <w:p>
-      <w:pPr>
-        <w:spacing w:after="80"/>
-      </w:pPr>
-    </w:p>
-    <w:p>
-      <w:pPr>
-        <w:pStyle w:val="Heading3"/>
-        <w:spacing w:after="80" w:before="240"/>
-      </w:pPr>
-      <w:r>
-        <w:rPr>
-          <w:rFonts w:ascii="Calibri" w:cs="Calibri" w:eastAsia="Calibri" w:hAnsi="Calibri"/>
-          <w:b/>
-          <w:bCs/>
-          <w:color w:val="333333"/>
-          <w:sz w:val="24"/>
-          <w:szCs w:val="24"/>
-        </w:rPr>
-        <w:t xml:space="preserve">Step 5.1 — Install Node Modules (First Run Only)</w:t>
-      </w:r>
-    </w:p>
-    <w:p>
-      <w:pPr>
-        <w:spacing w:after="80"/>
-      </w:pPr>
+        <w:t xml:space="preserve">Step 4.1 — Install Node Modules (First Run Only)</w:t>
+      </w:r>
     </w:p>
     <w:p>
       <w:pPr>
         <w:shd w:fill="F5F5F5" w:color="F5F5F5" w:val="solid"/>
-        <w:spacing w:after="40"/>
-      </w:pPr>
-      <w:r>
-        <w:rPr>
-          <w:rFonts w:ascii="Courier New" w:cs="Courier New" w:eastAsia="Courier New" w:hAnsi="Courier New"/>
-          <w:color w:val="222222"/>
+        <w:spacing w:after="30" w:before="30"/>
+      </w:pPr>
+      <w:r>
+        <w:rPr>
+          <w:rFonts w:ascii="Courier New" w:cs="Courier New" w:eastAsia="Courier New" w:hAnsi="Courier New"/>
           <w:sz w:val="18"/>
           <w:szCs w:val="18"/>
         </w:rPr>
-        <w:t xml:space="preserve">cd "c:\Copilot CLI\EBook Web Api Project\Automatic\EBookLibrary\src\EBookLibrary.React"
-</w:t>
+        <w:t xml:space="preserve">cd "c:\Copilot CLI\EBook Web Api Project\Automatic\EBookLibrary\src\EBookLibrary.React"</w:t>
       </w:r>
     </w:p>
     <w:p>
       <w:pPr>
         <w:shd w:fill="F5F5F5" w:color="F5F5F5" w:val="solid"/>
-        <w:spacing w:after="40"/>
-      </w:pPr>
-      <w:r>
-        <w:rPr>
-          <w:rFonts w:ascii="Courier New" w:cs="Courier New" w:eastAsia="Courier New" w:hAnsi="Courier New"/>
-          <w:color w:val="222222"/>
+        <w:spacing w:after="30" w:before="30"/>
+      </w:pPr>
+      <w:r>
+        <w:rPr>
+          <w:rFonts w:ascii="Courier New" w:cs="Courier New" w:eastAsia="Courier New" w:hAnsi="Courier New"/>
           <w:sz w:val="18"/>
           <w:szCs w:val="18"/>
         </w:rPr>
-        <w:t xml:space="preserve">npm install
-</w:t>
-      </w:r>
-    </w:p>
-    <w:p>
-      <w:pPr>
-        <w:spacing w:after="80"/>
-      </w:pPr>
-    </w:p>
-    <w:p>
-      <w:pPr>
-        <w:pStyle w:val="Heading3"/>
-        <w:spacing w:after="80" w:before="240"/>
-      </w:pPr>
-      <w:r>
-        <w:rPr>
-          <w:rFonts w:ascii="Calibri" w:cs="Calibri" w:eastAsia="Calibri" w:hAnsi="Calibri"/>
-          <w:b/>
-          <w:bCs/>
-          <w:color w:val="333333"/>
-          <w:sz w:val="24"/>
-          <w:szCs w:val="24"/>
-        </w:rPr>
-        <w:t xml:space="preserve">Step 5.2 — Configure the API Base URL</w:t>
-      </w:r>
-    </w:p>
-    <w:p>
-      <w:pPr>
-        <w:spacing w:after="80"/>
-      </w:pPr>
-    </w:p>
-    <w:p>
-      <w:pPr>
-        <w:spacing w:after="120" w:before="60"/>
-      </w:pPr>
-      <w:r>
-        <w:rPr>
-          <w:rFonts w:ascii="Calibri" w:cs="Calibri" w:eastAsia="Calibri" w:hAnsi="Calibri"/>
-          <w:sz w:val="22"/>
-          <w:szCs w:val="22"/>
-        </w:rPr>
-        <w:t xml:space="preserve">The React app's API base URL is typically set via an environment variable or a constants file. Check </w:t>
-      </w:r>
-      <w:r>
-        <w:rPr>
-          <w:rFonts w:ascii="Courier New" w:cs="Courier New" w:eastAsia="Courier New" w:hAnsi="Courier New"/>
-          <w:color w:val="B0133A"/>
-          <w:sz w:val="20"/>
-          <w:szCs w:val="20"/>
-          <w:shd w:fill="F0F0F0" w:color="F0F0F0" w:val="solid"/>
-        </w:rPr>
-        <w:t xml:space="preserve">src\config.ts</w:t>
-      </w:r>
-      <w:r>
-        <w:rPr>
-          <w:rFonts w:ascii="Calibri" w:cs="Calibri" w:eastAsia="Calibri" w:hAnsi="Calibri"/>
-          <w:sz w:val="22"/>
-          <w:szCs w:val="22"/>
-        </w:rPr>
-        <w:t xml:space="preserve"> or </w:t>
-      </w:r>
-      <w:r>
-        <w:rPr>
-          <w:rFonts w:ascii="Courier New" w:cs="Courier New" w:eastAsia="Courier New" w:hAnsi="Courier New"/>
-          <w:color w:val="B0133A"/>
-          <w:sz w:val="20"/>
-          <w:szCs w:val="20"/>
-          <w:shd w:fill="F0F0F0" w:color="F0F0F0" w:val="solid"/>
-        </w:rPr>
-        <w:t xml:space="preserve">src\lib\apiClient.ts</w:t>
-      </w:r>
-      <w:r>
-        <w:rPr>
-          <w:rFonts w:ascii="Calibri" w:cs="Calibri" w:eastAsia="Calibri" w:hAnsi="Calibri"/>
-          <w:sz w:val="22"/>
-          <w:szCs w:val="22"/>
-        </w:rPr>
-        <w:t xml:space="preserve"> and ensure it points to:
-</w:t>
-      </w:r>
-    </w:p>
-    <w:p>
-      <w:pPr>
-        <w:spacing w:after="80"/>
-      </w:pPr>
-    </w:p>
-    <w:p>
-      <w:pPr>
-        <w:shd w:fill="F5F5F5" w:color="F5F5F5" w:val="solid"/>
-        <w:spacing w:after="40"/>
-      </w:pPr>
-      <w:r>
-        <w:rPr>
-          <w:rFonts w:ascii="Courier New" w:cs="Courier New" w:eastAsia="Courier New" w:hAnsi="Courier New"/>
-          <w:color w:val="222222"/>
-          <w:sz w:val="18"/>
-          <w:szCs w:val="18"/>
-        </w:rPr>
-        <w:t xml:space="preserve">http://localhost:5000/api
-</w:t>
-      </w:r>
-    </w:p>
-    <w:p>
-      <w:pPr>
-        <w:spacing w:after="80"/>
-      </w:pPr>
-    </w:p>
-    <w:p>
-      <w:pPr>
-        <w:spacing w:after="120" w:before="60"/>
-      </w:pPr>
-      <w:r>
-        <w:rPr>
-          <w:rFonts w:ascii="Calibri" w:cs="Calibri" w:eastAsia="Calibri" w:hAnsi="Calibri"/>
-          <w:sz w:val="22"/>
-          <w:szCs w:val="22"/>
-        </w:rPr>
-        <w:t xml:space="preserve">If there is no configuration file, you can set it with a </w:t>
-      </w:r>
-      <w:r>
-        <w:rPr>
-          <w:rFonts w:ascii="Courier New" w:cs="Courier New" w:eastAsia="Courier New" w:hAnsi="Courier New"/>
-          <w:color w:val="B0133A"/>
-          <w:sz w:val="20"/>
-          <w:szCs w:val="20"/>
-          <w:shd w:fill="F0F0F0" w:color="F0F0F0" w:val="solid"/>
-        </w:rPr>
-        <w:t xml:space="preserve">.env</w:t>
-      </w:r>
-      <w:r>
-        <w:rPr>
-          <w:rFonts w:ascii="Calibri" w:cs="Calibri" w:eastAsia="Calibri" w:hAnsi="Calibri"/>
-          <w:sz w:val="22"/>
-          <w:szCs w:val="22"/>
-        </w:rPr>
-        <w:t xml:space="preserve"> file at the React project root:
-</w:t>
-      </w:r>
-    </w:p>
-    <w:p>
-      <w:pPr>
-        <w:spacing w:after="80"/>
-      </w:pPr>
-    </w:p>
-    <w:p>
-      <w:pPr>
-        <w:shd w:fill="F5F5F5" w:color="F5F5F5" w:val="solid"/>
-        <w:spacing w:after="40"/>
-      </w:pPr>
-      <w:r>
-        <w:rPr>
-          <w:rFonts w:ascii="Courier New" w:cs="Courier New" w:eastAsia="Courier New" w:hAnsi="Courier New"/>
-          <w:color w:val="222222"/>
-          <w:sz w:val="18"/>
-          <w:szCs w:val="18"/>
-        </w:rPr>
-        <w:t xml:space="preserve">VITE_API_BASE_URL=http://localhost:5000/api
-</w:t>
-      </w:r>
-    </w:p>
-    <w:p>
-      <w:pPr>
-        <w:spacing w:after="80"/>
-      </w:pPr>
-    </w:p>
-    <w:p>
-      <w:pPr>
-        <w:pStyle w:val="Heading3"/>
-        <w:spacing w:after="80" w:before="240"/>
-      </w:pPr>
-      <w:r>
-        <w:rPr>
-          <w:rFonts w:ascii="Calibri" w:cs="Calibri" w:eastAsia="Calibri" w:hAnsi="Calibri"/>
-          <w:b/>
-          <w:bCs/>
-          <w:color w:val="333333"/>
-          <w:sz w:val="24"/>
-          <w:szCs w:val="24"/>
-        </w:rPr>
-        <w:t xml:space="preserve">Step 5.3 — Start the React Dev Server</w:t>
-      </w:r>
-    </w:p>
-    <w:p>
-      <w:pPr>
-        <w:spacing w:after="80"/>
-      </w:pPr>
-    </w:p>
-    <w:p>
-      <w:pPr>
-        <w:shd w:fill="F5F5F5" w:color="F5F5F5" w:val="solid"/>
-        <w:spacing w:after="40"/>
-      </w:pPr>
-      <w:r>
-        <w:rPr>
-          <w:rFonts w:ascii="Courier New" w:cs="Courier New" w:eastAsia="Courier New" w:hAnsi="Courier New"/>
-          <w:color w:val="222222"/>
-          <w:sz w:val="18"/>
-          <w:szCs w:val="18"/>
-        </w:rPr>
-        <w:t xml:space="preserve">cd "c:\Copilot CLI\EBook Web Api Project\Automatic\EBookLibrary\src\EBookLibrary.React"
-</w:t>
-      </w:r>
-    </w:p>
-    <w:p>
-      <w:pPr>
-        <w:shd w:fill="F5F5F5" w:color="F5F5F5" w:val="solid"/>
-        <w:spacing w:after="40"/>
-      </w:pPr>
-      <w:r>
-        <w:rPr>
-          <w:rFonts w:ascii="Courier New" w:cs="Courier New" w:eastAsia="Courier New" w:hAnsi="Courier New"/>
-          <w:color w:val="222222"/>
-          <w:sz w:val="18"/>
-          <w:szCs w:val="18"/>
-        </w:rPr>
-        <w:t xml:space="preserve">npm run dev
-</w:t>
-      </w:r>
-    </w:p>
-    <w:p>
-      <w:pPr>
-        <w:spacing w:after="80"/>
-      </w:pPr>
-    </w:p>
-    <w:p>
-      <w:pPr>
-        <w:spacing w:after="120" w:before="60"/>
-      </w:pPr>
-      <w:r>
-        <w:rPr>
-          <w:rFonts w:ascii="Calibri" w:cs="Calibri" w:eastAsia="Calibri" w:hAnsi="Calibri"/>
-          <w:sz w:val="22"/>
-          <w:szCs w:val="22"/>
-        </w:rPr>
-        <w:t xml:space="preserve">React starts at </w:t>
-      </w:r>
-      <w:r>
-        <w:rPr>
-          <w:rFonts w:ascii="Courier New" w:cs="Courier New" w:eastAsia="Courier New" w:hAnsi="Courier New"/>
-          <w:color w:val="B0133A"/>
-          <w:sz w:val="20"/>
-          <w:szCs w:val="20"/>
-          <w:shd w:fill="F0F0F0" w:color="F0F0F0" w:val="solid"/>
-        </w:rPr>
-        <w:t xml:space="preserve">http://localhost:5173</w:t>
-      </w:r>
-      <w:r>
-        <w:rPr>
-          <w:rFonts w:ascii="Calibri" w:cs="Calibri" w:eastAsia="Calibri" w:hAnsi="Calibri"/>
-          <w:sz w:val="22"/>
-          <w:szCs w:val="22"/>
-        </w:rPr>
-        <w:t xml:space="preserve"> by default.
-</w:t>
-      </w:r>
-    </w:p>
-    <w:p>
-      <w:pPr>
-        <w:spacing w:after="80"/>
-      </w:pPr>
-    </w:p>
-    <w:p>
-      <w:pPr>
-        <w:pBdr>
-          <w:left w:color="B0133A" w:sz="20"/>
-        </w:pBdr>
-        <w:shd w:fill="F8F8F8" w:color="F8F8F8" w:val="solid"/>
-        <w:spacing w:after="120"/>
-        <w:ind w:left="720"/>
-      </w:pPr>
-      <w:r>
-        <w:rPr>
-          <w:rFonts w:ascii="Calibri" w:cs="Calibri" w:eastAsia="Calibri" w:hAnsi="Calibri"/>
-          <w:i/>
-          <w:iCs/>
-          <w:color w:val="555555"/>
-          <w:sz w:val="22"/>
-          <w:szCs w:val="22"/>
-        </w:rPr>
-        <w:t xml:space="preserve">The API `AllowedOrigins` in `appsettings.json` already includes `http://localhost:5173` and `http://localhost:5174`, so CORS is pre-configured.</w:t>
-      </w:r>
-    </w:p>
-    <w:p>
-      <w:pPr>
-        <w:spacing w:after="80"/>
-      </w:pPr>
-    </w:p>
-    <w:p>
-      <w:pPr>
-        <w:pStyle w:val="Heading3"/>
-        <w:spacing w:after="80" w:before="240"/>
-      </w:pPr>
-      <w:r>
-        <w:rPr>
-          <w:rFonts w:ascii="Calibri" w:cs="Calibri" w:eastAsia="Calibri" w:hAnsi="Calibri"/>
-          <w:b/>
-          <w:bCs/>
-          <w:color w:val="333333"/>
-          <w:sz w:val="24"/>
-          <w:szCs w:val="24"/>
-        </w:rPr>
-        <w:t xml:space="preserve">Step 5.4 — Debug React in VS Code</w:t>
-      </w:r>
-    </w:p>
-    <w:p>
-      <w:pPr>
-        <w:spacing w:after="80"/>
-      </w:pPr>
-    </w:p>
-    <w:p>
-      <w:pPr>
-        <w:pStyle w:val="ListParagraph"/>
-        <w:numPr>
-          <w:ilvl w:val="0"/>
-          <w:numId w:val="2"/>
-        </w:numPr>
-        <w:spacing w:after="80"/>
-      </w:pPr>
-      <w:r>
-        <w:rPr>
-          <w:rFonts w:ascii="Calibri" w:cs="Calibri" w:eastAsia="Calibri" w:hAnsi="Calibri"/>
-          <w:sz w:val="22"/>
-          <w:szCs w:val="22"/>
-        </w:rPr>
-        <w:t xml:space="preserve">Open the React folder in VS Code:</w:t>
-      </w:r>
-    </w:p>
-    <w:p>
-      <w:pPr>
-        <w:spacing w:after="120" w:before="60"/>
-      </w:pPr>
-      <w:r>
-        <w:rPr>
-          <w:rFonts w:ascii="Calibri" w:cs="Calibri" w:eastAsia="Calibri" w:hAnsi="Calibri"/>
-          <w:sz w:val="22"/>
-          <w:szCs w:val="22"/>
-        </w:rPr>
-        <w:t xml:space="preserve">   </w:t>
-      </w:r>
-      <w:r>
-        <w:rPr>
-          <w:rFonts w:ascii="Calibri" w:cs="Calibri" w:eastAsia="Calibri" w:hAnsi="Calibri"/>
-          <w:sz w:val="22"/>
-          <w:szCs w:val="22"/>
-        </w:rPr>
-        <w:t xml:space="preserve">powershell
-</w:t>
-      </w:r>
-    </w:p>
-    <w:p>
-      <w:pPr>
-        <w:spacing w:after="120" w:before="60"/>
-      </w:pPr>
-      <w:r>
-        <w:rPr>
-          <w:rFonts w:ascii="Calibri" w:cs="Calibri" w:eastAsia="Calibri" w:hAnsi="Calibri"/>
-          <w:sz w:val="22"/>
-          <w:szCs w:val="22"/>
-        </w:rPr>
-        <w:t xml:space="preserve">   code "c:\Copilot CLI\EBook Web Api Project\Automatic\EBookLibrary\src\EBookLibrary.React"
-</w:t>
-      </w:r>
-    </w:p>
-    <w:p>
-      <w:pPr>
-        <w:spacing w:after="120" w:before="60"/>
-      </w:pPr>
-      <w:r>
-        <w:rPr>
-          <w:rFonts w:ascii="Calibri" w:cs="Calibri" w:eastAsia="Calibri" w:hAnsi="Calibri"/>
-          <w:sz w:val="22"/>
-          <w:szCs w:val="22"/>
-        </w:rPr>
-        <w:t xml:space="preserve">   </w:t>
-      </w:r>
-      <w:r>
-        <w:rPr>
-          <w:rFonts w:ascii="Calibri" w:cs="Calibri" w:eastAsia="Calibri" w:hAnsi="Calibri"/>
-          <w:sz w:val="22"/>
-          <w:szCs w:val="22"/>
-        </w:rPr>
-        <w:t xml:space="preserve">
-</w:t>
-      </w:r>
-    </w:p>
-    <w:p>
-      <w:pPr>
-        <w:pStyle w:val="ListParagraph"/>
-        <w:numPr>
-          <w:ilvl w:val="0"/>
-          <w:numId w:val="2"/>
-        </w:numPr>
-        <w:spacing w:after="80"/>
-      </w:pPr>
-      <w:r>
-        <w:rPr>
-          <w:rFonts w:ascii="Calibri" w:cs="Calibri" w:eastAsia="Calibri" w:hAnsi="Calibri"/>
-          <w:sz w:val="22"/>
-          <w:szCs w:val="22"/>
-        </w:rPr>
-        <w:t xml:space="preserve">Install the </w:t>
-      </w:r>
-      <w:r>
-        <w:rPr>
-          <w:rFonts w:ascii="Calibri" w:cs="Calibri" w:eastAsia="Calibri" w:hAnsi="Calibri"/>
-          <w:b/>
-          <w:bCs/>
-          <w:sz w:val="22"/>
-          <w:szCs w:val="22"/>
-        </w:rPr>
-        <w:t xml:space="preserve">JavaScript Debugger</w:t>
-      </w:r>
-      <w:r>
-        <w:rPr>
-          <w:rFonts w:ascii="Calibri" w:cs="Calibri" w:eastAsia="Calibri" w:hAnsi="Calibri"/>
-          <w:sz w:val="22"/>
-          <w:szCs w:val="22"/>
-        </w:rPr>
-        <w:t xml:space="preserve"> extension if not already installed.</w:t>
-      </w:r>
-    </w:p>
-    <w:p>
-      <w:pPr>
-        <w:pStyle w:val="ListParagraph"/>
-        <w:numPr>
-          <w:ilvl w:val="0"/>
-          <w:numId w:val="2"/>
-        </w:numPr>
-        <w:spacing w:after="80"/>
-      </w:pPr>
-      <w:r>
-        <w:rPr>
-          <w:rFonts w:ascii="Calibri" w:cs="Calibri" w:eastAsia="Calibri" w:hAnsi="Calibri"/>
-          <w:sz w:val="22"/>
-          <w:szCs w:val="22"/>
-        </w:rPr>
-        <w:t xml:space="preserve">Create </w:t>
-      </w:r>
-      <w:r>
-        <w:rPr>
-          <w:rFonts w:ascii="Courier New" w:cs="Courier New" w:eastAsia="Courier New" w:hAnsi="Courier New"/>
-          <w:color w:val="B0133A"/>
-          <w:sz w:val="20"/>
-          <w:szCs w:val="20"/>
-          <w:shd w:fill="F0F0F0" w:color="F0F0F0" w:val="solid"/>
-        </w:rPr>
-        <w:t xml:space="preserve">.vscode/launch.json</w:t>
-      </w:r>
-      <w:r>
-        <w:rPr>
-          <w:rFonts w:ascii="Calibri" w:cs="Calibri" w:eastAsia="Calibri" w:hAnsi="Calibri"/>
-          <w:sz w:val="22"/>
-          <w:szCs w:val="22"/>
-        </w:rPr>
-        <w:t xml:space="preserve">:</w:t>
-      </w:r>
-    </w:p>
-    <w:p>
-      <w:pPr>
-        <w:spacing w:after="120" w:before="60"/>
-      </w:pPr>
-      <w:r>
-        <w:rPr>
-          <w:rFonts w:ascii="Calibri" w:cs="Calibri" w:eastAsia="Calibri" w:hAnsi="Calibri"/>
-          <w:sz w:val="22"/>
-          <w:szCs w:val="22"/>
-        </w:rPr>
-        <w:t xml:space="preserve">   </w:t>
-      </w:r>
-      <w:r>
-        <w:rPr>
-          <w:rFonts w:ascii="Calibri" w:cs="Calibri" w:eastAsia="Calibri" w:hAnsi="Calibri"/>
-          <w:sz w:val="22"/>
-          <w:szCs w:val="22"/>
-        </w:rPr>
-        <w:t xml:space="preserve">json
-</w:t>
-      </w:r>
-    </w:p>
-    <w:p>
-      <w:pPr>
-        <w:spacing w:after="120" w:before="60"/>
-      </w:pPr>
-      <w:r>
-        <w:rPr>
-          <w:rFonts w:ascii="Calibri" w:cs="Calibri" w:eastAsia="Calibri" w:hAnsi="Calibri"/>
-          <w:sz w:val="22"/>
-          <w:szCs w:val="22"/>
-        </w:rPr>
-        <w:t xml:space="preserve">   {
-</w:t>
-      </w:r>
-    </w:p>
-    <w:p>
-      <w:pPr>
-        <w:spacing w:after="120" w:before="60"/>
-      </w:pPr>
-      <w:r>
-        <w:rPr>
-          <w:rFonts w:ascii="Calibri" w:cs="Calibri" w:eastAsia="Calibri" w:hAnsi="Calibri"/>
-          <w:sz w:val="22"/>
-          <w:szCs w:val="22"/>
-        </w:rPr>
-        <w:t xml:space="preserve">     "version": "0.2.0",
-</w:t>
-      </w:r>
-    </w:p>
-    <w:p>
-      <w:pPr>
-        <w:spacing w:after="120" w:before="60"/>
-      </w:pPr>
-      <w:r>
-        <w:rPr>
-          <w:rFonts w:ascii="Calibri" w:cs="Calibri" w:eastAsia="Calibri" w:hAnsi="Calibri"/>
-          <w:sz w:val="22"/>
-          <w:szCs w:val="22"/>
-        </w:rPr>
-        <w:t xml:space="preserve">     "configurations": [
-</w:t>
-      </w:r>
-    </w:p>
-    <w:p>
-      <w:pPr>
-        <w:spacing w:after="120" w:before="60"/>
-      </w:pPr>
-      <w:r>
-        <w:rPr>
-          <w:rFonts w:ascii="Calibri" w:cs="Calibri" w:eastAsia="Calibri" w:hAnsi="Calibri"/>
-          <w:sz w:val="22"/>
-          <w:szCs w:val="22"/>
-        </w:rPr>
-        <w:t xml:space="preserve">       {
-</w:t>
-      </w:r>
-    </w:p>
-    <w:p>
-      <w:pPr>
-        <w:spacing w:after="120" w:before="60"/>
-      </w:pPr>
-      <w:r>
-        <w:rPr>
-          <w:rFonts w:ascii="Calibri" w:cs="Calibri" w:eastAsia="Calibri" w:hAnsi="Calibri"/>
-          <w:sz w:val="22"/>
-          <w:szCs w:val="22"/>
-        </w:rPr>
-        <w:t xml:space="preserve">         "type": "chrome",
-</w:t>
-      </w:r>
-    </w:p>
-    <w:p>
-      <w:pPr>
-        <w:spacing w:after="120" w:before="60"/>
-      </w:pPr>
-      <w:r>
-        <w:rPr>
-          <w:rFonts w:ascii="Calibri" w:cs="Calibri" w:eastAsia="Calibri" w:hAnsi="Calibri"/>
-          <w:sz w:val="22"/>
-          <w:szCs w:val="22"/>
-        </w:rPr>
-        <w:t xml:space="preserve">         "request": "launch",
-</w:t>
-      </w:r>
-    </w:p>
-    <w:p>
-      <w:pPr>
-        <w:spacing w:after="120" w:before="60"/>
-      </w:pPr>
-      <w:r>
-        <w:rPr>
-          <w:rFonts w:ascii="Calibri" w:cs="Calibri" w:eastAsia="Calibri" w:hAnsi="Calibri"/>
-          <w:sz w:val="22"/>
-          <w:szCs w:val="22"/>
-        </w:rPr>
-        <w:t xml:space="preserve">         "name": "Debug React (Chrome)",
-</w:t>
-      </w:r>
-    </w:p>
-    <w:p>
-      <w:pPr>
-        <w:spacing w:after="120" w:before="60"/>
-      </w:pPr>
-      <w:r>
-        <w:rPr>
-          <w:rFonts w:ascii="Calibri" w:cs="Calibri" w:eastAsia="Calibri" w:hAnsi="Calibri"/>
-          <w:sz w:val="22"/>
-          <w:szCs w:val="22"/>
-        </w:rPr>
-        <w:t xml:space="preserve">         "url": "http://localhost:5173",
-</w:t>
-      </w:r>
-    </w:p>
-    <w:p>
-      <w:pPr>
-        <w:spacing w:after="120" w:before="60"/>
-      </w:pPr>
-      <w:r>
-        <w:rPr>
-          <w:rFonts w:ascii="Calibri" w:cs="Calibri" w:eastAsia="Calibri" w:hAnsi="Calibri"/>
-          <w:sz w:val="22"/>
-          <w:szCs w:val="22"/>
-        </w:rPr>
-        <w:t xml:space="preserve">         "webRoot": "${workspaceFolder}/src",
-</w:t>
-      </w:r>
-    </w:p>
-    <w:p>
-      <w:pPr>
-        <w:spacing w:after="120" w:before="60"/>
-      </w:pPr>
-      <w:r>
-        <w:rPr>
-          <w:rFonts w:ascii="Calibri" w:cs="Calibri" w:eastAsia="Calibri" w:hAnsi="Calibri"/>
-          <w:sz w:val="22"/>
-          <w:szCs w:val="22"/>
-        </w:rPr>
-        <w:t xml:space="preserve">         "preLaunchTask": "npm: dev"
-</w:t>
-      </w:r>
-    </w:p>
-    <w:p>
-      <w:pPr>
-        <w:spacing w:after="120" w:before="60"/>
-      </w:pPr>
-      <w:r>
-        <w:rPr>
-          <w:rFonts w:ascii="Calibri" w:cs="Calibri" w:eastAsia="Calibri" w:hAnsi="Calibri"/>
-          <w:sz w:val="22"/>
-          <w:szCs w:val="22"/>
-        </w:rPr>
-        <w:t xml:space="preserve">       }
-</w:t>
-      </w:r>
-    </w:p>
-    <w:p>
-      <w:pPr>
-        <w:spacing w:after="120" w:before="60"/>
-      </w:pPr>
-      <w:r>
-        <w:rPr>
-          <w:rFonts w:ascii="Calibri" w:cs="Calibri" w:eastAsia="Calibri" w:hAnsi="Calibri"/>
-          <w:sz w:val="22"/>
-          <w:szCs w:val="22"/>
-        </w:rPr>
-        <w:t xml:space="preserve">     ]
-</w:t>
-      </w:r>
-    </w:p>
-    <w:p>
-      <w:pPr>
-        <w:spacing w:after="120" w:before="60"/>
-      </w:pPr>
-      <w:r>
-        <w:rPr>
-          <w:rFonts w:ascii="Calibri" w:cs="Calibri" w:eastAsia="Calibri" w:hAnsi="Calibri"/>
-          <w:sz w:val="22"/>
-          <w:szCs w:val="22"/>
-        </w:rPr>
-        <w:t xml:space="preserve">   }
-</w:t>
-      </w:r>
-    </w:p>
-    <w:p>
-      <w:pPr>
-        <w:spacing w:after="120" w:before="60"/>
-      </w:pPr>
-      <w:r>
-        <w:rPr>
-          <w:rFonts w:ascii="Calibri" w:cs="Calibri" w:eastAsia="Calibri" w:hAnsi="Calibri"/>
-          <w:sz w:val="22"/>
-          <w:szCs w:val="22"/>
-        </w:rPr>
-        <w:t xml:space="preserve">   </w:t>
-      </w:r>
-      <w:r>
-        <w:rPr>
-          <w:rFonts w:ascii="Calibri" w:cs="Calibri" w:eastAsia="Calibri" w:hAnsi="Calibri"/>
-          <w:sz w:val="22"/>
-          <w:szCs w:val="22"/>
-        </w:rPr>
-        <w:t xml:space="preserve">
-</w:t>
-      </w:r>
-    </w:p>
-    <w:p>
-      <w:pPr>
-        <w:pStyle w:val="ListParagraph"/>
-        <w:numPr>
-          <w:ilvl w:val="0"/>
-          <w:numId w:val="2"/>
-        </w:numPr>
-        <w:spacing w:after="80"/>
-      </w:pPr>
-      <w:r>
-        <w:rPr>
-          <w:rFonts w:ascii="Calibri" w:cs="Calibri" w:eastAsia="Calibri" w:hAnsi="Calibri"/>
-          <w:sz w:val="22"/>
-          <w:szCs w:val="22"/>
-        </w:rPr>
-        <w:t xml:space="preserve">Press </w:t>
-      </w:r>
-      <w:r>
-        <w:rPr>
-          <w:rFonts w:ascii="Calibri" w:cs="Calibri" w:eastAsia="Calibri" w:hAnsi="Calibri"/>
-          <w:b/>
-          <w:bCs/>
-          <w:sz w:val="22"/>
-          <w:szCs w:val="22"/>
-        </w:rPr>
-        <w:t xml:space="preserve">F5</w:t>
-      </w:r>
-      <w:r>
-        <w:rPr>
-          <w:rFonts w:ascii="Calibri" w:cs="Calibri" w:eastAsia="Calibri" w:hAnsi="Calibri"/>
-          <w:sz w:val="22"/>
-          <w:szCs w:val="22"/>
-        </w:rPr>
-        <w:t xml:space="preserve"> in VS Code to launch both the dev server and the Chrome debugger.</w:t>
-      </w:r>
-    </w:p>
-    <w:p>
-      <w:pPr>
-        <w:spacing w:after="80"/>
-      </w:pPr>
-    </w:p>
-    <w:p>
-      <w:pPr>
-        <w:pBdr>
-          <w:bottom w:color="1A3C7C" w:sz="2"/>
-        </w:pBdr>
-        <w:spacing w:after="240" w:before="240"/>
-      </w:pPr>
-    </w:p>
-    <w:p>
-      <w:pPr>
-        <w:spacing w:after="80"/>
-      </w:pPr>
+        <w:t xml:space="preserve">npm install</w:t>
+      </w:r>
+    </w:p>
+    <w:p>
+      <w:r>
+        <w:t xml:space="preserve"/>
+      </w:r>
     </w:p>
     <w:p>
       <w:pPr>
@@ -4177,13 +2752,8 @@
           <w:sz w:val="28"/>
           <w:szCs w:val="28"/>
         </w:rPr>
-        <w:t xml:space="preserve">Part 6 — Seeded Data (Default Accounts)</w:t>
-      </w:r>
-    </w:p>
-    <w:p>
-      <w:pPr>
-        <w:spacing w:after="80"/>
-      </w:pPr>
+        <w:t xml:space="preserve">Step 4.2 — Configure API Base URL</w:t>
+      </w:r>
     </w:p>
     <w:p>
       <w:pPr>
@@ -4195,19 +2765,432 @@
           <w:sz w:val="22"/>
           <w:szCs w:val="22"/>
         </w:rPr>
-        <w:t xml:space="preserve">On first API startup in Development mode, the database is seeded with:
-</w:t>
-      </w:r>
-    </w:p>
-    <w:p>
-      <w:pPr>
-        <w:spacing w:after="80"/>
-      </w:pPr>
-    </w:p>
-    <w:p>
-      <w:pPr>
-        <w:spacing w:after="60" w:before="120"/>
-      </w:pPr>
+        <w:t xml:space="preserve">Create a </w:t>
+      </w:r>
+      <w:r>
+        <w:rPr>
+          <w:rFonts w:ascii="Courier New" w:cs="Courier New" w:eastAsia="Courier New" w:hAnsi="Courier New"/>
+          <w:color w:val="B0133A"/>
+          <w:sz w:val="20"/>
+          <w:szCs w:val="20"/>
+          <w:shd w:fill="F0F0F0" w:color="F0F0F0" w:val="solid"/>
+        </w:rPr>
+        <w:t xml:space="preserve">.env</w:t>
+      </w:r>
+      <w:r>
+        <w:rPr>
+          <w:rFonts w:ascii="Calibri" w:cs="Calibri" w:eastAsia="Calibri" w:hAnsi="Calibri"/>
+          <w:sz w:val="22"/>
+          <w:szCs w:val="22"/>
+        </w:rPr>
+        <w:t xml:space="preserve"> file at the React project root:</w:t>
+      </w:r>
+    </w:p>
+    <w:p>
+      <w:pPr>
+        <w:shd w:fill="F5F5F5" w:color="F5F5F5" w:val="solid"/>
+        <w:spacing w:after="30" w:before="30"/>
+      </w:pPr>
+      <w:r>
+        <w:rPr>
+          <w:rFonts w:ascii="Courier New" w:cs="Courier New" w:eastAsia="Courier New" w:hAnsi="Courier New"/>
+          <w:sz w:val="18"/>
+          <w:szCs w:val="18"/>
+        </w:rPr>
+        <w:t xml:space="preserve">VITE_API_BASE_URL=http://localhost:5000/api</w:t>
+      </w:r>
+    </w:p>
+    <w:p>
+      <w:r>
+        <w:t xml:space="preserve"/>
+      </w:r>
+    </w:p>
+    <w:p>
+      <w:pPr>
+        <w:pStyle w:val="Heading2"/>
+        <w:spacing w:after="120" w:before="360"/>
+      </w:pPr>
+      <w:r>
+        <w:rPr>
+          <w:rFonts w:ascii="Cambria" w:cs="Cambria" w:eastAsia="Cambria" w:hAnsi="Cambria"/>
+          <w:b/>
+          <w:bCs/>
+          <w:color w:val="B0133A"/>
+          <w:sz w:val="28"/>
+          <w:szCs w:val="28"/>
+        </w:rPr>
+        <w:t xml:space="preserve">Step 4.3 — Start the React Dev Server</w:t>
+      </w:r>
+    </w:p>
+    <w:p>
+      <w:pPr>
+        <w:shd w:fill="F5F5F5" w:color="F5F5F5" w:val="solid"/>
+        <w:spacing w:after="30" w:before="30"/>
+      </w:pPr>
+      <w:r>
+        <w:rPr>
+          <w:rFonts w:ascii="Courier New" w:cs="Courier New" w:eastAsia="Courier New" w:hAnsi="Courier New"/>
+          <w:sz w:val="18"/>
+          <w:szCs w:val="18"/>
+        </w:rPr>
+        <w:t xml:space="preserve">cd "c:\Copilot CLI\EBook Web Api Project\Automatic\EBookLibrary\src\EBookLibrary.React"</w:t>
+      </w:r>
+    </w:p>
+    <w:p>
+      <w:pPr>
+        <w:shd w:fill="F5F5F5" w:color="F5F5F5" w:val="solid"/>
+        <w:spacing w:after="30" w:before="30"/>
+      </w:pPr>
+      <w:r>
+        <w:rPr>
+          <w:rFonts w:ascii="Courier New" w:cs="Courier New" w:eastAsia="Courier New" w:hAnsi="Courier New"/>
+          <w:sz w:val="18"/>
+          <w:szCs w:val="18"/>
+        </w:rPr>
+        <w:t xml:space="preserve">npm run dev</w:t>
+      </w:r>
+    </w:p>
+    <w:p>
+      <w:r>
+        <w:t xml:space="preserve"/>
+      </w:r>
+    </w:p>
+    <w:p>
+      <w:pPr>
+        <w:spacing w:after="120" w:before="60"/>
+      </w:pPr>
+      <w:r>
+        <w:rPr>
+          <w:rFonts w:ascii="Calibri" w:cs="Calibri" w:eastAsia="Calibri" w:hAnsi="Calibri"/>
+          <w:sz w:val="22"/>
+          <w:szCs w:val="22"/>
+        </w:rPr>
+        <w:t xml:space="preserve">React starts at </w:t>
+      </w:r>
+      <w:r>
+        <w:rPr>
+          <w:rFonts w:ascii="Courier New" w:cs="Courier New" w:eastAsia="Courier New" w:hAnsi="Courier New"/>
+          <w:color w:val="B0133A"/>
+          <w:sz w:val="20"/>
+          <w:szCs w:val="20"/>
+          <w:shd w:fill="F0F0F0" w:color="F0F0F0" w:val="solid"/>
+        </w:rPr>
+        <w:t xml:space="preserve">http://localhost:5173</w:t>
+      </w:r>
+      <w:r>
+        <w:rPr>
+          <w:rFonts w:ascii="Calibri" w:cs="Calibri" w:eastAsia="Calibri" w:hAnsi="Calibri"/>
+          <w:sz w:val="22"/>
+          <w:szCs w:val="22"/>
+        </w:rPr>
+        <w:t xml:space="preserve">. The API </w:t>
+      </w:r>
+      <w:r>
+        <w:rPr>
+          <w:rFonts w:ascii="Courier New" w:cs="Courier New" w:eastAsia="Courier New" w:hAnsi="Courier New"/>
+          <w:color w:val="B0133A"/>
+          <w:sz w:val="20"/>
+          <w:szCs w:val="20"/>
+          <w:shd w:fill="F0F0F0" w:color="F0F0F0" w:val="solid"/>
+        </w:rPr>
+        <w:t xml:space="preserve">AllowedOrigins</w:t>
+      </w:r>
+      <w:r>
+        <w:rPr>
+          <w:rFonts w:ascii="Calibri" w:cs="Calibri" w:eastAsia="Calibri" w:hAnsi="Calibri"/>
+          <w:sz w:val="22"/>
+          <w:szCs w:val="22"/>
+        </w:rPr>
+        <w:t xml:space="preserve"> already includes this URL — CORS is pre-configured.</w:t>
+      </w:r>
+    </w:p>
+    <w:p>
+      <w:r>
+        <w:t xml:space="preserve"/>
+      </w:r>
+    </w:p>
+    <w:p>
+      <w:pPr>
+        <w:pStyle w:val="Heading2"/>
+        <w:spacing w:after="120" w:before="360"/>
+      </w:pPr>
+      <w:r>
+        <w:rPr>
+          <w:rFonts w:ascii="Cambria" w:cs="Cambria" w:eastAsia="Cambria" w:hAnsi="Cambria"/>
+          <w:b/>
+          <w:bCs/>
+          <w:color w:val="B0133A"/>
+          <w:sz w:val="28"/>
+          <w:szCs w:val="28"/>
+        </w:rPr>
+        <w:t xml:space="preserve">Step 4.4 — Debug React in VS Code</w:t>
+      </w:r>
+    </w:p>
+    <w:p>
+      <w:pPr>
+        <w:shd w:fill="F5F5F5" w:color="F5F5F5" w:val="solid"/>
+        <w:spacing w:after="30" w:before="30"/>
+      </w:pPr>
+      <w:r>
+        <w:rPr>
+          <w:rFonts w:ascii="Courier New" w:cs="Courier New" w:eastAsia="Courier New" w:hAnsi="Courier New"/>
+          <w:sz w:val="18"/>
+          <w:szCs w:val="18"/>
+        </w:rPr>
+        <w:t xml:space="preserve">code "c:\Copilot CLI\EBook Web Api Project\Automatic\EBookLibrary\src\EBookLibrary.React"</w:t>
+      </w:r>
+    </w:p>
+    <w:p>
+      <w:r>
+        <w:t xml:space="preserve"/>
+      </w:r>
+    </w:p>
+    <w:p>
+      <w:pPr>
+        <w:spacing w:after="120" w:before="60"/>
+      </w:pPr>
+      <w:r>
+        <w:rPr>
+          <w:rFonts w:ascii="Calibri" w:cs="Calibri" w:eastAsia="Calibri" w:hAnsi="Calibri"/>
+          <w:sz w:val="22"/>
+          <w:szCs w:val="22"/>
+        </w:rPr>
+        <w:t xml:space="preserve">Create </w:t>
+      </w:r>
+      <w:r>
+        <w:rPr>
+          <w:rFonts w:ascii="Courier New" w:cs="Courier New" w:eastAsia="Courier New" w:hAnsi="Courier New"/>
+          <w:color w:val="B0133A"/>
+          <w:sz w:val="20"/>
+          <w:szCs w:val="20"/>
+          <w:shd w:fill="F0F0F0" w:color="F0F0F0" w:val="solid"/>
+        </w:rPr>
+        <w:t xml:space="preserve">.vscode/launch.json</w:t>
+      </w:r>
+      <w:r>
+        <w:rPr>
+          <w:rFonts w:ascii="Calibri" w:cs="Calibri" w:eastAsia="Calibri" w:hAnsi="Calibri"/>
+          <w:sz w:val="22"/>
+          <w:szCs w:val="22"/>
+        </w:rPr>
+        <w:t xml:space="preserve"> in the React folder:</w:t>
+      </w:r>
+    </w:p>
+    <w:p>
+      <w:pPr>
+        <w:shd w:fill="F5F5F5" w:color="F5F5F5" w:val="solid"/>
+        <w:spacing w:after="30" w:before="30"/>
+      </w:pPr>
+      <w:r>
+        <w:rPr>
+          <w:rFonts w:ascii="Courier New" w:cs="Courier New" w:eastAsia="Courier New" w:hAnsi="Courier New"/>
+          <w:sz w:val="18"/>
+          <w:szCs w:val="18"/>
+        </w:rPr>
+        <w:t xml:space="preserve">{</w:t>
+      </w:r>
+    </w:p>
+    <w:p>
+      <w:pPr>
+        <w:shd w:fill="F5F5F5" w:color="F5F5F5" w:val="solid"/>
+        <w:spacing w:after="30" w:before="30"/>
+      </w:pPr>
+      <w:r>
+        <w:rPr>
+          <w:rFonts w:ascii="Courier New" w:cs="Courier New" w:eastAsia="Courier New" w:hAnsi="Courier New"/>
+          <w:sz w:val="18"/>
+          <w:szCs w:val="18"/>
+        </w:rPr>
+        <w:t xml:space="preserve">  "version": "0.2.0",</w:t>
+      </w:r>
+    </w:p>
+    <w:p>
+      <w:pPr>
+        <w:shd w:fill="F5F5F5" w:color="F5F5F5" w:val="solid"/>
+        <w:spacing w:after="30" w:before="30"/>
+      </w:pPr>
+      <w:r>
+        <w:rPr>
+          <w:rFonts w:ascii="Courier New" w:cs="Courier New" w:eastAsia="Courier New" w:hAnsi="Courier New"/>
+          <w:sz w:val="18"/>
+          <w:szCs w:val="18"/>
+        </w:rPr>
+        <w:t xml:space="preserve">  "configurations": [</w:t>
+      </w:r>
+    </w:p>
+    <w:p>
+      <w:pPr>
+        <w:shd w:fill="F5F5F5" w:color="F5F5F5" w:val="solid"/>
+        <w:spacing w:after="30" w:before="30"/>
+      </w:pPr>
+      <w:r>
+        <w:rPr>
+          <w:rFonts w:ascii="Courier New" w:cs="Courier New" w:eastAsia="Courier New" w:hAnsi="Courier New"/>
+          <w:sz w:val="18"/>
+          <w:szCs w:val="18"/>
+        </w:rPr>
+        <w:t xml:space="preserve">    {</w:t>
+      </w:r>
+    </w:p>
+    <w:p>
+      <w:pPr>
+        <w:shd w:fill="F5F5F5" w:color="F5F5F5" w:val="solid"/>
+        <w:spacing w:after="30" w:before="30"/>
+      </w:pPr>
+      <w:r>
+        <w:rPr>
+          <w:rFonts w:ascii="Courier New" w:cs="Courier New" w:eastAsia="Courier New" w:hAnsi="Courier New"/>
+          <w:sz w:val="18"/>
+          <w:szCs w:val="18"/>
+        </w:rPr>
+        <w:t xml:space="preserve">      "type": "chrome",</w:t>
+      </w:r>
+    </w:p>
+    <w:p>
+      <w:pPr>
+        <w:shd w:fill="F5F5F5" w:color="F5F5F5" w:val="solid"/>
+        <w:spacing w:after="30" w:before="30"/>
+      </w:pPr>
+      <w:r>
+        <w:rPr>
+          <w:rFonts w:ascii="Courier New" w:cs="Courier New" w:eastAsia="Courier New" w:hAnsi="Courier New"/>
+          <w:sz w:val="18"/>
+          <w:szCs w:val="18"/>
+        </w:rPr>
+        <w:t xml:space="preserve">      "request": "launch",</w:t>
+      </w:r>
+    </w:p>
+    <w:p>
+      <w:pPr>
+        <w:shd w:fill="F5F5F5" w:color="F5F5F5" w:val="solid"/>
+        <w:spacing w:after="30" w:before="30"/>
+      </w:pPr>
+      <w:r>
+        <w:rPr>
+          <w:rFonts w:ascii="Courier New" w:cs="Courier New" w:eastAsia="Courier New" w:hAnsi="Courier New"/>
+          <w:sz w:val="18"/>
+          <w:szCs w:val="18"/>
+        </w:rPr>
+        <w:t xml:space="preserve">      "name": "Debug React (Chrome)",</w:t>
+      </w:r>
+    </w:p>
+    <w:p>
+      <w:pPr>
+        <w:shd w:fill="F5F5F5" w:color="F5F5F5" w:val="solid"/>
+        <w:spacing w:after="30" w:before="30"/>
+      </w:pPr>
+      <w:r>
+        <w:rPr>
+          <w:rFonts w:ascii="Courier New" w:cs="Courier New" w:eastAsia="Courier New" w:hAnsi="Courier New"/>
+          <w:sz w:val="18"/>
+          <w:szCs w:val="18"/>
+        </w:rPr>
+        <w:t xml:space="preserve">      "url": "http://localhost:5173",</w:t>
+      </w:r>
+    </w:p>
+    <w:p>
+      <w:pPr>
+        <w:shd w:fill="F5F5F5" w:color="F5F5F5" w:val="solid"/>
+        <w:spacing w:after="30" w:before="30"/>
+      </w:pPr>
+      <w:r>
+        <w:rPr>
+          <w:rFonts w:ascii="Courier New" w:cs="Courier New" w:eastAsia="Courier New" w:hAnsi="Courier New"/>
+          <w:sz w:val="18"/>
+          <w:szCs w:val="18"/>
+        </w:rPr>
+        <w:t xml:space="preserve">      "webRoot": "${workspaceFolder}/src"</w:t>
+      </w:r>
+    </w:p>
+    <w:p>
+      <w:pPr>
+        <w:shd w:fill="F5F5F5" w:color="F5F5F5" w:val="solid"/>
+        <w:spacing w:after="30" w:before="30"/>
+      </w:pPr>
+      <w:r>
+        <w:rPr>
+          <w:rFonts w:ascii="Courier New" w:cs="Courier New" w:eastAsia="Courier New" w:hAnsi="Courier New"/>
+          <w:sz w:val="18"/>
+          <w:szCs w:val="18"/>
+        </w:rPr>
+        <w:t xml:space="preserve">    }</w:t>
+      </w:r>
+    </w:p>
+    <w:p>
+      <w:pPr>
+        <w:shd w:fill="F5F5F5" w:color="F5F5F5" w:val="solid"/>
+        <w:spacing w:after="30" w:before="30"/>
+      </w:pPr>
+      <w:r>
+        <w:rPr>
+          <w:rFonts w:ascii="Courier New" w:cs="Courier New" w:eastAsia="Courier New" w:hAnsi="Courier New"/>
+          <w:sz w:val="18"/>
+          <w:szCs w:val="18"/>
+        </w:rPr>
+        <w:t xml:space="preserve">  ]</w:t>
+      </w:r>
+    </w:p>
+    <w:p>
+      <w:pPr>
+        <w:shd w:fill="F5F5F5" w:color="F5F5F5" w:val="solid"/>
+        <w:spacing w:after="30" w:before="30"/>
+      </w:pPr>
+      <w:r>
+        <w:rPr>
+          <w:rFonts w:ascii="Courier New" w:cs="Courier New" w:eastAsia="Courier New" w:hAnsi="Courier New"/>
+          <w:sz w:val="18"/>
+          <w:szCs w:val="18"/>
+        </w:rPr>
+        <w:t xml:space="preserve">}</w:t>
+      </w:r>
+    </w:p>
+    <w:p>
+      <w:r>
+        <w:t xml:space="preserve"/>
+      </w:r>
+    </w:p>
+    <w:p>
+      <w:r>
+        <w:br w:type="page"/>
+      </w:r>
+    </w:p>
+    <w:p>
+      <w:pPr>
+        <w:pStyle w:val="Heading1"/>
+        <w:pBdr>
+          <w:bottom w:color="1A3C7C" w:sz="4"/>
+        </w:pBdr>
+        <w:spacing w:after="200" w:before="480"/>
+      </w:pPr>
+      <w:r>
+        <w:rPr>
+          <w:rFonts w:ascii="Cambria" w:cs="Cambria" w:eastAsia="Cambria" w:hAnsi="Cambria"/>
+          <w:b/>
+          <w:bCs/>
+          <w:color w:val="1A3C7C"/>
+          <w:sz w:val="36"/>
+          <w:szCs w:val="36"/>
+        </w:rPr>
+        <w:t xml:space="preserve">Part 5 — Seeded Default Accounts</w:t>
+      </w:r>
+    </w:p>
+    <w:p>
+      <w:pPr>
+        <w:spacing w:after="120" w:before="60"/>
+      </w:pPr>
+      <w:r>
+        <w:rPr>
+          <w:rFonts w:ascii="Calibri" w:cs="Calibri" w:eastAsia="Calibri" w:hAnsi="Calibri"/>
+          <w:sz w:val="22"/>
+          <w:szCs w:val="22"/>
+        </w:rPr>
+        <w:t xml:space="preserve">On first API startup in Development, the database is seeded with:</w:t>
+      </w:r>
+    </w:p>
+    <w:p>
+      <w:r>
+        <w:t xml:space="preserve"/>
+      </w:r>
     </w:p>
     <w:tbl>
       <w:tblPr>
@@ -4246,8 +3229,8 @@
                 <w:b/>
                 <w:bCs/>
                 <w:color w:val="FFFFFF"/>
-                <w:sz w:val="20"/>
-                <w:szCs w:val="20"/>
+                <w:sz w:val="18"/>
+                <w:szCs w:val="18"/>
               </w:rPr>
               <w:t xml:space="preserve">Account</w:t>
             </w:r>
@@ -4268,8 +3251,8 @@
                 <w:b/>
                 <w:bCs/>
                 <w:color w:val="FFFFFF"/>
-                <w:sz w:val="20"/>
-                <w:szCs w:val="20"/>
+                <w:sz w:val="18"/>
+                <w:szCs w:val="18"/>
               </w:rPr>
               <w:t xml:space="preserve">Email</w:t>
             </w:r>
@@ -4290,8 +3273,8 @@
                 <w:b/>
                 <w:bCs/>
                 <w:color w:val="FFFFFF"/>
-                <w:sz w:val="20"/>
-                <w:szCs w:val="20"/>
+                <w:sz w:val="18"/>
+                <w:szCs w:val="18"/>
               </w:rPr>
               <w:t xml:space="preserve">Password</w:t>
             </w:r>
@@ -4312,8 +3295,8 @@
                 <w:b/>
                 <w:bCs/>
                 <w:color w:val="FFFFFF"/>
-                <w:sz w:val="20"/>
-                <w:szCs w:val="20"/>
+                <w:sz w:val="18"/>
+                <w:szCs w:val="18"/>
               </w:rPr>
               <w:t xml:space="preserve">Role</w:t>
             </w:r>
@@ -4343,11 +3326,9 @@
             </w:pPr>
             <w:r>
               <w:rPr>
-                <w:rFonts w:ascii="Courier New" w:cs="Courier New" w:eastAsia="Courier New" w:hAnsi="Courier New"/>
-                <w:color w:val="B0133A"/>
-                <w:sz w:val="20"/>
-                <w:szCs w:val="20"/>
-                <w:shd w:fill="F0F0F0" w:color="F0F0F0" w:val="solid"/>
+                <w:rFonts w:ascii="Calibri" w:cs="Calibri" w:eastAsia="Calibri" w:hAnsi="Calibri"/>
+                <w:sz w:val="22"/>
+                <w:szCs w:val="22"/>
               </w:rPr>
               <w:t xml:space="preserve">admin@ebooklibrary.com</w:t>
             </w:r>
@@ -4360,11 +3341,9 @@
             </w:pPr>
             <w:r>
               <w:rPr>
-                <w:rFonts w:ascii="Courier New" w:cs="Courier New" w:eastAsia="Courier New" w:hAnsi="Courier New"/>
-                <w:color w:val="B0133A"/>
-                <w:sz w:val="20"/>
-                <w:szCs w:val="20"/>
-                <w:shd w:fill="F0F0F0" w:color="F0F0F0" w:val="solid"/>
+                <w:rFonts w:ascii="Calibri" w:cs="Calibri" w:eastAsia="Calibri" w:hAnsi="Calibri"/>
+                <w:sz w:val="22"/>
+                <w:szCs w:val="22"/>
               </w:rPr>
               <w:t xml:space="preserve">Admin@12345</w:t>
             </w:r>
@@ -4388,40 +3367,59 @@
       </w:tr>
     </w:tbl>
     <w:p>
-      <w:pPr>
-        <w:spacing w:after="120" w:before="60"/>
-      </w:pPr>
-    </w:p>
-    <w:p>
-      <w:pPr>
-        <w:spacing w:after="80"/>
-      </w:pPr>
+      <w:r>
+        <w:t xml:space="preserve"/>
+      </w:r>
     </w:p>
     <w:p>
       <w:pPr>
         <w:pBdr>
-          <w:left w:color="B0133A" w:sz="20"/>
+          <w:left w:color="B0133A" w:sz="6"/>
         </w:pBdr>
-        <w:shd w:fill="F8F8F8" w:color="F8F8F8" w:val="solid"/>
-        <w:spacing w:after="120"/>
-        <w:ind w:left="720"/>
+        <w:spacing w:after="160" w:before="80"/>
+        <w:ind w:left="360"/>
       </w:pPr>
       <w:r>
         <w:rPr>
           <w:rFonts w:ascii="Calibri" w:cs="Calibri" w:eastAsia="Calibri" w:hAnsi="Calibri"/>
           <w:i/>
           <w:iCs/>
-          <w:color w:val="555555"/>
-          <w:sz w:val="22"/>
-          <w:szCs w:val="22"/>
-        </w:rPr>
-        <w:t xml:space="preserve">**Important:** Change this password before any non-local deployment. The seeder only creates the admin account if no Admin user exists yet.</w:t>
-      </w:r>
-    </w:p>
-    <w:p>
-      <w:pPr>
-        <w:spacing w:after="80"/>
-      </w:pPr>
+          <w:color w:val="444444"/>
+          <w:sz w:val="20"/>
+          <w:szCs w:val="20"/>
+        </w:rPr>
+        <w:t xml:space="preserve">Change this password before any non-local deployment. The seeder only creates the admin if no Admin user exists.</w:t>
+      </w:r>
+    </w:p>
+    <w:p>
+      <w:r>
+        <w:t xml:space="preserve"/>
+      </w:r>
+    </w:p>
+    <w:p>
+      <w:r>
+        <w:br w:type="page"/>
+      </w:r>
+    </w:p>
+    <w:p>
+      <w:pPr>
+        <w:pStyle w:val="Heading1"/>
+        <w:pBdr>
+          <w:bottom w:color="1A3C7C" w:sz="4"/>
+        </w:pBdr>
+        <w:spacing w:after="200" w:before="480"/>
+      </w:pPr>
+      <w:r>
+        <w:rPr>
+          <w:rFonts w:ascii="Cambria" w:cs="Cambria" w:eastAsia="Cambria" w:hAnsi="Cambria"/>
+          <w:b/>
+          <w:bCs/>
+          <w:color w:val="1A3C7C"/>
+          <w:sz w:val="36"/>
+          <w:szCs w:val="36"/>
+        </w:rPr>
+        <w:t xml:space="preserve">Part 6 — UI Feature Testing Checklist</w:t>
+      </w:r>
     </w:p>
     <w:p>
       <w:pPr>
@@ -4433,7 +3431,7 @@
           <w:sz w:val="22"/>
           <w:szCs w:val="22"/>
         </w:rPr>
-        <w:t xml:space="preserve">You can create a regular (non-Admin) user account through the UI Register page or by calling </w:t>
+        <w:t xml:space="preserve">Use this checklist to validate every implemented feature. Test with both Blazor (</w:t>
       </w:r>
       <w:r>
         <w:rPr>
@@ -4443,35 +3441,39 @@
           <w:szCs w:val="20"/>
           <w:shd w:fill="F0F0F0" w:color="F0F0F0" w:val="solid"/>
         </w:rPr>
-        <w:t xml:space="preserve">POST /api/auth/register</w:t>
-      </w:r>
-      <w:r>
-        <w:rPr>
-          <w:rFonts w:ascii="Calibri" w:cs="Calibri" w:eastAsia="Calibri" w:hAnsi="Calibri"/>
-          <w:sz w:val="22"/>
-          <w:szCs w:val="22"/>
-        </w:rPr>
-        <w:t xml:space="preserve">.
-</w:t>
-      </w:r>
-    </w:p>
-    <w:p>
-      <w:pPr>
-        <w:spacing w:after="80"/>
-      </w:pPr>
-    </w:p>
-    <w:p>
-      <w:pPr>
-        <w:pBdr>
-          <w:bottom w:color="1A3C7C" w:sz="2"/>
-        </w:pBdr>
-        <w:spacing w:after="240" w:before="240"/>
-      </w:pPr>
-    </w:p>
-    <w:p>
-      <w:pPr>
-        <w:spacing w:after="80"/>
-      </w:pPr>
+        <w:t xml:space="preserve">http://localhost:5001</w:t>
+      </w:r>
+      <w:r>
+        <w:rPr>
+          <w:rFonts w:ascii="Calibri" w:cs="Calibri" w:eastAsia="Calibri" w:hAnsi="Calibri"/>
+          <w:sz w:val="22"/>
+          <w:szCs w:val="22"/>
+        </w:rPr>
+        <w:t xml:space="preserve">) and React (</w:t>
+      </w:r>
+      <w:r>
+        <w:rPr>
+          <w:rFonts w:ascii="Courier New" w:cs="Courier New" w:eastAsia="Courier New" w:hAnsi="Courier New"/>
+          <w:color w:val="B0133A"/>
+          <w:sz w:val="20"/>
+          <w:szCs w:val="20"/>
+          <w:shd w:fill="F0F0F0" w:color="F0F0F0" w:val="solid"/>
+        </w:rPr>
+        <w:t xml:space="preserve">http://localhost:5173</w:t>
+      </w:r>
+      <w:r>
+        <w:rPr>
+          <w:rFonts w:ascii="Calibri" w:cs="Calibri" w:eastAsia="Calibri" w:hAnsi="Calibri"/>
+          <w:sz w:val="22"/>
+          <w:szCs w:val="22"/>
+        </w:rPr>
+        <w:t xml:space="preserve">).</w:t>
+      </w:r>
+    </w:p>
+    <w:p>
+      <w:r>
+        <w:t xml:space="preserve"/>
+      </w:r>
     </w:p>
     <w:p>
       <w:pPr>
@@ -4487,95 +3489,8 @@
           <w:sz w:val="28"/>
           <w:szCs w:val="28"/>
         </w:rPr>
-        <w:t xml:space="preserve">Part 7 — UI Feature Testing Checklist</w:t>
-      </w:r>
-    </w:p>
-    <w:p>
-      <w:pPr>
-        <w:spacing w:after="80"/>
-      </w:pPr>
-    </w:p>
-    <w:p>
-      <w:pPr>
-        <w:spacing w:after="120" w:before="60"/>
-      </w:pPr>
-      <w:r>
-        <w:rPr>
-          <w:rFonts w:ascii="Calibri" w:cs="Calibri" w:eastAsia="Calibri" w:hAnsi="Calibri"/>
-          <w:sz w:val="22"/>
-          <w:szCs w:val="22"/>
-        </w:rPr>
-        <w:t xml:space="preserve">Use the following checklist to validate every implemented feature. Test with both the Blazor SPA (</w:t>
-      </w:r>
-      <w:r>
-        <w:rPr>
-          <w:rFonts w:ascii="Courier New" w:cs="Courier New" w:eastAsia="Courier New" w:hAnsi="Courier New"/>
-          <w:color w:val="B0133A"/>
-          <w:sz w:val="20"/>
-          <w:szCs w:val="20"/>
-          <w:shd w:fill="F0F0F0" w:color="F0F0F0" w:val="solid"/>
-        </w:rPr>
-        <w:t xml:space="preserve">http://localhost:5001</w:t>
-      </w:r>
-      <w:r>
-        <w:rPr>
-          <w:rFonts w:ascii="Calibri" w:cs="Calibri" w:eastAsia="Calibri" w:hAnsi="Calibri"/>
-          <w:sz w:val="22"/>
-          <w:szCs w:val="22"/>
-        </w:rPr>
-        <w:t xml:space="preserve">) and the React SPA (</w:t>
-      </w:r>
-      <w:r>
-        <w:rPr>
-          <w:rFonts w:ascii="Courier New" w:cs="Courier New" w:eastAsia="Courier New" w:hAnsi="Courier New"/>
-          <w:color w:val="B0133A"/>
-          <w:sz w:val="20"/>
-          <w:szCs w:val="20"/>
-          <w:shd w:fill="F0F0F0" w:color="F0F0F0" w:val="solid"/>
-        </w:rPr>
-        <w:t xml:space="preserve">http://localhost:5173</w:t>
-      </w:r>
-      <w:r>
-        <w:rPr>
-          <w:rFonts w:ascii="Calibri" w:cs="Calibri" w:eastAsia="Calibri" w:hAnsi="Calibri"/>
-          <w:sz w:val="22"/>
-          <w:szCs w:val="22"/>
-        </w:rPr>
-        <w:t xml:space="preserve">).
-</w:t>
-      </w:r>
-    </w:p>
-    <w:p>
-      <w:pPr>
-        <w:spacing w:after="80"/>
-      </w:pPr>
-    </w:p>
-    <w:p>
-      <w:pPr>
-        <w:pStyle w:val="Heading3"/>
-        <w:spacing w:after="80" w:before="240"/>
-      </w:pPr>
-      <w:r>
-        <w:rPr>
-          <w:rFonts w:ascii="Calibri" w:cs="Calibri" w:eastAsia="Calibri" w:hAnsi="Calibri"/>
-          <w:b/>
-          <w:bCs/>
-          <w:color w:val="333333"/>
-          <w:sz w:val="24"/>
-          <w:szCs w:val="24"/>
-        </w:rPr>
         <w:t xml:space="preserve">Anonymous Features (No Login Required)</w:t>
       </w:r>
-    </w:p>
-    <w:p>
-      <w:pPr>
-        <w:spacing w:after="80"/>
-      </w:pPr>
-    </w:p>
-    <w:p>
-      <w:pPr>
-        <w:spacing w:after="60" w:before="120"/>
-      </w:pPr>
     </w:p>
     <w:tbl>
       <w:tblPr>
@@ -4615,8 +3530,8 @@
                 <w:b/>
                 <w:bCs/>
                 <w:color w:val="FFFFFF"/>
-                <w:sz w:val="20"/>
-                <w:szCs w:val="20"/>
+                <w:sz w:val="18"/>
+                <w:szCs w:val="18"/>
               </w:rPr>
               <w:t xml:space="preserve">#</w:t>
             </w:r>
@@ -4637,8 +3552,8 @@
                 <w:b/>
                 <w:bCs/>
                 <w:color w:val="FFFFFF"/>
-                <w:sz w:val="20"/>
-                <w:szCs w:val="20"/>
+                <w:sz w:val="18"/>
+                <w:szCs w:val="18"/>
               </w:rPr>
               <w:t xml:space="preserve">Feature</w:t>
             </w:r>
@@ -4659,8 +3574,8 @@
                 <w:b/>
                 <w:bCs/>
                 <w:color w:val="FFFFFF"/>
-                <w:sz w:val="20"/>
-                <w:szCs w:val="20"/>
+                <w:sz w:val="18"/>
+                <w:szCs w:val="18"/>
               </w:rPr>
               <w:t xml:space="preserve">URL</w:t>
             </w:r>
@@ -4681,8 +3596,8 @@
                 <w:b/>
                 <w:bCs/>
                 <w:color w:val="FFFFFF"/>
-                <w:sz w:val="20"/>
-                <w:szCs w:val="20"/>
+                <w:sz w:val="18"/>
+                <w:szCs w:val="18"/>
               </w:rPr>
               <w:t xml:space="preserve">Steps</w:t>
             </w:r>
@@ -4703,8 +3618,8 @@
                 <w:b/>
                 <w:bCs/>
                 <w:color w:val="FFFFFF"/>
-                <w:sz w:val="20"/>
-                <w:szCs w:val="20"/>
+                <w:sz w:val="18"/>
+                <w:szCs w:val="18"/>
               </w:rPr>
               <w:t xml:space="preserve">Expected Result</w:t>
             </w:r>
@@ -4749,11 +3664,9 @@
             </w:pPr>
             <w:r>
               <w:rPr>
-                <w:rFonts w:ascii="Courier New" w:cs="Courier New" w:eastAsia="Courier New" w:hAnsi="Courier New"/>
-                <w:color w:val="B0133A"/>
-                <w:sz w:val="20"/>
-                <w:szCs w:val="20"/>
-                <w:shd w:fill="F0F0F0" w:color="F0F0F0" w:val="solid"/>
+                <w:rFonts w:ascii="Calibri" w:cs="Calibri" w:eastAsia="Calibri" w:hAnsi="Calibri"/>
+                <w:sz w:val="22"/>
+                <w:szCs w:val="22"/>
               </w:rPr>
               <w:t xml:space="preserve">/</w:t>
             </w:r>
@@ -4837,11 +3750,9 @@
             </w:pPr>
             <w:r>
               <w:rPr>
-                <w:rFonts w:ascii="Courier New" w:cs="Courier New" w:eastAsia="Courier New" w:hAnsi="Courier New"/>
-                <w:color w:val="B0133A"/>
-                <w:sz w:val="20"/>
-                <w:szCs w:val="20"/>
-                <w:shd w:fill="F0F0F0" w:color="F0F0F0" w:val="solid"/>
+                <w:rFonts w:ascii="Calibri" w:cs="Calibri" w:eastAsia="Calibri" w:hAnsi="Calibri"/>
+                <w:sz w:val="22"/>
+                <w:szCs w:val="22"/>
               </w:rPr>
               <w:t xml:space="preserve">/</w:t>
             </w:r>
@@ -4879,7 +3790,7 @@
                 <w:sz w:val="22"/>
                 <w:szCs w:val="22"/>
               </w:rPr>
-              <w:t xml:space="preserve">Books displayed as cards with title, author, genre</w:t>
+              <w:t xml:space="preserve">Books shown as cards with title, author, genre</w:t>
             </w:r>
           </w:p>
         </w:tc>
@@ -4922,11 +3833,9 @@
             </w:pPr>
             <w:r>
               <w:rPr>
-                <w:rFonts w:ascii="Courier New" w:cs="Courier New" w:eastAsia="Courier New" w:hAnsi="Courier New"/>
-                <w:color w:val="B0133A"/>
-                <w:sz w:val="20"/>
-                <w:szCs w:val="20"/>
-                <w:shd w:fill="F0F0F0" w:color="F0F0F0" w:val="solid"/>
+                <w:rFonts w:ascii="Calibri" w:cs="Calibri" w:eastAsia="Calibri" w:hAnsi="Calibri"/>
+                <w:sz w:val="22"/>
+                <w:szCs w:val="22"/>
               </w:rPr>
               <w:t xml:space="preserve">/search</w:t>
             </w:r>
@@ -4943,7 +3852,7 @@
                 <w:sz w:val="22"/>
                 <w:szCs w:val="22"/>
               </w:rPr>
-              <w:t xml:space="preserve">Enter a title in the search box</w:t>
+              <w:t xml:space="preserve">Enter title in search box</w:t>
             </w:r>
           </w:p>
         </w:tc>
@@ -5010,11 +3919,9 @@
             </w:pPr>
             <w:r>
               <w:rPr>
-                <w:rFonts w:ascii="Courier New" w:cs="Courier New" w:eastAsia="Courier New" w:hAnsi="Courier New"/>
-                <w:color w:val="B0133A"/>
-                <w:sz w:val="20"/>
-                <w:szCs w:val="20"/>
-                <w:shd w:fill="F0F0F0" w:color="F0F0F0" w:val="solid"/>
+                <w:rFonts w:ascii="Calibri" w:cs="Calibri" w:eastAsia="Calibri" w:hAnsi="Calibri"/>
+                <w:sz w:val="22"/>
+                <w:szCs w:val="22"/>
               </w:rPr>
               <w:t xml:space="preserve">/search</w:t>
             </w:r>
@@ -5095,11 +4002,9 @@
             </w:pPr>
             <w:r>
               <w:rPr>
-                <w:rFonts w:ascii="Courier New" w:cs="Courier New" w:eastAsia="Courier New" w:hAnsi="Courier New"/>
-                <w:color w:val="B0133A"/>
-                <w:sz w:val="20"/>
-                <w:szCs w:val="20"/>
-                <w:shd w:fill="F0F0F0" w:color="F0F0F0" w:val="solid"/>
+                <w:rFonts w:ascii="Calibri" w:cs="Calibri" w:eastAsia="Calibri" w:hAnsi="Calibri"/>
+                <w:sz w:val="22"/>
+                <w:szCs w:val="22"/>
               </w:rPr>
               <w:t xml:space="preserve">/search</w:t>
             </w:r>
@@ -5183,11 +4088,9 @@
             </w:pPr>
             <w:r>
               <w:rPr>
-                <w:rFonts w:ascii="Courier New" w:cs="Courier New" w:eastAsia="Courier New" w:hAnsi="Courier New"/>
-                <w:color w:val="B0133A"/>
-                <w:sz w:val="20"/>
-                <w:szCs w:val="20"/>
-                <w:shd w:fill="F0F0F0" w:color="F0F0F0" w:val="solid"/>
+                <w:rFonts w:ascii="Calibri" w:cs="Calibri" w:eastAsia="Calibri" w:hAnsi="Calibri"/>
+                <w:sz w:val="22"/>
+                <w:szCs w:val="22"/>
               </w:rPr>
               <w:t xml:space="preserve">/search</w:t>
             </w:r>
@@ -5207,7 +4110,7 @@
                 <w:sz w:val="22"/>
                 <w:szCs w:val="22"/>
               </w:rPr>
-              <w:t xml:space="preserve">Enter a publication year</w:t>
+              <w:t xml:space="preserve">Enter publication year</w:t>
             </w:r>
           </w:p>
         </w:tc>
@@ -5268,31 +4171,11 @@
             </w:pPr>
             <w:r>
               <w:rPr>
-                <w:rFonts w:ascii="Courier New" w:cs="Courier New" w:eastAsia="Courier New" w:hAnsi="Courier New"/>
-                <w:color w:val="B0133A"/>
-                <w:sz w:val="20"/>
-                <w:szCs w:val="20"/>
-                <w:shd w:fill="F0F0F0" w:color="F0F0F0" w:val="solid"/>
-              </w:rPr>
-              <w:t xml:space="preserve">/</w:t>
-            </w:r>
-            <w:r>
-              <w:rPr>
-                <w:rFonts w:ascii="Calibri" w:cs="Calibri" w:eastAsia="Calibri" w:hAnsi="Calibri"/>
-                <w:sz w:val="22"/>
-                <w:szCs w:val="22"/>
-              </w:rPr>
-              <w:t xml:space="preserve"> or </w:t>
-            </w:r>
-            <w:r>
-              <w:rPr>
-                <w:rFonts w:ascii="Courier New" w:cs="Courier New" w:eastAsia="Courier New" w:hAnsi="Courier New"/>
-                <w:color w:val="B0133A"/>
-                <w:sz w:val="20"/>
-                <w:szCs w:val="20"/>
-                <w:shd w:fill="F0F0F0" w:color="F0F0F0" w:val="solid"/>
-              </w:rPr>
-              <w:t xml:space="preserve">/search</w:t>
+                <w:rFonts w:ascii="Calibri" w:cs="Calibri" w:eastAsia="Calibri" w:hAnsi="Calibri"/>
+                <w:sz w:val="22"/>
+                <w:szCs w:val="22"/>
+              </w:rPr>
+              <w:t xml:space="preserve">/ or /search</w:t>
             </w:r>
           </w:p>
         </w:tc>
@@ -5374,11 +4257,9 @@
             </w:pPr>
             <w:r>
               <w:rPr>
-                <w:rFonts w:ascii="Courier New" w:cs="Courier New" w:eastAsia="Courier New" w:hAnsi="Courier New"/>
-                <w:color w:val="B0133A"/>
-                <w:sz w:val="20"/>
-                <w:szCs w:val="20"/>
-                <w:shd w:fill="F0F0F0" w:color="F0F0F0" w:val="solid"/>
+                <w:rFonts w:ascii="Calibri" w:cs="Calibri" w:eastAsia="Calibri" w:hAnsi="Calibri"/>
+                <w:sz w:val="22"/>
+                <w:szCs w:val="22"/>
               </w:rPr>
               <w:t xml:space="preserve">/books/{id}</w:t>
             </w:r>
@@ -5448,22 +4329,22 @@
                 <w:sz w:val="22"/>
                 <w:szCs w:val="22"/>
               </w:rPr>
-              <w:t xml:space="preserve">Browse genres list</w:t>
-            </w:r>
-          </w:p>
-        </w:tc>
-        <w:tc>
-          <w:p>
-            <w:pPr>
-              <w:spacing w:after="40" w:before="40"/>
-            </w:pPr>
-            <w:r>
-              <w:rPr>
-                <w:rFonts w:ascii="Calibri" w:cs="Calibri" w:eastAsia="Calibri" w:hAnsi="Calibri"/>
-                <w:sz w:val="22"/>
-                <w:szCs w:val="22"/>
-              </w:rPr>
-              <w:t xml:space="preserve">Via API or navbar</w:t>
+              <w:t xml:space="preserve">Browse genres</w:t>
+            </w:r>
+          </w:p>
+        </w:tc>
+        <w:tc>
+          <w:p>
+            <w:pPr>
+              <w:spacing w:after="40" w:before="40"/>
+            </w:pPr>
+            <w:r>
+              <w:rPr>
+                <w:rFonts w:ascii="Calibri" w:cs="Calibri" w:eastAsia="Calibri" w:hAnsi="Calibri"/>
+                <w:sz w:val="22"/>
+                <w:szCs w:val="22"/>
+              </w:rPr>
+              <w:t xml:space="preserve">Via navbar</w:t>
             </w:r>
           </w:p>
         </w:tc>
@@ -5531,25 +4412,25 @@
                 <w:sz w:val="22"/>
                 <w:szCs w:val="22"/>
               </w:rPr>
-              <w:t xml:space="preserve">Browse authors list</w:t>
-            </w:r>
-          </w:p>
-        </w:tc>
-        <w:tc>
-          <w:tcPr>
-            <w:shd w:fill="EEF2F8" w:color="EEF2F8" w:val="solid"/>
-          </w:tcPr>
-          <w:p>
-            <w:pPr>
-              <w:spacing w:after="40" w:before="40"/>
-            </w:pPr>
-            <w:r>
-              <w:rPr>
-                <w:rFonts w:ascii="Calibri" w:cs="Calibri" w:eastAsia="Calibri" w:hAnsi="Calibri"/>
-                <w:sz w:val="22"/>
-                <w:szCs w:val="22"/>
-              </w:rPr>
-              <w:t xml:space="preserve">Via API or navbar</w:t>
+              <w:t xml:space="preserve">Browse authors</w:t>
+            </w:r>
+          </w:p>
+        </w:tc>
+        <w:tc>
+          <w:tcPr>
+            <w:shd w:fill="EEF2F8" w:color="EEF2F8" w:val="solid"/>
+          </w:tcPr>
+          <w:p>
+            <w:pPr>
+              <w:spacing w:after="40" w:before="40"/>
+            </w:pPr>
+            <w:r>
+              <w:rPr>
+                <w:rFonts w:ascii="Calibri" w:cs="Calibri" w:eastAsia="Calibri" w:hAnsi="Calibri"/>
+                <w:sz w:val="22"/>
+                <w:szCs w:val="22"/>
+              </w:rPr>
+              <w:t xml:space="preserve">Via navbar</w:t>
             </w:r>
           </w:p>
         </w:tc>
@@ -5592,41 +4473,26 @@
       </w:tr>
     </w:tbl>
     <w:p>
-      <w:pPr>
-        <w:spacing w:after="120" w:before="60"/>
-      </w:pPr>
-    </w:p>
-    <w:p>
-      <w:pPr>
-        <w:spacing w:after="80"/>
-      </w:pPr>
-    </w:p>
-    <w:p>
-      <w:pPr>
-        <w:pStyle w:val="Heading3"/>
-        <w:spacing w:after="80" w:before="240"/>
-      </w:pPr>
-      <w:r>
-        <w:rPr>
-          <w:rFonts w:ascii="Calibri" w:cs="Calibri" w:eastAsia="Calibri" w:hAnsi="Calibri"/>
+      <w:r>
+        <w:t xml:space="preserve"/>
+      </w:r>
+    </w:p>
+    <w:p>
+      <w:pPr>
+        <w:pStyle w:val="Heading2"/>
+        <w:spacing w:after="120" w:before="360"/>
+      </w:pPr>
+      <w:r>
+        <w:rPr>
+          <w:rFonts w:ascii="Cambria" w:cs="Cambria" w:eastAsia="Cambria" w:hAnsi="Cambria"/>
           <w:b/>
           <w:bCs/>
-          <w:color w:val="333333"/>
-          <w:sz w:val="24"/>
-          <w:szCs w:val="24"/>
+          <w:color w:val="B0133A"/>
+          <w:sz w:val="28"/>
+          <w:szCs w:val="28"/>
         </w:rPr>
         <w:t xml:space="preserve">Authentication Features</w:t>
       </w:r>
-    </w:p>
-    <w:p>
-      <w:pPr>
-        <w:spacing w:after="80"/>
-      </w:pPr>
-    </w:p>
-    <w:p>
-      <w:pPr>
-        <w:spacing w:after="60" w:before="120"/>
-      </w:pPr>
     </w:p>
     <w:tbl>
       <w:tblPr>
@@ -5666,8 +4532,8 @@
                 <w:b/>
                 <w:bCs/>
                 <w:color w:val="FFFFFF"/>
-                <w:sz w:val="20"/>
-                <w:szCs w:val="20"/>
+                <w:sz w:val="18"/>
+                <w:szCs w:val="18"/>
               </w:rPr>
               <w:t xml:space="preserve">#</w:t>
             </w:r>
@@ -5688,8 +4554,8 @@
                 <w:b/>
                 <w:bCs/>
                 <w:color w:val="FFFFFF"/>
-                <w:sz w:val="20"/>
-                <w:szCs w:val="20"/>
+                <w:sz w:val="18"/>
+                <w:szCs w:val="18"/>
               </w:rPr>
               <w:t xml:space="preserve">Feature</w:t>
             </w:r>
@@ -5710,8 +4576,8 @@
                 <w:b/>
                 <w:bCs/>
                 <w:color w:val="FFFFFF"/>
-                <w:sz w:val="20"/>
-                <w:szCs w:val="20"/>
+                <w:sz w:val="18"/>
+                <w:szCs w:val="18"/>
               </w:rPr>
               <w:t xml:space="preserve">URL</w:t>
             </w:r>
@@ -5732,8 +4598,8 @@
                 <w:b/>
                 <w:bCs/>
                 <w:color w:val="FFFFFF"/>
-                <w:sz w:val="20"/>
-                <w:szCs w:val="20"/>
+                <w:sz w:val="18"/>
+                <w:szCs w:val="18"/>
               </w:rPr>
               <w:t xml:space="preserve">Steps</w:t>
             </w:r>
@@ -5754,8 +4620,8 @@
                 <w:b/>
                 <w:bCs/>
                 <w:color w:val="FFFFFF"/>
-                <w:sz w:val="20"/>
-                <w:szCs w:val="20"/>
+                <w:sz w:val="18"/>
+                <w:szCs w:val="18"/>
               </w:rPr>
               <w:t xml:space="preserve">Expected Result</w:t>
             </w:r>
@@ -5800,11 +4666,9 @@
             </w:pPr>
             <w:r>
               <w:rPr>
-                <w:rFonts w:ascii="Courier New" w:cs="Courier New" w:eastAsia="Courier New" w:hAnsi="Courier New"/>
-                <w:color w:val="B0133A"/>
-                <w:sz w:val="20"/>
-                <w:szCs w:val="20"/>
-                <w:shd w:fill="F0F0F0" w:color="F0F0F0" w:val="solid"/>
+                <w:rFonts w:ascii="Calibri" w:cs="Calibri" w:eastAsia="Calibri" w:hAnsi="Calibri"/>
+                <w:sz w:val="22"/>
+                <w:szCs w:val="22"/>
               </w:rPr>
               <w:t xml:space="preserve">/register</w:t>
             </w:r>
@@ -5874,25 +4738,23 @@
                 <w:sz w:val="22"/>
                 <w:szCs w:val="22"/>
               </w:rPr>
-              <w:t xml:space="preserve">Register — validation</w:t>
-            </w:r>
-          </w:p>
-        </w:tc>
-        <w:tc>
-          <w:tcPr>
-            <w:shd w:fill="EEF2F8" w:color="EEF2F8" w:val="solid"/>
-          </w:tcPr>
-          <w:p>
-            <w:pPr>
-              <w:spacing w:after="40" w:before="40"/>
-            </w:pPr>
-            <w:r>
-              <w:rPr>
-                <w:rFonts w:ascii="Courier New" w:cs="Courier New" w:eastAsia="Courier New" w:hAnsi="Courier New"/>
-                <w:color w:val="B0133A"/>
-                <w:sz w:val="20"/>
-                <w:szCs w:val="20"/>
-                <w:shd w:fill="F0F0F0" w:color="F0F0F0" w:val="solid"/>
+              <w:t xml:space="preserve">Register — weak password</w:t>
+            </w:r>
+          </w:p>
+        </w:tc>
+        <w:tc>
+          <w:tcPr>
+            <w:shd w:fill="EEF2F8" w:color="EEF2F8" w:val="solid"/>
+          </w:tcPr>
+          <w:p>
+            <w:pPr>
+              <w:spacing w:after="40" w:before="40"/>
+            </w:pPr>
+            <w:r>
+              <w:rPr>
+                <w:rFonts w:ascii="Calibri" w:cs="Calibri" w:eastAsia="Calibri" w:hAnsi="Calibri"/>
+                <w:sz w:val="22"/>
+                <w:szCs w:val="22"/>
               </w:rPr>
               <w:t xml:space="preserve">/register</w:t>
             </w:r>
@@ -5912,7 +4774,7 @@
                 <w:sz w:val="22"/>
                 <w:szCs w:val="22"/>
               </w:rPr>
-              <w:t xml:space="preserve">Submit with weak password</w:t>
+              <w:t xml:space="preserve">Submit with short password</w:t>
             </w:r>
           </w:p>
         </w:tc>
@@ -5973,11 +4835,9 @@
             </w:pPr>
             <w:r>
               <w:rPr>
-                <w:rFonts w:ascii="Courier New" w:cs="Courier New" w:eastAsia="Courier New" w:hAnsi="Courier New"/>
-                <w:color w:val="B0133A"/>
-                <w:sz w:val="20"/>
-                <w:szCs w:val="20"/>
-                <w:shd w:fill="F0F0F0" w:color="F0F0F0" w:val="solid"/>
+                <w:rFonts w:ascii="Calibri" w:cs="Calibri" w:eastAsia="Calibri" w:hAnsi="Calibri"/>
+                <w:sz w:val="22"/>
+                <w:szCs w:val="22"/>
               </w:rPr>
               <w:t xml:space="preserve">/register</w:t>
             </w:r>
@@ -6061,11 +4921,9 @@
             </w:pPr>
             <w:r>
               <w:rPr>
-                <w:rFonts w:ascii="Courier New" w:cs="Courier New" w:eastAsia="Courier New" w:hAnsi="Courier New"/>
-                <w:color w:val="B0133A"/>
-                <w:sz w:val="20"/>
-                <w:szCs w:val="20"/>
-                <w:shd w:fill="F0F0F0" w:color="F0F0F0" w:val="solid"/>
+                <w:rFonts w:ascii="Calibri" w:cs="Calibri" w:eastAsia="Calibri" w:hAnsi="Calibri"/>
+                <w:sz w:val="22"/>
+                <w:szCs w:val="22"/>
               </w:rPr>
               <w:t xml:space="preserve">/login</w:t>
             </w:r>
@@ -6146,11 +5004,9 @@
             </w:pPr>
             <w:r>
               <w:rPr>
-                <w:rFonts w:ascii="Courier New" w:cs="Courier New" w:eastAsia="Courier New" w:hAnsi="Courier New"/>
-                <w:color w:val="B0133A"/>
-                <w:sz w:val="20"/>
-                <w:szCs w:val="20"/>
-                <w:shd w:fill="F0F0F0" w:color="F0F0F0" w:val="solid"/>
+                <w:rFonts w:ascii="Calibri" w:cs="Calibri" w:eastAsia="Calibri" w:hAnsi="Calibri"/>
+                <w:sz w:val="22"/>
+                <w:szCs w:val="22"/>
               </w:rPr>
               <w:t xml:space="preserve">/login</w:t>
             </w:r>
@@ -6274,7 +5130,7 @@
                 <w:sz w:val="22"/>
                 <w:szCs w:val="22"/>
               </w:rPr>
-              <w:t xml:space="preserve">JWT cleared, redirected to home, Admin links hidden</w:t>
+              <w:t xml:space="preserve">JWT cleared, redirected, Admin links hidden</w:t>
             </w:r>
           </w:p>
         </w:tc>
@@ -6317,61 +5173,41 @@
             </w:pPr>
             <w:r>
               <w:rPr>
-                <w:rFonts w:ascii="Courier New" w:cs="Courier New" w:eastAsia="Courier New" w:hAnsi="Courier New"/>
-                <w:color w:val="B0133A"/>
-                <w:sz w:val="20"/>
-                <w:szCs w:val="20"/>
-                <w:shd w:fill="F0F0F0" w:color="F0F0F0" w:val="solid"/>
+                <w:rFonts w:ascii="Calibri" w:cs="Calibri" w:eastAsia="Calibri" w:hAnsi="Calibri"/>
+                <w:sz w:val="22"/>
+                <w:szCs w:val="22"/>
               </w:rPr>
               <w:t xml:space="preserve">/profile</w:t>
             </w:r>
-            <w:r>
-              <w:rPr>
-                <w:rFonts w:ascii="Calibri" w:cs="Calibri" w:eastAsia="Calibri" w:hAnsi="Calibri"/>
-                <w:sz w:val="22"/>
-                <w:szCs w:val="22"/>
-              </w:rPr>
-              <w:t xml:space="preserve"> (unauthenticated)</w:t>
-            </w:r>
-          </w:p>
-        </w:tc>
-        <w:tc>
-          <w:p>
-            <w:pPr>
-              <w:spacing w:after="40" w:before="40"/>
-            </w:pPr>
-            <w:r>
-              <w:rPr>
-                <w:rFonts w:ascii="Calibri" w:cs="Calibri" w:eastAsia="Calibri" w:hAnsi="Calibri"/>
-                <w:sz w:val="22"/>
-                <w:szCs w:val="22"/>
-              </w:rPr>
-              <w:t xml:space="preserve">Navigate directly</w:t>
-            </w:r>
-          </w:p>
-        </w:tc>
-        <w:tc>
-          <w:p>
-            <w:pPr>
-              <w:spacing w:after="40" w:before="40"/>
-            </w:pPr>
-            <w:r>
-              <w:rPr>
-                <w:rFonts w:ascii="Calibri" w:cs="Calibri" w:eastAsia="Calibri" w:hAnsi="Calibri"/>
-                <w:sz w:val="22"/>
-                <w:szCs w:val="22"/>
-              </w:rPr>
-              <w:t xml:space="preserve">Redirected to </w:t>
-            </w:r>
-            <w:r>
-              <w:rPr>
-                <w:rFonts w:ascii="Courier New" w:cs="Courier New" w:eastAsia="Courier New" w:hAnsi="Courier New"/>
-                <w:color w:val="B0133A"/>
-                <w:sz w:val="20"/>
-                <w:szCs w:val="20"/>
-                <w:shd w:fill="F0F0F0" w:color="F0F0F0" w:val="solid"/>
-              </w:rPr>
-              <w:t xml:space="preserve">/login</w:t>
+          </w:p>
+        </w:tc>
+        <w:tc>
+          <w:p>
+            <w:pPr>
+              <w:spacing w:after="40" w:before="40"/>
+            </w:pPr>
+            <w:r>
+              <w:rPr>
+                <w:rFonts w:ascii="Calibri" w:cs="Calibri" w:eastAsia="Calibri" w:hAnsi="Calibri"/>
+                <w:sz w:val="22"/>
+                <w:szCs w:val="22"/>
+              </w:rPr>
+              <w:t xml:space="preserve">Navigate while unauthenticated</w:t>
+            </w:r>
+          </w:p>
+        </w:tc>
+        <w:tc>
+          <w:p>
+            <w:pPr>
+              <w:spacing w:after="40" w:before="40"/>
+            </w:pPr>
+            <w:r>
+              <w:rPr>
+                <w:rFonts w:ascii="Calibri" w:cs="Calibri" w:eastAsia="Calibri" w:hAnsi="Calibri"/>
+                <w:sz w:val="22"/>
+                <w:szCs w:val="22"/>
+              </w:rPr>
+              <w:t xml:space="preserve">Redirected to /login</w:t>
             </w:r>
           </w:p>
         </w:tc>
@@ -6445,66 +5281,51 @@
                 <w:sz w:val="22"/>
                 <w:szCs w:val="22"/>
               </w:rPr>
-              <w:t xml:space="preserve">Refresh the browser</w:t>
-            </w:r>
-          </w:p>
-        </w:tc>
-        <w:tc>
-          <w:tcPr>
-            <w:shd w:fill="EEF2F8" w:color="EEF2F8" w:val="solid"/>
-          </w:tcPr>
-          <w:p>
-            <w:pPr>
-              <w:spacing w:after="40" w:before="40"/>
-            </w:pPr>
-            <w:r>
-              <w:rPr>
-                <w:rFonts w:ascii="Calibri" w:cs="Calibri" w:eastAsia="Calibri" w:hAnsi="Calibri"/>
-                <w:sz w:val="22"/>
-                <w:szCs w:val="22"/>
-              </w:rPr>
-              <w:t xml:space="preserve">User remains logged in (token in localStorage)</w:t>
+              <w:t xml:space="preserve">Refresh browser while logged in</w:t>
+            </w:r>
+          </w:p>
+        </w:tc>
+        <w:tc>
+          <w:tcPr>
+            <w:shd w:fill="EEF2F8" w:color="EEF2F8" w:val="solid"/>
+          </w:tcPr>
+          <w:p>
+            <w:pPr>
+              <w:spacing w:after="40" w:before="40"/>
+            </w:pPr>
+            <w:r>
+              <w:rPr>
+                <w:rFonts w:ascii="Calibri" w:cs="Calibri" w:eastAsia="Calibri" w:hAnsi="Calibri"/>
+                <w:sz w:val="22"/>
+                <w:szCs w:val="22"/>
+              </w:rPr>
+              <w:t xml:space="preserve">User remains logged in</w:t>
             </w:r>
           </w:p>
         </w:tc>
       </w:tr>
     </w:tbl>
     <w:p>
-      <w:pPr>
-        <w:spacing w:after="120" w:before="60"/>
-      </w:pPr>
-    </w:p>
-    <w:p>
-      <w:pPr>
-        <w:spacing w:after="80"/>
-      </w:pPr>
-    </w:p>
-    <w:p>
-      <w:pPr>
-        <w:pStyle w:val="Heading3"/>
-        <w:spacing w:after="80" w:before="240"/>
-      </w:pPr>
-      <w:r>
-        <w:rPr>
-          <w:rFonts w:ascii="Calibri" w:cs="Calibri" w:eastAsia="Calibri" w:hAnsi="Calibri"/>
+      <w:r>
+        <w:t xml:space="preserve"/>
+      </w:r>
+    </w:p>
+    <w:p>
+      <w:pPr>
+        <w:pStyle w:val="Heading2"/>
+        <w:spacing w:after="120" w:before="360"/>
+      </w:pPr>
+      <w:r>
+        <w:rPr>
+          <w:rFonts w:ascii="Cambria" w:cs="Cambria" w:eastAsia="Cambria" w:hAnsi="Cambria"/>
           <w:b/>
           <w:bCs/>
-          <w:color w:val="333333"/>
-          <w:sz w:val="24"/>
-          <w:szCs w:val="24"/>
+          <w:color w:val="B0133A"/>
+          <w:sz w:val="28"/>
+          <w:szCs w:val="28"/>
         </w:rPr>
         <w:t xml:space="preserve">Authenticated User Features</w:t>
       </w:r>
-    </w:p>
-    <w:p>
-      <w:pPr>
-        <w:spacing w:after="80"/>
-      </w:pPr>
-    </w:p>
-    <w:p>
-      <w:pPr>
-        <w:spacing w:after="60" w:before="120"/>
-      </w:pPr>
     </w:p>
     <w:tbl>
       <w:tblPr>
@@ -6544,8 +5365,8 @@
                 <w:b/>
                 <w:bCs/>
                 <w:color w:val="FFFFFF"/>
-                <w:sz w:val="20"/>
-                <w:szCs w:val="20"/>
+                <w:sz w:val="18"/>
+                <w:szCs w:val="18"/>
               </w:rPr>
               <w:t xml:space="preserve">#</w:t>
             </w:r>
@@ -6566,8 +5387,8 @@
                 <w:b/>
                 <w:bCs/>
                 <w:color w:val="FFFFFF"/>
-                <w:sz w:val="20"/>
-                <w:szCs w:val="20"/>
+                <w:sz w:val="18"/>
+                <w:szCs w:val="18"/>
               </w:rPr>
               <w:t xml:space="preserve">Feature</w:t>
             </w:r>
@@ -6588,8 +5409,8 @@
                 <w:b/>
                 <w:bCs/>
                 <w:color w:val="FFFFFF"/>
-                <w:sz w:val="20"/>
-                <w:szCs w:val="20"/>
+                <w:sz w:val="18"/>
+                <w:szCs w:val="18"/>
               </w:rPr>
               <w:t xml:space="preserve">URL</w:t>
             </w:r>
@@ -6610,8 +5431,8 @@
                 <w:b/>
                 <w:bCs/>
                 <w:color w:val="FFFFFF"/>
-                <w:sz w:val="20"/>
-                <w:szCs w:val="20"/>
+                <w:sz w:val="18"/>
+                <w:szCs w:val="18"/>
               </w:rPr>
               <w:t xml:space="preserve">Steps</w:t>
             </w:r>
@@ -6632,8 +5453,8 @@
                 <w:b/>
                 <w:bCs/>
                 <w:color w:val="FFFFFF"/>
-                <w:sz w:val="20"/>
-                <w:szCs w:val="20"/>
+                <w:sz w:val="18"/>
+                <w:szCs w:val="18"/>
               </w:rPr>
               <w:t xml:space="preserve">Expected Result</w:t>
             </w:r>
@@ -6678,11 +5499,9 @@
             </w:pPr>
             <w:r>
               <w:rPr>
-                <w:rFonts w:ascii="Courier New" w:cs="Courier New" w:eastAsia="Courier New" w:hAnsi="Courier New"/>
-                <w:color w:val="B0133A"/>
-                <w:sz w:val="20"/>
-                <w:szCs w:val="20"/>
-                <w:shd w:fill="F0F0F0" w:color="F0F0F0" w:val="solid"/>
+                <w:rFonts w:ascii="Calibri" w:cs="Calibri" w:eastAsia="Calibri" w:hAnsi="Calibri"/>
+                <w:sz w:val="22"/>
+                <w:szCs w:val="22"/>
               </w:rPr>
               <w:t xml:space="preserve">/books/{id}</w:t>
             </w:r>
@@ -6699,32 +5518,22 @@
                 <w:sz w:val="22"/>
                 <w:szCs w:val="22"/>
               </w:rPr>
-              <w:t xml:space="preserve">Click Download on a book that has an epub file</w:t>
-            </w:r>
-          </w:p>
-        </w:tc>
-        <w:tc>
-          <w:p>
-            <w:pPr>
-              <w:spacing w:after="40" w:before="40"/>
-            </w:pPr>
-            <w:r>
-              <w:rPr>
-                <w:rFonts w:ascii="Calibri" w:cs="Calibri" w:eastAsia="Calibri" w:hAnsi="Calibri"/>
-                <w:sz w:val="22"/>
-                <w:szCs w:val="22"/>
-              </w:rPr>
-              <w:t xml:space="preserve">File downloads as </w:t>
-            </w:r>
-            <w:r>
-              <w:rPr>
-                <w:rFonts w:ascii="Courier New" w:cs="Courier New" w:eastAsia="Courier New" w:hAnsi="Courier New"/>
-                <w:color w:val="B0133A"/>
-                <w:sz w:val="20"/>
-                <w:szCs w:val="20"/>
-                <w:shd w:fill="F0F0F0" w:color="F0F0F0" w:val="solid"/>
-              </w:rPr>
-              <w:t xml:space="preserve">.epub</w:t>
+              <w:t xml:space="preserve">Click Download on book with epub</w:t>
+            </w:r>
+          </w:p>
+        </w:tc>
+        <w:tc>
+          <w:p>
+            <w:pPr>
+              <w:spacing w:after="40" w:before="40"/>
+            </w:pPr>
+            <w:r>
+              <w:rPr>
+                <w:rFonts w:ascii="Calibri" w:cs="Calibri" w:eastAsia="Calibri" w:hAnsi="Calibri"/>
+                <w:sz w:val="22"/>
+                <w:szCs w:val="22"/>
+              </w:rPr>
+              <w:t xml:space="preserve">File downloads as .epub</w:t>
             </w:r>
           </w:p>
         </w:tc>
@@ -6762,25 +5571,23 @@
                 <w:sz w:val="22"/>
                 <w:szCs w:val="22"/>
               </w:rPr>
-              <w:t xml:space="preserve">Download blocked (no file)</w:t>
-            </w:r>
-          </w:p>
-        </w:tc>
-        <w:tc>
-          <w:tcPr>
-            <w:shd w:fill="EEF2F8" w:color="EEF2F8" w:val="solid"/>
-          </w:tcPr>
-          <w:p>
-            <w:pPr>
-              <w:spacing w:after="40" w:before="40"/>
-            </w:pPr>
-            <w:r>
-              <w:rPr>
-                <w:rFonts w:ascii="Courier New" w:cs="Courier New" w:eastAsia="Courier New" w:hAnsi="Courier New"/>
-                <w:color w:val="B0133A"/>
-                <w:sz w:val="20"/>
-                <w:szCs w:val="20"/>
-                <w:shd w:fill="F0F0F0" w:color="F0F0F0" w:val="solid"/>
+              <w:t xml:space="preserve">Download — no epub file</w:t>
+            </w:r>
+          </w:p>
+        </w:tc>
+        <w:tc>
+          <w:tcPr>
+            <w:shd w:fill="EEF2F8" w:color="EEF2F8" w:val="solid"/>
+          </w:tcPr>
+          <w:p>
+            <w:pPr>
+              <w:spacing w:after="40" w:before="40"/>
+            </w:pPr>
+            <w:r>
+              <w:rPr>
+                <w:rFonts w:ascii="Calibri" w:cs="Calibri" w:eastAsia="Calibri" w:hAnsi="Calibri"/>
+                <w:sz w:val="22"/>
+                <w:szCs w:val="22"/>
               </w:rPr>
               <w:t xml:space="preserve">/books/{id}</w:t>
             </w:r>
@@ -6800,25 +5607,25 @@
                 <w:sz w:val="22"/>
                 <w:szCs w:val="22"/>
               </w:rPr>
-              <w:t xml:space="preserve">Click Download on a book without an epub</w:t>
-            </w:r>
-          </w:p>
-        </w:tc>
-        <w:tc>
-          <w:tcPr>
-            <w:shd w:fill="EEF2F8" w:color="EEF2F8" w:val="solid"/>
-          </w:tcPr>
-          <w:p>
-            <w:pPr>
-              <w:spacing w:after="40" w:before="40"/>
-            </w:pPr>
-            <w:r>
-              <w:rPr>
-                <w:rFonts w:ascii="Calibri" w:cs="Calibri" w:eastAsia="Calibri" w:hAnsi="Calibri"/>
-                <w:sz w:val="22"/>
-                <w:szCs w:val="22"/>
-              </w:rPr>
-              <w:t xml:space="preserve">Appropriate error or button disabled</w:t>
+              <w:t xml:space="preserve">Click on book without epub</w:t>
+            </w:r>
+          </w:p>
+        </w:tc>
+        <w:tc>
+          <w:tcPr>
+            <w:shd w:fill="EEF2F8" w:color="EEF2F8" w:val="solid"/>
+          </w:tcPr>
+          <w:p>
+            <w:pPr>
+              <w:spacing w:after="40" w:before="40"/>
+            </w:pPr>
+            <w:r>
+              <w:rPr>
+                <w:rFonts w:ascii="Calibri" w:cs="Calibri" w:eastAsia="Calibri" w:hAnsi="Calibri"/>
+                <w:sz w:val="22"/>
+                <w:szCs w:val="22"/>
+              </w:rPr>
+              <w:t xml:space="preserve">Error or button disabled</w:t>
             </w:r>
           </w:p>
         </w:tc>
@@ -6850,22 +5657,20 @@
                 <w:sz w:val="22"/>
                 <w:szCs w:val="22"/>
               </w:rPr>
-              <w:t xml:space="preserve">Download blocked (unauthenticated)</w:t>
-            </w:r>
-          </w:p>
-        </w:tc>
-        <w:tc>
-          <w:p>
-            <w:pPr>
-              <w:spacing w:after="40" w:before="40"/>
-            </w:pPr>
-            <w:r>
-              <w:rPr>
-                <w:rFonts w:ascii="Courier New" w:cs="Courier New" w:eastAsia="Courier New" w:hAnsi="Courier New"/>
-                <w:color w:val="B0133A"/>
-                <w:sz w:val="20"/>
-                <w:szCs w:val="20"/>
-                <w:shd w:fill="F0F0F0" w:color="F0F0F0" w:val="solid"/>
+              <w:t xml:space="preserve">Download — unauthenticated</w:t>
+            </w:r>
+          </w:p>
+        </w:tc>
+        <w:tc>
+          <w:p>
+            <w:pPr>
+              <w:spacing w:after="40" w:before="40"/>
+            </w:pPr>
+            <w:r>
+              <w:rPr>
+                <w:rFonts w:ascii="Calibri" w:cs="Calibri" w:eastAsia="Calibri" w:hAnsi="Calibri"/>
+                <w:sz w:val="22"/>
+                <w:szCs w:val="22"/>
               </w:rPr>
               <w:t xml:space="preserve">/books/{id}</w:t>
             </w:r>
@@ -6897,7 +5702,7 @@
                 <w:sz w:val="22"/>
                 <w:szCs w:val="22"/>
               </w:rPr>
-              <w:t xml:space="preserve">Redirected to login or 401 error shown</w:t>
+              <w:t xml:space="preserve">Redirected to login or 401 shown</w:t>
             </w:r>
           </w:p>
         </w:tc>
@@ -6949,11 +5754,9 @@
             </w:pPr>
             <w:r>
               <w:rPr>
-                <w:rFonts w:ascii="Courier New" w:cs="Courier New" w:eastAsia="Courier New" w:hAnsi="Courier New"/>
-                <w:color w:val="B0133A"/>
-                <w:sz w:val="20"/>
-                <w:szCs w:val="20"/>
-                <w:shd w:fill="F0F0F0" w:color="F0F0F0" w:val="solid"/>
+                <w:rFonts w:ascii="Calibri" w:cs="Calibri" w:eastAsia="Calibri" w:hAnsi="Calibri"/>
+                <w:sz w:val="22"/>
+                <w:szCs w:val="22"/>
               </w:rPr>
               <w:t xml:space="preserve">/profile</w:t>
             </w:r>
@@ -6991,48 +5794,33 @@
                 <w:sz w:val="22"/>
                 <w:szCs w:val="22"/>
               </w:rPr>
-              <w:t xml:space="preserve">User email, name, role displayed</w:t>
+              <w:t xml:space="preserve">Email, name, role displayed</w:t>
             </w:r>
           </w:p>
         </w:tc>
       </w:tr>
     </w:tbl>
     <w:p>
-      <w:pPr>
-        <w:spacing w:after="120" w:before="60"/>
-      </w:pPr>
-    </w:p>
-    <w:p>
-      <w:pPr>
-        <w:spacing w:after="80"/>
-      </w:pPr>
-    </w:p>
-    <w:p>
-      <w:pPr>
-        <w:pStyle w:val="Heading3"/>
-        <w:spacing w:after="80" w:before="240"/>
-      </w:pPr>
-      <w:r>
-        <w:rPr>
-          <w:rFonts w:ascii="Calibri" w:cs="Calibri" w:eastAsia="Calibri" w:hAnsi="Calibri"/>
+      <w:r>
+        <w:t xml:space="preserve"/>
+      </w:r>
+    </w:p>
+    <w:p>
+      <w:pPr>
+        <w:pStyle w:val="Heading2"/>
+        <w:spacing w:after="120" w:before="360"/>
+      </w:pPr>
+      <w:r>
+        <w:rPr>
+          <w:rFonts w:ascii="Cambria" w:cs="Cambria" w:eastAsia="Cambria" w:hAnsi="Cambria"/>
           <w:b/>
           <w:bCs/>
-          <w:color w:val="333333"/>
-          <w:sz w:val="24"/>
-          <w:szCs w:val="24"/>
-        </w:rPr>
-        <w:t xml:space="preserve">Admin Features (Login as `admin@ebooklibrary.com`)</w:t>
-      </w:r>
-    </w:p>
-    <w:p>
-      <w:pPr>
-        <w:spacing w:after="80"/>
-      </w:pPr>
-    </w:p>
-    <w:p>
-      <w:pPr>
-        <w:spacing w:after="60" w:before="120"/>
-      </w:pPr>
+          <w:color w:val="B0133A"/>
+          <w:sz w:val="28"/>
+          <w:szCs w:val="28"/>
+        </w:rPr>
+        <w:t xml:space="preserve">Admin Features (Login as admin@ebooklibrary.com)</w:t>
+      </w:r>
     </w:p>
     <w:tbl>
       <w:tblPr>
@@ -7072,8 +5860,8 @@
                 <w:b/>
                 <w:bCs/>
                 <w:color w:val="FFFFFF"/>
-                <w:sz w:val="20"/>
-                <w:szCs w:val="20"/>
+                <w:sz w:val="18"/>
+                <w:szCs w:val="18"/>
               </w:rPr>
               <w:t xml:space="preserve">#</w:t>
             </w:r>
@@ -7094,8 +5882,8 @@
                 <w:b/>
                 <w:bCs/>
                 <w:color w:val="FFFFFF"/>
-                <w:sz w:val="20"/>
-                <w:szCs w:val="20"/>
+                <w:sz w:val="18"/>
+                <w:szCs w:val="18"/>
               </w:rPr>
               <w:t xml:space="preserve">Feature</w:t>
             </w:r>
@@ -7116,8 +5904,8 @@
                 <w:b/>
                 <w:bCs/>
                 <w:color w:val="FFFFFF"/>
-                <w:sz w:val="20"/>
-                <w:szCs w:val="20"/>
+                <w:sz w:val="18"/>
+                <w:szCs w:val="18"/>
               </w:rPr>
               <w:t xml:space="preserve">URL</w:t>
             </w:r>
@@ -7138,8 +5926,8 @@
                 <w:b/>
                 <w:bCs/>
                 <w:color w:val="FFFFFF"/>
-                <w:sz w:val="20"/>
-                <w:szCs w:val="20"/>
+                <w:sz w:val="18"/>
+                <w:szCs w:val="18"/>
               </w:rPr>
               <w:t xml:space="preserve">Steps</w:t>
             </w:r>
@@ -7160,8 +5948,8 @@
                 <w:b/>
                 <w:bCs/>
                 <w:color w:val="FFFFFF"/>
-                <w:sz w:val="20"/>
-                <w:szCs w:val="20"/>
+                <w:sz w:val="18"/>
+                <w:szCs w:val="18"/>
               </w:rPr>
               <w:t xml:space="preserve">Expected Result</w:t>
             </w:r>
@@ -7206,11 +5994,9 @@
             </w:pPr>
             <w:r>
               <w:rPr>
-                <w:rFonts w:ascii="Courier New" w:cs="Courier New" w:eastAsia="Courier New" w:hAnsi="Courier New"/>
-                <w:color w:val="B0133A"/>
-                <w:sz w:val="20"/>
-                <w:szCs w:val="20"/>
-                <w:shd w:fill="F0F0F0" w:color="F0F0F0" w:val="solid"/>
+                <w:rFonts w:ascii="Calibri" w:cs="Calibri" w:eastAsia="Calibri" w:hAnsi="Calibri"/>
+                <w:sz w:val="22"/>
+                <w:szCs w:val="22"/>
               </w:rPr>
               <w:t xml:space="preserve">/admin</w:t>
             </w:r>
@@ -7227,7 +6013,7 @@
                 <w:sz w:val="22"/>
                 <w:szCs w:val="22"/>
               </w:rPr>
-              <w:t xml:space="preserve">Navigate while logged in as Admin</w:t>
+              <w:t xml:space="preserve">Navigate as Admin</w:t>
             </w:r>
           </w:p>
         </w:tc>
@@ -7294,57 +6080,47 @@
             </w:pPr>
             <w:r>
               <w:rPr>
-                <w:rFonts w:ascii="Courier New" w:cs="Courier New" w:eastAsia="Courier New" w:hAnsi="Courier New"/>
-                <w:color w:val="B0133A"/>
-                <w:sz w:val="20"/>
-                <w:szCs w:val="20"/>
-                <w:shd w:fill="F0F0F0" w:color="F0F0F0" w:val="solid"/>
+                <w:rFonts w:ascii="Calibri" w:cs="Calibri" w:eastAsia="Calibri" w:hAnsi="Calibri"/>
+                <w:sz w:val="22"/>
+                <w:szCs w:val="22"/>
               </w:rPr>
               <w:t xml:space="preserve">/admin</w:t>
             </w:r>
-            <w:r>
-              <w:rPr>
-                <w:rFonts w:ascii="Calibri" w:cs="Calibri" w:eastAsia="Calibri" w:hAnsi="Calibri"/>
-                <w:sz w:val="22"/>
-                <w:szCs w:val="22"/>
-              </w:rPr>
-              <w:t xml:space="preserve"> (as regular user)</w:t>
-            </w:r>
-          </w:p>
-        </w:tc>
-        <w:tc>
-          <w:tcPr>
-            <w:shd w:fill="EEF2F8" w:color="EEF2F8" w:val="solid"/>
-          </w:tcPr>
-          <w:p>
-            <w:pPr>
-              <w:spacing w:after="40" w:before="40"/>
-            </w:pPr>
-            <w:r>
-              <w:rPr>
-                <w:rFonts w:ascii="Calibri" w:cs="Calibri" w:eastAsia="Calibri" w:hAnsi="Calibri"/>
-                <w:sz w:val="22"/>
-                <w:szCs w:val="22"/>
-              </w:rPr>
-              <w:t xml:space="preserve">Navigate with non-Admin account</w:t>
-            </w:r>
-          </w:p>
-        </w:tc>
-        <w:tc>
-          <w:tcPr>
-            <w:shd w:fill="EEF2F8" w:color="EEF2F8" w:val="solid"/>
-          </w:tcPr>
-          <w:p>
-            <w:pPr>
-              <w:spacing w:after="40" w:before="40"/>
-            </w:pPr>
-            <w:r>
-              <w:rPr>
-                <w:rFonts w:ascii="Calibri" w:cs="Calibri" w:eastAsia="Calibri" w:hAnsi="Calibri"/>
-                <w:sz w:val="22"/>
-                <w:szCs w:val="22"/>
-              </w:rPr>
-              <w:t xml:space="preserve">Blocked — redirected or 403 shown</w:t>
+          </w:p>
+        </w:tc>
+        <w:tc>
+          <w:tcPr>
+            <w:shd w:fill="EEF2F8" w:color="EEF2F8" w:val="solid"/>
+          </w:tcPr>
+          <w:p>
+            <w:pPr>
+              <w:spacing w:after="40" w:before="40"/>
+            </w:pPr>
+            <w:r>
+              <w:rPr>
+                <w:rFonts w:ascii="Calibri" w:cs="Calibri" w:eastAsia="Calibri" w:hAnsi="Calibri"/>
+                <w:sz w:val="22"/>
+                <w:szCs w:val="22"/>
+              </w:rPr>
+              <w:t xml:space="preserve">Navigate as regular user</w:t>
+            </w:r>
+          </w:p>
+        </w:tc>
+        <w:tc>
+          <w:tcPr>
+            <w:shd w:fill="EEF2F8" w:color="EEF2F8" w:val="solid"/>
+          </w:tcPr>
+          <w:p>
+            <w:pPr>
+              <w:spacing w:after="40" w:before="40"/>
+            </w:pPr>
+            <w:r>
+              <w:rPr>
+                <w:rFonts w:ascii="Calibri" w:cs="Calibri" w:eastAsia="Calibri" w:hAnsi="Calibri"/>
+                <w:sz w:val="22"/>
+                <w:szCs w:val="22"/>
+              </w:rPr>
+              <w:t xml:space="preserve">Blocked — 403 or redirect</w:t>
             </w:r>
           </w:p>
         </w:tc>
@@ -7387,11 +6163,9 @@
             </w:pPr>
             <w:r>
               <w:rPr>
-                <w:rFonts w:ascii="Courier New" w:cs="Courier New" w:eastAsia="Courier New" w:hAnsi="Courier New"/>
-                <w:color w:val="B0133A"/>
-                <w:sz w:val="20"/>
-                <w:szCs w:val="20"/>
-                <w:shd w:fill="F0F0F0" w:color="F0F0F0" w:val="solid"/>
+                <w:rFonts w:ascii="Calibri" w:cs="Calibri" w:eastAsia="Calibri" w:hAnsi="Calibri"/>
+                <w:sz w:val="22"/>
+                <w:szCs w:val="22"/>
               </w:rPr>
               <w:t xml:space="preserve">/admin/books</w:t>
             </w:r>
@@ -7423,7 +6197,7 @@
                 <w:sz w:val="22"/>
                 <w:szCs w:val="22"/>
               </w:rPr>
-              <w:t xml:space="preserve">Paginated books table with Edit/Delete columns</w:t>
+              <w:t xml:space="preserve">Paginated books table with Edit/Delete</w:t>
             </w:r>
           </w:p>
         </w:tc>
@@ -7475,11 +6249,9 @@
             </w:pPr>
             <w:r>
               <w:rPr>
-                <w:rFonts w:ascii="Courier New" w:cs="Courier New" w:eastAsia="Courier New" w:hAnsi="Courier New"/>
-                <w:color w:val="B0133A"/>
-                <w:sz w:val="20"/>
-                <w:szCs w:val="20"/>
-                <w:shd w:fill="F0F0F0" w:color="F0F0F0" w:val="solid"/>
+                <w:rFonts w:ascii="Calibri" w:cs="Calibri" w:eastAsia="Calibri" w:hAnsi="Calibri"/>
+                <w:sz w:val="22"/>
+                <w:szCs w:val="22"/>
               </w:rPr>
               <w:t xml:space="preserve">/admin/books</w:t>
             </w:r>
@@ -7499,7 +6271,7 @@
                 <w:sz w:val="22"/>
                 <w:szCs w:val="22"/>
               </w:rPr>
-              <w:t xml:space="preserve">Click "Add Book", fill form, submit</w:t>
+              <w:t xml:space="preserve">Click Add Book, fill form, submit</w:t>
             </w:r>
           </w:p>
         </w:tc>
@@ -7560,11 +6332,9 @@
             </w:pPr>
             <w:r>
               <w:rPr>
-                <w:rFonts w:ascii="Courier New" w:cs="Courier New" w:eastAsia="Courier New" w:hAnsi="Courier New"/>
-                <w:color w:val="B0133A"/>
-                <w:sz w:val="20"/>
-                <w:szCs w:val="20"/>
-                <w:shd w:fill="F0F0F0" w:color="F0F0F0" w:val="solid"/>
+                <w:rFonts w:ascii="Calibri" w:cs="Calibri" w:eastAsia="Calibri" w:hAnsi="Calibri"/>
+                <w:sz w:val="22"/>
+                <w:szCs w:val="22"/>
               </w:rPr>
               <w:t xml:space="preserve">/admin/books</w:t>
             </w:r>
@@ -7581,22 +6351,22 @@
                 <w:sz w:val="22"/>
                 <w:szCs w:val="22"/>
               </w:rPr>
-              <w:t xml:space="preserve">Click Edit on a book, change title, save</w:t>
-            </w:r>
-          </w:p>
-        </w:tc>
-        <w:tc>
-          <w:p>
-            <w:pPr>
-              <w:spacing w:after="40" w:before="40"/>
-            </w:pPr>
-            <w:r>
-              <w:rPr>
-                <w:rFonts w:ascii="Calibri" w:cs="Calibri" w:eastAsia="Calibri" w:hAnsi="Calibri"/>
-                <w:sz w:val="22"/>
-                <w:szCs w:val="22"/>
-              </w:rPr>
-              <w:t xml:space="preserve">Updated title shown in list</w:t>
+              <w:t xml:space="preserve">Click Edit, change title, save</w:t>
+            </w:r>
+          </w:p>
+        </w:tc>
+        <w:tc>
+          <w:p>
+            <w:pPr>
+              <w:spacing w:after="40" w:before="40"/>
+            </w:pPr>
+            <w:r>
+              <w:rPr>
+                <w:rFonts w:ascii="Calibri" w:cs="Calibri" w:eastAsia="Calibri" w:hAnsi="Calibri"/>
+                <w:sz w:val="22"/>
+                <w:szCs w:val="22"/>
+              </w:rPr>
+              <w:t xml:space="preserve">Updated title shown</w:t>
             </w:r>
           </w:p>
         </w:tc>
@@ -7648,11 +6418,9 @@
             </w:pPr>
             <w:r>
               <w:rPr>
-                <w:rFonts w:ascii="Courier New" w:cs="Courier New" w:eastAsia="Courier New" w:hAnsi="Courier New"/>
-                <w:color w:val="B0133A"/>
-                <w:sz w:val="20"/>
-                <w:szCs w:val="20"/>
-                <w:shd w:fill="F0F0F0" w:color="F0F0F0" w:val="solid"/>
+                <w:rFonts w:ascii="Calibri" w:cs="Calibri" w:eastAsia="Calibri" w:hAnsi="Calibri"/>
+                <w:sz w:val="22"/>
+                <w:szCs w:val="22"/>
               </w:rPr>
               <w:t xml:space="preserve">/admin/books</w:t>
             </w:r>
@@ -7672,7 +6440,7 @@
                 <w:sz w:val="22"/>
                 <w:szCs w:val="22"/>
               </w:rPr>
-              <w:t xml:space="preserve">Click Delete on a book</w:t>
+              <w:t xml:space="preserve">Click Delete</w:t>
             </w:r>
           </w:p>
         </w:tc>
@@ -7722,22 +6490,20 @@
                 <w:sz w:val="22"/>
                 <w:szCs w:val="22"/>
               </w:rPr>
-              <w:t xml:space="preserve">View all authors (admin)</w:t>
-            </w:r>
-          </w:p>
-        </w:tc>
-        <w:tc>
-          <w:p>
-            <w:pPr>
-              <w:spacing w:after="40" w:before="40"/>
-            </w:pPr>
-            <w:r>
-              <w:rPr>
-                <w:rFonts w:ascii="Courier New" w:cs="Courier New" w:eastAsia="Courier New" w:hAnsi="Courier New"/>
-                <w:color w:val="B0133A"/>
-                <w:sz w:val="20"/>
-                <w:szCs w:val="20"/>
-                <w:shd w:fill="F0F0F0" w:color="F0F0F0" w:val="solid"/>
+              <w:t xml:space="preserve">View all authors</w:t>
+            </w:r>
+          </w:p>
+        </w:tc>
+        <w:tc>
+          <w:p>
+            <w:pPr>
+              <w:spacing w:after="40" w:before="40"/>
+            </w:pPr>
+            <w:r>
+              <w:rPr>
+                <w:rFonts w:ascii="Calibri" w:cs="Calibri" w:eastAsia="Calibri" w:hAnsi="Calibri"/>
+                <w:sz w:val="22"/>
+                <w:szCs w:val="22"/>
               </w:rPr>
               <w:t xml:space="preserve">/admin/authors</w:t>
             </w:r>
@@ -7821,11 +6587,9 @@
             </w:pPr>
             <w:r>
               <w:rPr>
-                <w:rFonts w:ascii="Courier New" w:cs="Courier New" w:eastAsia="Courier New" w:hAnsi="Courier New"/>
-                <w:color w:val="B0133A"/>
-                <w:sz w:val="20"/>
-                <w:szCs w:val="20"/>
-                <w:shd w:fill="F0F0F0" w:color="F0F0F0" w:val="solid"/>
+                <w:rFonts w:ascii="Calibri" w:cs="Calibri" w:eastAsia="Calibri" w:hAnsi="Calibri"/>
+                <w:sz w:val="22"/>
+                <w:szCs w:val="22"/>
               </w:rPr>
               <w:t xml:space="preserve">/admin/authors</w:t>
             </w:r>
@@ -7845,7 +6609,7 @@
                 <w:sz w:val="22"/>
                 <w:szCs w:val="22"/>
               </w:rPr>
-              <w:t xml:space="preserve">Click "Add Author", fill name, save</w:t>
+              <w:t xml:space="preserve">Click Add Author, fill form</w:t>
             </w:r>
           </w:p>
         </w:tc>
@@ -7906,11 +6670,9 @@
             </w:pPr>
             <w:r>
               <w:rPr>
-                <w:rFonts w:ascii="Courier New" w:cs="Courier New" w:eastAsia="Courier New" w:hAnsi="Courier New"/>
-                <w:color w:val="B0133A"/>
-                <w:sz w:val="20"/>
-                <w:szCs w:val="20"/>
-                <w:shd w:fill="F0F0F0" w:color="F0F0F0" w:val="solid"/>
+                <w:rFonts w:ascii="Calibri" w:cs="Calibri" w:eastAsia="Calibri" w:hAnsi="Calibri"/>
+                <w:sz w:val="22"/>
+                <w:szCs w:val="22"/>
               </w:rPr>
               <w:t xml:space="preserve">/admin/authors</w:t>
             </w:r>
@@ -7927,7 +6689,7 @@
                 <w:sz w:val="22"/>
                 <w:szCs w:val="22"/>
               </w:rPr>
-              <w:t xml:space="preserve">Click Edit, update biography, save</w:t>
+              <w:t xml:space="preserve">Click Edit, update biography</w:t>
             </w:r>
           </w:p>
         </w:tc>
@@ -7994,11 +6756,9 @@
             </w:pPr>
             <w:r>
               <w:rPr>
-                <w:rFonts w:ascii="Courier New" w:cs="Courier New" w:eastAsia="Courier New" w:hAnsi="Courier New"/>
-                <w:color w:val="B0133A"/>
-                <w:sz w:val="20"/>
-                <w:szCs w:val="20"/>
-                <w:shd w:fill="F0F0F0" w:color="F0F0F0" w:val="solid"/>
+                <w:rFonts w:ascii="Calibri" w:cs="Calibri" w:eastAsia="Calibri" w:hAnsi="Calibri"/>
+                <w:sz w:val="22"/>
+                <w:szCs w:val="22"/>
               </w:rPr>
               <w:t xml:space="preserve">/admin/authors</w:t>
             </w:r>
@@ -8068,22 +6828,20 @@
                 <w:sz w:val="22"/>
                 <w:szCs w:val="22"/>
               </w:rPr>
-              <w:t xml:space="preserve">View all genres (admin)</w:t>
-            </w:r>
-          </w:p>
-        </w:tc>
-        <w:tc>
-          <w:p>
-            <w:pPr>
-              <w:spacing w:after="40" w:before="40"/>
-            </w:pPr>
-            <w:r>
-              <w:rPr>
-                <w:rFonts w:ascii="Courier New" w:cs="Courier New" w:eastAsia="Courier New" w:hAnsi="Courier New"/>
-                <w:color w:val="B0133A"/>
-                <w:sz w:val="20"/>
-                <w:szCs w:val="20"/>
-                <w:shd w:fill="F0F0F0" w:color="F0F0F0" w:val="solid"/>
+              <w:t xml:space="preserve">View all genres</w:t>
+            </w:r>
+          </w:p>
+        </w:tc>
+        <w:tc>
+          <w:p>
+            <w:pPr>
+              <w:spacing w:after="40" w:before="40"/>
+            </w:pPr>
+            <w:r>
+              <w:rPr>
+                <w:rFonts w:ascii="Calibri" w:cs="Calibri" w:eastAsia="Calibri" w:hAnsi="Calibri"/>
+                <w:sz w:val="22"/>
+                <w:szCs w:val="22"/>
               </w:rPr>
               <w:t xml:space="preserve">/admin/genres</w:t>
             </w:r>
@@ -8167,11 +6925,9 @@
             </w:pPr>
             <w:r>
               <w:rPr>
-                <w:rFonts w:ascii="Courier New" w:cs="Courier New" w:eastAsia="Courier New" w:hAnsi="Courier New"/>
-                <w:color w:val="B0133A"/>
-                <w:sz w:val="20"/>
-                <w:szCs w:val="20"/>
-                <w:shd w:fill="F0F0F0" w:color="F0F0F0" w:val="solid"/>
+                <w:rFonts w:ascii="Calibri" w:cs="Calibri" w:eastAsia="Calibri" w:hAnsi="Calibri"/>
+                <w:sz w:val="22"/>
+                <w:szCs w:val="22"/>
               </w:rPr>
               <w:t xml:space="preserve">/admin/genres</w:t>
             </w:r>
@@ -8191,7 +6947,7 @@
                 <w:sz w:val="22"/>
                 <w:szCs w:val="22"/>
               </w:rPr>
-              <w:t xml:space="preserve">Click "Add Genre", fill name, save</w:t>
+              <w:t xml:space="preserve">Click Add Genre, fill name</w:t>
             </w:r>
           </w:p>
         </w:tc>
@@ -8252,11 +7008,9 @@
             </w:pPr>
             <w:r>
               <w:rPr>
-                <w:rFonts w:ascii="Courier New" w:cs="Courier New" w:eastAsia="Courier New" w:hAnsi="Courier New"/>
-                <w:color w:val="B0133A"/>
-                <w:sz w:val="20"/>
-                <w:szCs w:val="20"/>
-                <w:shd w:fill="F0F0F0" w:color="F0F0F0" w:val="solid"/>
+                <w:rFonts w:ascii="Calibri" w:cs="Calibri" w:eastAsia="Calibri" w:hAnsi="Calibri"/>
+                <w:sz w:val="22"/>
+                <w:szCs w:val="22"/>
               </w:rPr>
               <w:t xml:space="preserve">/admin/genres</w:t>
             </w:r>
@@ -8273,7 +7027,7 @@
                 <w:sz w:val="22"/>
                 <w:szCs w:val="22"/>
               </w:rPr>
-              <w:t xml:space="preserve">Click Edit, update description, save</w:t>
+              <w:t xml:space="preserve">Click Edit, update description</w:t>
             </w:r>
           </w:p>
         </w:tc>
@@ -8340,11 +7094,9 @@
             </w:pPr>
             <w:r>
               <w:rPr>
-                <w:rFonts w:ascii="Courier New" w:cs="Courier New" w:eastAsia="Courier New" w:hAnsi="Courier New"/>
-                <w:color w:val="B0133A"/>
-                <w:sz w:val="20"/>
-                <w:szCs w:val="20"/>
-                <w:shd w:fill="F0F0F0" w:color="F0F0F0" w:val="solid"/>
+                <w:rFonts w:ascii="Calibri" w:cs="Calibri" w:eastAsia="Calibri" w:hAnsi="Calibri"/>
+                <w:sz w:val="22"/>
+                <w:szCs w:val="22"/>
               </w:rPr>
               <w:t xml:space="preserve">/admin/genres</w:t>
             </w:r>
@@ -8414,22 +7166,20 @@
                 <w:sz w:val="22"/>
                 <w:szCs w:val="22"/>
               </w:rPr>
-              <w:t xml:space="preserve">View all users (admin)</w:t>
-            </w:r>
-          </w:p>
-        </w:tc>
-        <w:tc>
-          <w:p>
-            <w:pPr>
-              <w:spacing w:after="40" w:before="40"/>
-            </w:pPr>
-            <w:r>
-              <w:rPr>
-                <w:rFonts w:ascii="Courier New" w:cs="Courier New" w:eastAsia="Courier New" w:hAnsi="Courier New"/>
-                <w:color w:val="B0133A"/>
-                <w:sz w:val="20"/>
-                <w:szCs w:val="20"/>
-                <w:shd w:fill="F0F0F0" w:color="F0F0F0" w:val="solid"/>
+              <w:t xml:space="preserve">View all users</w:t>
+            </w:r>
+          </w:p>
+        </w:tc>
+        <w:tc>
+          <w:p>
+            <w:pPr>
+              <w:spacing w:after="40" w:before="40"/>
+            </w:pPr>
+            <w:r>
+              <w:rPr>
+                <w:rFonts w:ascii="Calibri" w:cs="Calibri" w:eastAsia="Calibri" w:hAnsi="Calibri"/>
+                <w:sz w:val="22"/>
+                <w:szCs w:val="22"/>
               </w:rPr>
               <w:t xml:space="preserve">/admin/users</w:t>
             </w:r>
@@ -8513,11 +7263,9 @@
             </w:pPr>
             <w:r>
               <w:rPr>
-                <w:rFonts w:ascii="Courier New" w:cs="Courier New" w:eastAsia="Courier New" w:hAnsi="Courier New"/>
-                <w:color w:val="B0133A"/>
-                <w:sz w:val="20"/>
-                <w:szCs w:val="20"/>
-                <w:shd w:fill="F0F0F0" w:color="F0F0F0" w:val="solid"/>
+                <w:rFonts w:ascii="Calibri" w:cs="Calibri" w:eastAsia="Calibri" w:hAnsi="Calibri"/>
+                <w:sz w:val="22"/>
+                <w:szCs w:val="22"/>
               </w:rPr>
               <w:t xml:space="preserve">/admin/users</w:t>
             </w:r>
@@ -8537,7 +7285,7 @@
                 <w:sz w:val="22"/>
                 <w:szCs w:val="22"/>
               </w:rPr>
-              <w:t xml:space="preserve">Click "Change Role" on a regular user</w:t>
+              <w:t xml:space="preserve">Click Change Role on regular user</w:t>
             </w:r>
           </w:p>
         </w:tc>
@@ -8598,11 +7346,9 @@
             </w:pPr>
             <w:r>
               <w:rPr>
-                <w:rFonts w:ascii="Courier New" w:cs="Courier New" w:eastAsia="Courier New" w:hAnsi="Courier New"/>
-                <w:color w:val="B0133A"/>
-                <w:sz w:val="20"/>
-                <w:szCs w:val="20"/>
-                <w:shd w:fill="F0F0F0" w:color="F0F0F0" w:val="solid"/>
+                <w:rFonts w:ascii="Calibri" w:cs="Calibri" w:eastAsia="Calibri" w:hAnsi="Calibri"/>
+                <w:sz w:val="22"/>
+                <w:szCs w:val="22"/>
               </w:rPr>
               <w:t xml:space="preserve">/admin/upload</w:t>
             </w:r>
@@ -8619,50 +7365,22 @@
                 <w:sz w:val="22"/>
                 <w:szCs w:val="22"/>
               </w:rPr>
-              <w:t xml:space="preserve">Select a book, choose a </w:t>
-            </w:r>
-            <w:r>
-              <w:rPr>
-                <w:rFonts w:ascii="Courier New" w:cs="Courier New" w:eastAsia="Courier New" w:hAnsi="Courier New"/>
-                <w:color w:val="B0133A"/>
-                <w:sz w:val="20"/>
-                <w:szCs w:val="20"/>
-                <w:shd w:fill="F0F0F0" w:color="F0F0F0" w:val="solid"/>
-              </w:rPr>
-              <w:t xml:space="preserve">.epub</w:t>
-            </w:r>
-            <w:r>
-              <w:rPr>
-                <w:rFonts w:ascii="Calibri" w:cs="Calibri" w:eastAsia="Calibri" w:hAnsi="Calibri"/>
-                <w:sz w:val="22"/>
-                <w:szCs w:val="22"/>
-              </w:rPr>
-              <w:t xml:space="preserve"> file, upload</w:t>
-            </w:r>
-          </w:p>
-        </w:tc>
-        <w:tc>
-          <w:p>
-            <w:pPr>
-              <w:spacing w:after="40" w:before="40"/>
-            </w:pPr>
-            <w:r>
-              <w:rPr>
-                <w:rFonts w:ascii="Calibri" w:cs="Calibri" w:eastAsia="Calibri" w:hAnsi="Calibri"/>
-                <w:sz w:val="22"/>
-                <w:szCs w:val="22"/>
-              </w:rPr>
-              <w:t xml:space="preserve">Success message shown, </w:t>
-            </w:r>
-            <w:r>
-              <w:rPr>
-                <w:rFonts w:ascii="Courier New" w:cs="Courier New" w:eastAsia="Courier New" w:hAnsi="Courier New"/>
-                <w:color w:val="B0133A"/>
-                <w:sz w:val="20"/>
-                <w:szCs w:val="20"/>
-                <w:shd w:fill="F0F0F0" w:color="F0F0F0" w:val="solid"/>
-              </w:rPr>
-              <w:t xml:space="preserve">HasFile = true</w:t>
+              <w:t xml:space="preserve">Type title in search box, select book from dropdown, choose .epub, click Upload</w:t>
+            </w:r>
+          </w:p>
+        </w:tc>
+        <w:tc>
+          <w:p>
+            <w:pPr>
+              <w:spacing w:after="40" w:before="40"/>
+            </w:pPr>
+            <w:r>
+              <w:rPr>
+                <w:rFonts w:ascii="Calibri" w:cs="Calibri" w:eastAsia="Calibri" w:hAnsi="Calibri"/>
+                <w:sz w:val="22"/>
+                <w:szCs w:val="22"/>
+              </w:rPr>
+              <w:t xml:space="preserve">Success message, HasFile = true</w:t>
             </w:r>
           </w:p>
         </w:tc>
@@ -8714,11 +7432,9 @@
             </w:pPr>
             <w:r>
               <w:rPr>
-                <w:rFonts w:ascii="Courier New" w:cs="Courier New" w:eastAsia="Courier New" w:hAnsi="Courier New"/>
-                <w:color w:val="B0133A"/>
-                <w:sz w:val="20"/>
-                <w:szCs w:val="20"/>
-                <w:shd w:fill="F0F0F0" w:color="F0F0F0" w:val="solid"/>
+                <w:rFonts w:ascii="Calibri" w:cs="Calibri" w:eastAsia="Calibri" w:hAnsi="Calibri"/>
+                <w:sz w:val="22"/>
+                <w:szCs w:val="22"/>
               </w:rPr>
               <w:t xml:space="preserve">/admin/upload</w:t>
             </w:r>
@@ -8738,43 +7454,7 @@
                 <w:sz w:val="22"/>
                 <w:szCs w:val="22"/>
               </w:rPr>
-              <w:t xml:space="preserve">Choose a </w:t>
-            </w:r>
-            <w:r>
-              <w:rPr>
-                <w:rFonts w:ascii="Courier New" w:cs="Courier New" w:eastAsia="Courier New" w:hAnsi="Courier New"/>
-                <w:color w:val="B0133A"/>
-                <w:sz w:val="20"/>
-                <w:szCs w:val="20"/>
-                <w:shd w:fill="F0F0F0" w:color="F0F0F0" w:val="solid"/>
-              </w:rPr>
-              <w:t xml:space="preserve">.pdf</w:t>
-            </w:r>
-            <w:r>
-              <w:rPr>
-                <w:rFonts w:ascii="Calibri" w:cs="Calibri" w:eastAsia="Calibri" w:hAnsi="Calibri"/>
-                <w:sz w:val="22"/>
-                <w:szCs w:val="22"/>
-              </w:rPr>
-              <w:t xml:space="preserve"> or </w:t>
-            </w:r>
-            <w:r>
-              <w:rPr>
-                <w:rFonts w:ascii="Courier New" w:cs="Courier New" w:eastAsia="Courier New" w:hAnsi="Courier New"/>
-                <w:color w:val="B0133A"/>
-                <w:sz w:val="20"/>
-                <w:szCs w:val="20"/>
-                <w:shd w:fill="F0F0F0" w:color="F0F0F0" w:val="solid"/>
-              </w:rPr>
-              <w:t xml:space="preserve">.txt</w:t>
-            </w:r>
-            <w:r>
-              <w:rPr>
-                <w:rFonts w:ascii="Calibri" w:cs="Calibri" w:eastAsia="Calibri" w:hAnsi="Calibri"/>
-                <w:sz w:val="22"/>
-                <w:szCs w:val="22"/>
-              </w:rPr>
-              <w:t xml:space="preserve"> file</w:t>
+              <w:t xml:space="preserve">Choose .pdf or .txt file</w:t>
             </w:r>
           </w:p>
         </w:tc>
@@ -8799,49 +7479,34 @@
       </w:tr>
     </w:tbl>
     <w:p>
-      <w:pPr>
-        <w:spacing w:after="120" w:before="60"/>
-      </w:pPr>
-    </w:p>
-    <w:p>
-      <w:pPr>
-        <w:spacing w:after="80"/>
-      </w:pPr>
-    </w:p>
-    <w:p>
-      <w:pPr>
+      <w:r>
+        <w:t xml:space="preserve"/>
+      </w:r>
+    </w:p>
+    <w:p>
+      <w:r>
+        <w:br w:type="page"/>
+      </w:r>
+    </w:p>
+    <w:p>
+      <w:pPr>
+        <w:pStyle w:val="Heading1"/>
         <w:pBdr>
-          <w:bottom w:color="1A3C7C" w:sz="2"/>
+          <w:bottom w:color="1A3C7C" w:sz="4"/>
         </w:pBdr>
-        <w:spacing w:after="240" w:before="240"/>
-      </w:pPr>
-    </w:p>
-    <w:p>
-      <w:pPr>
-        <w:spacing w:after="80"/>
-      </w:pPr>
-    </w:p>
-    <w:p>
-      <w:pPr>
-        <w:pStyle w:val="Heading2"/>
-        <w:spacing w:after="120" w:before="360"/>
+        <w:spacing w:after="200" w:before="480"/>
       </w:pPr>
       <w:r>
         <w:rPr>
           <w:rFonts w:ascii="Cambria" w:cs="Cambria" w:eastAsia="Cambria" w:hAnsi="Cambria"/>
           <w:b/>
           <w:bCs/>
-          <w:color w:val="B0133A"/>
-          <w:sz w:val="28"/>
-          <w:szCs w:val="28"/>
-        </w:rPr>
-        <w:t xml:space="preserve">Part 8 — Setting Breakpoints for API Debugging</w:t>
-      </w:r>
-    </w:p>
-    <w:p>
-      <w:pPr>
-        <w:spacing w:after="80"/>
-      </w:pPr>
+          <w:color w:val="1A3C7C"/>
+          <w:sz w:val="36"/>
+          <w:szCs w:val="36"/>
+        </w:rPr>
+        <w:t xml:space="preserve">Part 7 — Setting Breakpoints for API Debugging</w:t>
+      </w:r>
     </w:p>
     <w:p>
       <w:pPr>
@@ -8853,48 +7518,13 @@
           <w:sz w:val="22"/>
           <w:szCs w:val="22"/>
         </w:rPr>
-        <w:t xml:space="preserve">When the API is running under the Visual Studio debugger (F5), you can set breakpoints in any C# file.
-</w:t>
-      </w:r>
-    </w:p>
-    <w:p>
-      <w:pPr>
-        <w:spacing w:after="80"/>
-      </w:pPr>
-    </w:p>
-    <w:p>
-      <w:pPr>
-        <w:spacing w:after="120" w:before="60"/>
-      </w:pPr>
-      <w:r>
-        <w:rPr>
-          <w:rFonts w:ascii="Calibri" w:cs="Calibri" w:eastAsia="Calibri" w:hAnsi="Calibri"/>
-          <w:b/>
-          <w:bCs/>
-          <w:sz w:val="22"/>
-          <w:szCs w:val="22"/>
-        </w:rPr>
-        <w:t xml:space="preserve">Recommended breakpoint locations:</w:t>
-      </w:r>
-      <w:r>
-        <w:rPr>
-          <w:rFonts w:ascii="Calibri" w:cs="Calibri" w:eastAsia="Calibri" w:hAnsi="Calibri"/>
-          <w:sz w:val="22"/>
-          <w:szCs w:val="22"/>
-        </w:rPr>
-        <w:t xml:space="preserve">
-</w:t>
-      </w:r>
-    </w:p>
-    <w:p>
-      <w:pPr>
-        <w:spacing w:after="80"/>
-      </w:pPr>
-    </w:p>
-    <w:p>
-      <w:pPr>
-        <w:spacing w:after="60" w:before="120"/>
-      </w:pPr>
+        <w:t xml:space="preserve">When running under the Visual Studio debugger (F5), set breakpoints in any C# file. Recommended locations:</w:t>
+      </w:r>
+    </w:p>
+    <w:p>
+      <w:r>
+        <w:t xml:space="preserve"/>
+      </w:r>
     </w:p>
     <w:tbl>
       <w:tblPr>
@@ -8932,8 +7562,8 @@
                 <w:b/>
                 <w:bCs/>
                 <w:color w:val="FFFFFF"/>
-                <w:sz w:val="20"/>
-                <w:szCs w:val="20"/>
+                <w:sz w:val="18"/>
+                <w:szCs w:val="18"/>
               </w:rPr>
               <w:t xml:space="preserve">File</w:t>
             </w:r>
@@ -8954,10 +7584,10 @@
                 <w:b/>
                 <w:bCs/>
                 <w:color w:val="FFFFFF"/>
-                <w:sz w:val="20"/>
-                <w:szCs w:val="20"/>
-              </w:rPr>
-              <w:t xml:space="preserve">Line</w:t>
+                <w:sz w:val="18"/>
+                <w:szCs w:val="18"/>
+              </w:rPr>
+              <w:t xml:space="preserve">Breakpoint Location</w:t>
             </w:r>
           </w:p>
         </w:tc>
@@ -8976,10 +7606,10 @@
                 <w:b/>
                 <w:bCs/>
                 <w:color w:val="FFFFFF"/>
-                <w:sz w:val="20"/>
-                <w:szCs w:val="20"/>
-              </w:rPr>
-              <w:t xml:space="preserve">What it catches</w:t>
+                <w:sz w:val="18"/>
+                <w:szCs w:val="18"/>
+              </w:rPr>
+              <w:t xml:space="preserve">What It Catches</w:t>
             </w:r>
           </w:p>
         </w:tc>
@@ -8992,56 +7622,26 @@
             </w:pPr>
             <w:r>
               <w:rPr>
-                <w:rFonts w:ascii="Courier New" w:cs="Courier New" w:eastAsia="Courier New" w:hAnsi="Courier New"/>
-                <w:color w:val="B0133A"/>
-                <w:sz w:val="20"/>
-                <w:szCs w:val="20"/>
-                <w:shd w:fill="F0F0F0" w:color="F0F0F0" w:val="solid"/>
-              </w:rPr>
-              <w:t xml:space="preserve">AuthController.cs</w:t>
-            </w:r>
-            <w:r>
-              <w:rPr>
-                <w:rFonts w:ascii="Calibri" w:cs="Calibri" w:eastAsia="Calibri" w:hAnsi="Calibri"/>
-                <w:sz w:val="22"/>
-                <w:szCs w:val="22"/>
-              </w:rPr>
-              <w:t xml:space="preserve"> — </w:t>
-            </w:r>
-            <w:r>
-              <w:rPr>
-                <w:rFonts w:ascii="Courier New" w:cs="Courier New" w:eastAsia="Courier New" w:hAnsi="Courier New"/>
-                <w:color w:val="B0133A"/>
-                <w:sz w:val="20"/>
-                <w:szCs w:val="20"/>
-                <w:shd w:fill="F0F0F0" w:color="F0F0F0" w:val="solid"/>
-              </w:rPr>
-              <w:t xml:space="preserve">Register</w:t>
-            </w:r>
-          </w:p>
-        </w:tc>
-        <w:tc>
-          <w:p>
-            <w:pPr>
-              <w:spacing w:after="40" w:before="40"/>
-            </w:pPr>
-            <w:r>
-              <w:rPr>
-                <w:rFonts w:ascii="Calibri" w:cs="Calibri" w:eastAsia="Calibri" w:hAnsi="Calibri"/>
-                <w:sz w:val="22"/>
-                <w:szCs w:val="22"/>
-              </w:rPr>
-              <w:t xml:space="preserve">Line with </w:t>
-            </w:r>
-            <w:r>
-              <w:rPr>
-                <w:rFonts w:ascii="Courier New" w:cs="Courier New" w:eastAsia="Courier New" w:hAnsi="Courier New"/>
-                <w:color w:val="B0133A"/>
-                <w:sz w:val="20"/>
-                <w:szCs w:val="20"/>
-                <w:shd w:fill="F0F0F0" w:color="F0F0F0" w:val="solid"/>
-              </w:rPr>
-              <w:t xml:space="preserve">Mediator.Send</w:t>
+                <w:rFonts w:ascii="Calibri" w:cs="Calibri" w:eastAsia="Calibri" w:hAnsi="Calibri"/>
+                <w:sz w:val="22"/>
+                <w:szCs w:val="22"/>
+              </w:rPr>
+              <w:t xml:space="preserve">AuthController.cs — Register</w:t>
+            </w:r>
+          </w:p>
+        </w:tc>
+        <w:tc>
+          <w:p>
+            <w:pPr>
+              <w:spacing w:after="40" w:before="40"/>
+            </w:pPr>
+            <w:r>
+              <w:rPr>
+                <w:rFonts w:ascii="Calibri" w:cs="Calibri" w:eastAsia="Calibri" w:hAnsi="Calibri"/>
+                <w:sz w:val="22"/>
+                <w:szCs w:val="22"/>
+              </w:rPr>
+              <w:t xml:space="preserve">Line with Mediator.Send</w:t>
             </w:r>
           </w:p>
         </w:tc>
@@ -9072,59 +7672,29 @@
             </w:pPr>
             <w:r>
               <w:rPr>
-                <w:rFonts w:ascii="Courier New" w:cs="Courier New" w:eastAsia="Courier New" w:hAnsi="Courier New"/>
-                <w:color w:val="B0133A"/>
-                <w:sz w:val="20"/>
-                <w:szCs w:val="20"/>
-                <w:shd w:fill="F0F0F0" w:color="F0F0F0" w:val="solid"/>
-              </w:rPr>
-              <w:t xml:space="preserve">AuthController.cs</w:t>
-            </w:r>
-            <w:r>
-              <w:rPr>
-                <w:rFonts w:ascii="Calibri" w:cs="Calibri" w:eastAsia="Calibri" w:hAnsi="Calibri"/>
-                <w:sz w:val="22"/>
-                <w:szCs w:val="22"/>
-              </w:rPr>
-              <w:t xml:space="preserve"> — </w:t>
-            </w:r>
-            <w:r>
-              <w:rPr>
-                <w:rFonts w:ascii="Courier New" w:cs="Courier New" w:eastAsia="Courier New" w:hAnsi="Courier New"/>
-                <w:color w:val="B0133A"/>
-                <w:sz w:val="20"/>
-                <w:szCs w:val="20"/>
-                <w:shd w:fill="F0F0F0" w:color="F0F0F0" w:val="solid"/>
-              </w:rPr>
-              <w:t xml:space="preserve">Login</w:t>
-            </w:r>
-          </w:p>
-        </w:tc>
-        <w:tc>
-          <w:tcPr>
-            <w:shd w:fill="EEF2F8" w:color="EEF2F8" w:val="solid"/>
-          </w:tcPr>
-          <w:p>
-            <w:pPr>
-              <w:spacing w:after="40" w:before="40"/>
-            </w:pPr>
-            <w:r>
-              <w:rPr>
-                <w:rFonts w:ascii="Calibri" w:cs="Calibri" w:eastAsia="Calibri" w:hAnsi="Calibri"/>
-                <w:sz w:val="22"/>
-                <w:szCs w:val="22"/>
-              </w:rPr>
-              <w:t xml:space="preserve">Line with </w:t>
-            </w:r>
-            <w:r>
-              <w:rPr>
-                <w:rFonts w:ascii="Courier New" w:cs="Courier New" w:eastAsia="Courier New" w:hAnsi="Courier New"/>
-                <w:color w:val="B0133A"/>
-                <w:sz w:val="20"/>
-                <w:szCs w:val="20"/>
-                <w:shd w:fill="F0F0F0" w:color="F0F0F0" w:val="solid"/>
-              </w:rPr>
-              <w:t xml:space="preserve">Mediator.Send</w:t>
+                <w:rFonts w:ascii="Calibri" w:cs="Calibri" w:eastAsia="Calibri" w:hAnsi="Calibri"/>
+                <w:sz w:val="22"/>
+                <w:szCs w:val="22"/>
+              </w:rPr>
+              <w:t xml:space="preserve">AuthController.cs — Login</w:t>
+            </w:r>
+          </w:p>
+        </w:tc>
+        <w:tc>
+          <w:tcPr>
+            <w:shd w:fill="EEF2F8" w:color="EEF2F8" w:val="solid"/>
+          </w:tcPr>
+          <w:p>
+            <w:pPr>
+              <w:spacing w:after="40" w:before="40"/>
+            </w:pPr>
+            <w:r>
+              <w:rPr>
+                <w:rFonts w:ascii="Calibri" w:cs="Calibri" w:eastAsia="Calibri" w:hAnsi="Calibri"/>
+                <w:sz w:val="22"/>
+                <w:szCs w:val="22"/>
+              </w:rPr>
+              <w:t xml:space="preserve">Line with Mediator.Send</w:t>
             </w:r>
           </w:p>
         </w:tc>
@@ -9155,56 +7725,26 @@
             </w:pPr>
             <w:r>
               <w:rPr>
-                <w:rFonts w:ascii="Courier New" w:cs="Courier New" w:eastAsia="Courier New" w:hAnsi="Courier New"/>
-                <w:color w:val="B0133A"/>
-                <w:sz w:val="20"/>
-                <w:szCs w:val="20"/>
-                <w:shd w:fill="F0F0F0" w:color="F0F0F0" w:val="solid"/>
-              </w:rPr>
-              <w:t xml:space="preserve">BooksController.cs</w:t>
-            </w:r>
-            <w:r>
-              <w:rPr>
-                <w:rFonts w:ascii="Calibri" w:cs="Calibri" w:eastAsia="Calibri" w:hAnsi="Calibri"/>
-                <w:sz w:val="22"/>
-                <w:szCs w:val="22"/>
-              </w:rPr>
-              <w:t xml:space="preserve"> — </w:t>
-            </w:r>
-            <w:r>
-              <w:rPr>
-                <w:rFonts w:ascii="Courier New" w:cs="Courier New" w:eastAsia="Courier New" w:hAnsi="Courier New"/>
-                <w:color w:val="B0133A"/>
-                <w:sz w:val="20"/>
-                <w:szCs w:val="20"/>
-                <w:shd w:fill="F0F0F0" w:color="F0F0F0" w:val="solid"/>
-              </w:rPr>
-              <w:t xml:space="preserve">Search</w:t>
-            </w:r>
-          </w:p>
-        </w:tc>
-        <w:tc>
-          <w:p>
-            <w:pPr>
-              <w:spacing w:after="40" w:before="40"/>
-            </w:pPr>
-            <w:r>
-              <w:rPr>
-                <w:rFonts w:ascii="Calibri" w:cs="Calibri" w:eastAsia="Calibri" w:hAnsi="Calibri"/>
-                <w:sz w:val="22"/>
-                <w:szCs w:val="22"/>
-              </w:rPr>
-              <w:t xml:space="preserve">Line with </w:t>
-            </w:r>
-            <w:r>
-              <w:rPr>
-                <w:rFonts w:ascii="Courier New" w:cs="Courier New" w:eastAsia="Courier New" w:hAnsi="Courier New"/>
-                <w:color w:val="B0133A"/>
-                <w:sz w:val="20"/>
-                <w:szCs w:val="20"/>
-                <w:shd w:fill="F0F0F0" w:color="F0F0F0" w:val="solid"/>
-              </w:rPr>
-              <w:t xml:space="preserve">Mediator.Send</w:t>
+                <w:rFonts w:ascii="Calibri" w:cs="Calibri" w:eastAsia="Calibri" w:hAnsi="Calibri"/>
+                <w:sz w:val="22"/>
+                <w:szCs w:val="22"/>
+              </w:rPr>
+              <w:t xml:space="preserve">BooksController.cs — Search</w:t>
+            </w:r>
+          </w:p>
+        </w:tc>
+        <w:tc>
+          <w:p>
+            <w:pPr>
+              <w:spacing w:after="40" w:before="40"/>
+            </w:pPr>
+            <w:r>
+              <w:rPr>
+                <w:rFonts w:ascii="Calibri" w:cs="Calibri" w:eastAsia="Calibri" w:hAnsi="Calibri"/>
+                <w:sz w:val="22"/>
+                <w:szCs w:val="22"/>
+              </w:rPr>
+              <w:t xml:space="preserve">Line with Mediator.Send</w:t>
             </w:r>
           </w:p>
         </w:tc>
@@ -9235,59 +7775,29 @@
             </w:pPr>
             <w:r>
               <w:rPr>
-                <w:rFonts w:ascii="Courier New" w:cs="Courier New" w:eastAsia="Courier New" w:hAnsi="Courier New"/>
-                <w:color w:val="B0133A"/>
-                <w:sz w:val="20"/>
-                <w:szCs w:val="20"/>
-                <w:shd w:fill="F0F0F0" w:color="F0F0F0" w:val="solid"/>
-              </w:rPr>
-              <w:t xml:space="preserve">BooksController.cs</w:t>
-            </w:r>
-            <w:r>
-              <w:rPr>
-                <w:rFonts w:ascii="Calibri" w:cs="Calibri" w:eastAsia="Calibri" w:hAnsi="Calibri"/>
-                <w:sz w:val="22"/>
-                <w:szCs w:val="22"/>
-              </w:rPr>
-              <w:t xml:space="preserve"> — </w:t>
-            </w:r>
-            <w:r>
-              <w:rPr>
-                <w:rFonts w:ascii="Courier New" w:cs="Courier New" w:eastAsia="Courier New" w:hAnsi="Courier New"/>
-                <w:color w:val="B0133A"/>
-                <w:sz w:val="20"/>
-                <w:szCs w:val="20"/>
-                <w:shd w:fill="F0F0F0" w:color="F0F0F0" w:val="solid"/>
-              </w:rPr>
-              <w:t xml:space="preserve">Download</w:t>
-            </w:r>
-          </w:p>
-        </w:tc>
-        <w:tc>
-          <w:tcPr>
-            <w:shd w:fill="EEF2F8" w:color="EEF2F8" w:val="solid"/>
-          </w:tcPr>
-          <w:p>
-            <w:pPr>
-              <w:spacing w:after="40" w:before="40"/>
-            </w:pPr>
-            <w:r>
-              <w:rPr>
-                <w:rFonts w:ascii="Calibri" w:cs="Calibri" w:eastAsia="Calibri" w:hAnsi="Calibri"/>
-                <w:sz w:val="22"/>
-                <w:szCs w:val="22"/>
-              </w:rPr>
-              <w:t xml:space="preserve">Line with </w:t>
-            </w:r>
-            <w:r>
-              <w:rPr>
-                <w:rFonts w:ascii="Courier New" w:cs="Courier New" w:eastAsia="Courier New" w:hAnsi="Courier New"/>
-                <w:color w:val="B0133A"/>
-                <w:sz w:val="20"/>
-                <w:szCs w:val="20"/>
-                <w:shd w:fill="F0F0F0" w:color="F0F0F0" w:val="solid"/>
-              </w:rPr>
-              <w:t xml:space="preserve">Mediator.Send</w:t>
+                <w:rFonts w:ascii="Calibri" w:cs="Calibri" w:eastAsia="Calibri" w:hAnsi="Calibri"/>
+                <w:sz w:val="22"/>
+                <w:szCs w:val="22"/>
+              </w:rPr>
+              <w:t xml:space="preserve">BooksController.cs — Download</w:t>
+            </w:r>
+          </w:p>
+        </w:tc>
+        <w:tc>
+          <w:tcPr>
+            <w:shd w:fill="EEF2F8" w:color="EEF2F8" w:val="solid"/>
+          </w:tcPr>
+          <w:p>
+            <w:pPr>
+              <w:spacing w:after="40" w:before="40"/>
+            </w:pPr>
+            <w:r>
+              <w:rPr>
+                <w:rFonts w:ascii="Calibri" w:cs="Calibri" w:eastAsia="Calibri" w:hAnsi="Calibri"/>
+                <w:sz w:val="22"/>
+                <w:szCs w:val="22"/>
+              </w:rPr>
+              <w:t xml:space="preserve">Line with Mediator.Send</w:t>
             </w:r>
           </w:p>
         </w:tc>
@@ -9318,11 +7828,9 @@
             </w:pPr>
             <w:r>
               <w:rPr>
-                <w:rFonts w:ascii="Courier New" w:cs="Courier New" w:eastAsia="Courier New" w:hAnsi="Courier New"/>
-                <w:color w:val="B0133A"/>
-                <w:sz w:val="20"/>
-                <w:szCs w:val="20"/>
-                <w:shd w:fill="F0F0F0" w:color="F0F0F0" w:val="solid"/>
+                <w:rFonts w:ascii="Calibri" w:cs="Calibri" w:eastAsia="Calibri" w:hAnsi="Calibri"/>
+                <w:sz w:val="22"/>
+                <w:szCs w:val="22"/>
               </w:rPr>
               <w:t xml:space="preserve">ExceptionHandlingMiddleware.cs</w:t>
             </w:r>
@@ -9335,21 +7843,11 @@
             </w:pPr>
             <w:r>
               <w:rPr>
-                <w:rFonts w:ascii="Courier New" w:cs="Courier New" w:eastAsia="Courier New" w:hAnsi="Courier New"/>
-                <w:color w:val="B0133A"/>
-                <w:sz w:val="20"/>
-                <w:szCs w:val="20"/>
-                <w:shd w:fill="F0F0F0" w:color="F0F0F0" w:val="solid"/>
-              </w:rPr>
-              <w:t xml:space="preserve">catch</w:t>
-            </w:r>
-            <w:r>
-              <w:rPr>
-                <w:rFonts w:ascii="Calibri" w:cs="Calibri" w:eastAsia="Calibri" w:hAnsi="Calibri"/>
-                <w:sz w:val="22"/>
-                <w:szCs w:val="22"/>
-              </w:rPr>
-              <w:t xml:space="preserve"> block</w:t>
+                <w:rFonts w:ascii="Calibri" w:cs="Calibri" w:eastAsia="Calibri" w:hAnsi="Calibri"/>
+                <w:sz w:val="22"/>
+                <w:szCs w:val="22"/>
+              </w:rPr>
+              <w:t xml:space="preserve">catch block</w:t>
             </w:r>
           </w:p>
         </w:tc>
@@ -9380,11 +7878,9 @@
             </w:pPr>
             <w:r>
               <w:rPr>
-                <w:rFonts w:ascii="Courier New" w:cs="Courier New" w:eastAsia="Courier New" w:hAnsi="Courier New"/>
-                <w:color w:val="B0133A"/>
-                <w:sz w:val="20"/>
-                <w:szCs w:val="20"/>
-                <w:shd w:fill="F0F0F0" w:color="F0F0F0" w:val="solid"/>
+                <w:rFonts w:ascii="Calibri" w:cs="Calibri" w:eastAsia="Calibri" w:hAnsi="Calibri"/>
+                <w:sz w:val="22"/>
+                <w:szCs w:val="22"/>
               </w:rPr>
               <w:t xml:space="preserve">ValidationBehavior.cs</w:t>
             </w:r>
@@ -9400,39 +7896,29 @@
             </w:pPr>
             <w:r>
               <w:rPr>
-                <w:rFonts w:ascii="Courier New" w:cs="Courier New" w:eastAsia="Courier New" w:hAnsi="Courier New"/>
-                <w:color w:val="B0133A"/>
-                <w:sz w:val="20"/>
-                <w:szCs w:val="20"/>
-                <w:shd w:fill="F0F0F0" w:color="F0F0F0" w:val="solid"/>
-              </w:rPr>
-              <w:t xml:space="preserve">throw</w:t>
-            </w:r>
-            <w:r>
-              <w:rPr>
-                <w:rFonts w:ascii="Calibri" w:cs="Calibri" w:eastAsia="Calibri" w:hAnsi="Calibri"/>
-                <w:sz w:val="22"/>
-                <w:szCs w:val="22"/>
-              </w:rPr>
-              <w:t xml:space="preserve"> line</w:t>
-            </w:r>
-          </w:p>
-        </w:tc>
-        <w:tc>
-          <w:tcPr>
-            <w:shd w:fill="EEF2F8" w:color="EEF2F8" w:val="solid"/>
-          </w:tcPr>
-          <w:p>
-            <w:pPr>
-              <w:spacing w:after="40" w:before="40"/>
-            </w:pPr>
-            <w:r>
-              <w:rPr>
-                <w:rFonts w:ascii="Calibri" w:cs="Calibri" w:eastAsia="Calibri" w:hAnsi="Calibri"/>
-                <w:sz w:val="22"/>
-                <w:szCs w:val="22"/>
-              </w:rPr>
-              <w:t xml:space="preserve">Any validation error</w:t>
+                <w:rFonts w:ascii="Calibri" w:cs="Calibri" w:eastAsia="Calibri" w:hAnsi="Calibri"/>
+                <w:sz w:val="22"/>
+                <w:szCs w:val="22"/>
+              </w:rPr>
+              <w:t xml:space="preserve">throw line</w:t>
+            </w:r>
+          </w:p>
+        </w:tc>
+        <w:tc>
+          <w:tcPr>
+            <w:shd w:fill="EEF2F8" w:color="EEF2F8" w:val="solid"/>
+          </w:tcPr>
+          <w:p>
+            <w:pPr>
+              <w:spacing w:after="40" w:before="40"/>
+            </w:pPr>
+            <w:r>
+              <w:rPr>
+                <w:rFonts w:ascii="Calibri" w:cs="Calibri" w:eastAsia="Calibri" w:hAnsi="Calibri"/>
+                <w:sz w:val="22"/>
+                <w:szCs w:val="22"/>
+              </w:rPr>
+              <w:t xml:space="preserve">Any FluentValidation error</w:t>
             </w:r>
           </w:p>
         </w:tc>
@@ -9445,11 +7931,9 @@
             </w:pPr>
             <w:r>
               <w:rPr>
-                <w:rFonts w:ascii="Courier New" w:cs="Courier New" w:eastAsia="Courier New" w:hAnsi="Courier New"/>
-                <w:color w:val="B0133A"/>
-                <w:sz w:val="20"/>
-                <w:szCs w:val="20"/>
-                <w:shd w:fill="F0F0F0" w:color="F0F0F0" w:val="solid"/>
+                <w:rFonts w:ascii="Calibri" w:cs="Calibri" w:eastAsia="Calibri" w:hAnsi="Calibri"/>
+                <w:sz w:val="22"/>
+                <w:szCs w:val="22"/>
               </w:rPr>
               <w:t xml:space="preserve">RegisterUserCommandHandler.cs</w:t>
             </w:r>
@@ -9466,17 +7950,7 @@
                 <w:sz w:val="22"/>
                 <w:szCs w:val="22"/>
               </w:rPr>
-              <w:t xml:space="preserve">Inside </w:t>
-            </w:r>
-            <w:r>
-              <w:rPr>
-                <w:rFonts w:ascii="Courier New" w:cs="Courier New" w:eastAsia="Courier New" w:hAnsi="Courier New"/>
-                <w:color w:val="B0133A"/>
-                <w:sz w:val="20"/>
-                <w:szCs w:val="20"/>
-                <w:shd w:fill="F0F0F0" w:color="F0F0F0" w:val="solid"/>
-              </w:rPr>
-              <w:t xml:space="preserve">Handle</w:t>
+              <w:t xml:space="preserve">Inside Handle method</w:t>
             </w:r>
           </w:p>
         </w:tc>
@@ -9507,11 +7981,9 @@
             </w:pPr>
             <w:r>
               <w:rPr>
-                <w:rFonts w:ascii="Courier New" w:cs="Courier New" w:eastAsia="Courier New" w:hAnsi="Courier New"/>
-                <w:color w:val="B0133A"/>
-                <w:sz w:val="20"/>
-                <w:szCs w:val="20"/>
-                <w:shd w:fill="F0F0F0" w:color="F0F0F0" w:val="solid"/>
+                <w:rFonts w:ascii="Calibri" w:cs="Calibri" w:eastAsia="Calibri" w:hAnsi="Calibri"/>
+                <w:sz w:val="22"/>
+                <w:szCs w:val="22"/>
               </w:rPr>
               <w:t xml:space="preserve">LoginUserCommandHandler.cs</w:t>
             </w:r>
@@ -9531,78 +8003,51 @@
                 <w:sz w:val="22"/>
                 <w:szCs w:val="22"/>
               </w:rPr>
-              <w:t xml:space="preserve">Inside </w:t>
-            </w:r>
-            <w:r>
-              <w:rPr>
-                <w:rFonts w:ascii="Courier New" w:cs="Courier New" w:eastAsia="Courier New" w:hAnsi="Courier New"/>
-                <w:color w:val="B0133A"/>
-                <w:sz w:val="20"/>
-                <w:szCs w:val="20"/>
-                <w:shd w:fill="F0F0F0" w:color="F0F0F0" w:val="solid"/>
-              </w:rPr>
-              <w:t xml:space="preserve">Handle</w:t>
-            </w:r>
-          </w:p>
-        </w:tc>
-        <w:tc>
-          <w:tcPr>
-            <w:shd w:fill="EEF2F8" w:color="EEF2F8" w:val="solid"/>
-          </w:tcPr>
-          <w:p>
-            <w:pPr>
-              <w:spacing w:after="40" w:before="40"/>
-            </w:pPr>
-            <w:r>
-              <w:rPr>
-                <w:rFonts w:ascii="Calibri" w:cs="Calibri" w:eastAsia="Calibri" w:hAnsi="Calibri"/>
-                <w:sz w:val="22"/>
-                <w:szCs w:val="22"/>
-              </w:rPr>
-              <w:t xml:space="preserve">Password verification</w:t>
+              <w:t xml:space="preserve">Inside Handle method</w:t>
+            </w:r>
+          </w:p>
+        </w:tc>
+        <w:tc>
+          <w:tcPr>
+            <w:shd w:fill="EEF2F8" w:color="EEF2F8" w:val="solid"/>
+          </w:tcPr>
+          <w:p>
+            <w:pPr>
+              <w:spacing w:after="40" w:before="40"/>
+            </w:pPr>
+            <w:r>
+              <w:rPr>
+                <w:rFonts w:ascii="Calibri" w:cs="Calibri" w:eastAsia="Calibri" w:hAnsi="Calibri"/>
+                <w:sz w:val="22"/>
+                <w:szCs w:val="22"/>
+              </w:rPr>
+              <w:t xml:space="preserve">Password verification (BCrypt)</w:t>
             </w:r>
           </w:p>
         </w:tc>
       </w:tr>
     </w:tbl>
     <w:p>
-      <w:pPr>
-        <w:spacing w:after="120" w:before="60"/>
-      </w:pPr>
-    </w:p>
-    <w:p>
-      <w:pPr>
-        <w:spacing w:after="80"/>
-      </w:pPr>
-    </w:p>
-    <w:p>
-      <w:pPr>
-        <w:spacing w:after="120" w:before="60"/>
-      </w:pPr>
-      <w:r>
-        <w:rPr>
-          <w:rFonts w:ascii="Calibri" w:cs="Calibri" w:eastAsia="Calibri" w:hAnsi="Calibri"/>
+      <w:r>
+        <w:t xml:space="preserve"/>
+      </w:r>
+    </w:p>
+    <w:p>
+      <w:pPr>
+        <w:pStyle w:val="Heading2"/>
+        <w:spacing w:after="120" w:before="360"/>
+      </w:pPr>
+      <w:r>
+        <w:rPr>
+          <w:rFonts w:ascii="Cambria" w:cs="Cambria" w:eastAsia="Cambria" w:hAnsi="Cambria"/>
           <w:b/>
           <w:bCs/>
-          <w:sz w:val="22"/>
-          <w:szCs w:val="22"/>
-        </w:rPr>
-        <w:t xml:space="preserve">Inspect the JWT in the browser:</w:t>
-      </w:r>
-      <w:r>
-        <w:rPr>
-          <w:rFonts w:ascii="Calibri" w:cs="Calibri" w:eastAsia="Calibri" w:hAnsi="Calibri"/>
-          <w:sz w:val="22"/>
-          <w:szCs w:val="22"/>
-        </w:rPr>
-        <w:t xml:space="preserve">
-</w:t>
-      </w:r>
-    </w:p>
-    <w:p>
-      <w:pPr>
-        <w:spacing w:after="80"/>
-      </w:pPr>
+          <w:color w:val="B0133A"/>
+          <w:sz w:val="28"/>
+          <w:szCs w:val="28"/>
+        </w:rPr>
+        <w:t xml:space="preserve">Inspect the JWT in the Browser</w:t>
+      </w:r>
     </w:p>
     <w:p>
       <w:pPr>
@@ -9619,25 +8064,43 @@
           <w:sz w:val="22"/>
           <w:szCs w:val="22"/>
         </w:rPr>
-        <w:t xml:space="preserve">Open Chrome DevTools → Application → Local Storage → select </w:t>
-      </w:r>
-      <w:r>
-        <w:rPr>
-          <w:rFonts w:ascii="Courier New" w:cs="Courier New" w:eastAsia="Courier New" w:hAnsi="Courier New"/>
-          <w:color w:val="B0133A"/>
-          <w:sz w:val="20"/>
-          <w:szCs w:val="20"/>
-          <w:shd w:fill="F0F0F0" w:color="F0F0F0" w:val="solid"/>
-        </w:rPr>
-        <w:t xml:space="preserve">http://localhost:5001</w:t>
-      </w:r>
-      <w:r>
-        <w:rPr>
-          <w:rFonts w:ascii="Calibri" w:cs="Calibri" w:eastAsia="Calibri" w:hAnsi="Calibri"/>
-          <w:sz w:val="22"/>
-          <w:szCs w:val="22"/>
-        </w:rPr>
-        <w:t xml:space="preserve">.</w:t>
+        <w:t xml:space="preserve">Open Chrome DevTools → </w:t>
+      </w:r>
+      <w:r>
+        <w:rPr>
+          <w:rFonts w:ascii="Calibri" w:cs="Calibri" w:eastAsia="Calibri" w:hAnsi="Calibri"/>
+          <w:b/>
+          <w:bCs/>
+          <w:sz w:val="22"/>
+          <w:szCs w:val="22"/>
+        </w:rPr>
+        <w:t xml:space="preserve">Application</w:t>
+      </w:r>
+      <w:r>
+        <w:rPr>
+          <w:rFonts w:ascii="Calibri" w:cs="Calibri" w:eastAsia="Calibri" w:hAnsi="Calibri"/>
+          <w:sz w:val="22"/>
+          <w:szCs w:val="22"/>
+        </w:rPr>
+        <w:t xml:space="preserve"> → </w:t>
+      </w:r>
+      <w:r>
+        <w:rPr>
+          <w:rFonts w:ascii="Calibri" w:cs="Calibri" w:eastAsia="Calibri" w:hAnsi="Calibri"/>
+          <w:b/>
+          <w:bCs/>
+          <w:sz w:val="22"/>
+          <w:szCs w:val="22"/>
+        </w:rPr>
+        <w:t xml:space="preserve">Local Storage</w:t>
+      </w:r>
+      <w:r>
+        <w:rPr>
+          <w:rFonts w:ascii="Calibri" w:cs="Calibri" w:eastAsia="Calibri" w:hAnsi="Calibri"/>
+          <w:sz w:val="22"/>
+          <w:szCs w:val="22"/>
+        </w:rPr>
+        <w:t xml:space="preserve"> → select the SPA origin.</w:t>
       </w:r>
     </w:p>
     <w:p>
@@ -9691,53 +8154,128 @@
           <w:sz w:val="22"/>
           <w:szCs w:val="22"/>
         </w:rPr>
-        <w:t xml:space="preserve">Paste it at [jwt.io](https://jwt.io) to decode claims (sub, email, role, exp).</w:t>
-      </w:r>
-    </w:p>
-    <w:p>
-      <w:pPr>
-        <w:spacing w:after="80"/>
-      </w:pPr>
-    </w:p>
-    <w:p>
-      <w:pPr>
+        <w:t xml:space="preserve">Paste it at </w:t>
+      </w:r>
+      <w:r>
+        <w:rPr>
+          <w:rFonts w:ascii="Calibri" w:cs="Calibri" w:eastAsia="Calibri" w:hAnsi="Calibri"/>
+          <w:b/>
+          <w:bCs/>
+          <w:sz w:val="22"/>
+          <w:szCs w:val="22"/>
+        </w:rPr>
+        <w:t xml:space="preserve">jwt.io</w:t>
+      </w:r>
+      <w:r>
+        <w:rPr>
+          <w:rFonts w:ascii="Calibri" w:cs="Calibri" w:eastAsia="Calibri" w:hAnsi="Calibri"/>
+          <w:sz w:val="22"/>
+          <w:szCs w:val="22"/>
+        </w:rPr>
+        <w:t xml:space="preserve"> to decode the claims (</w:t>
+      </w:r>
+      <w:r>
+        <w:rPr>
+          <w:rFonts w:ascii="Courier New" w:cs="Courier New" w:eastAsia="Courier New" w:hAnsi="Courier New"/>
+          <w:color w:val="B0133A"/>
+          <w:sz w:val="20"/>
+          <w:szCs w:val="20"/>
+          <w:shd w:fill="F0F0F0" w:color="F0F0F0" w:val="solid"/>
+        </w:rPr>
+        <w:t xml:space="preserve">sub</w:t>
+      </w:r>
+      <w:r>
+        <w:rPr>
+          <w:rFonts w:ascii="Calibri" w:cs="Calibri" w:eastAsia="Calibri" w:hAnsi="Calibri"/>
+          <w:sz w:val="22"/>
+          <w:szCs w:val="22"/>
+        </w:rPr>
+        <w:t xml:space="preserve">, </w:t>
+      </w:r>
+      <w:r>
+        <w:rPr>
+          <w:rFonts w:ascii="Courier New" w:cs="Courier New" w:eastAsia="Courier New" w:hAnsi="Courier New"/>
+          <w:color w:val="B0133A"/>
+          <w:sz w:val="20"/>
+          <w:szCs w:val="20"/>
+          <w:shd w:fill="F0F0F0" w:color="F0F0F0" w:val="solid"/>
+        </w:rPr>
+        <w:t xml:space="preserve">email</w:t>
+      </w:r>
+      <w:r>
+        <w:rPr>
+          <w:rFonts w:ascii="Calibri" w:cs="Calibri" w:eastAsia="Calibri" w:hAnsi="Calibri"/>
+          <w:sz w:val="22"/>
+          <w:szCs w:val="22"/>
+        </w:rPr>
+        <w:t xml:space="preserve">, </w:t>
+      </w:r>
+      <w:r>
+        <w:rPr>
+          <w:rFonts w:ascii="Courier New" w:cs="Courier New" w:eastAsia="Courier New" w:hAnsi="Courier New"/>
+          <w:color w:val="B0133A"/>
+          <w:sz w:val="20"/>
+          <w:szCs w:val="20"/>
+          <w:shd w:fill="F0F0F0" w:color="F0F0F0" w:val="solid"/>
+        </w:rPr>
+        <w:t xml:space="preserve">role</w:t>
+      </w:r>
+      <w:r>
+        <w:rPr>
+          <w:rFonts w:ascii="Calibri" w:cs="Calibri" w:eastAsia="Calibri" w:hAnsi="Calibri"/>
+          <w:sz w:val="22"/>
+          <w:szCs w:val="22"/>
+        </w:rPr>
+        <w:t xml:space="preserve">, </w:t>
+      </w:r>
+      <w:r>
+        <w:rPr>
+          <w:rFonts w:ascii="Courier New" w:cs="Courier New" w:eastAsia="Courier New" w:hAnsi="Courier New"/>
+          <w:color w:val="B0133A"/>
+          <w:sz w:val="20"/>
+          <w:szCs w:val="20"/>
+          <w:shd w:fill="F0F0F0" w:color="F0F0F0" w:val="solid"/>
+        </w:rPr>
+        <w:t xml:space="preserve">exp</w:t>
+      </w:r>
+      <w:r>
+        <w:rPr>
+          <w:rFonts w:ascii="Calibri" w:cs="Calibri" w:eastAsia="Calibri" w:hAnsi="Calibri"/>
+          <w:sz w:val="22"/>
+          <w:szCs w:val="22"/>
+        </w:rPr>
+        <w:t xml:space="preserve">).</w:t>
+      </w:r>
+    </w:p>
+    <w:p>
+      <w:r>
+        <w:t xml:space="preserve"/>
+      </w:r>
+    </w:p>
+    <w:p>
+      <w:r>
+        <w:br w:type="page"/>
+      </w:r>
+    </w:p>
+    <w:p>
+      <w:pPr>
+        <w:pStyle w:val="Heading1"/>
         <w:pBdr>
-          <w:bottom w:color="1A3C7C" w:sz="2"/>
+          <w:bottom w:color="1A3C7C" w:sz="4"/>
         </w:pBdr>
-        <w:spacing w:after="240" w:before="240"/>
-      </w:pPr>
-    </w:p>
-    <w:p>
-      <w:pPr>
-        <w:spacing w:after="80"/>
-      </w:pPr>
-    </w:p>
-    <w:p>
-      <w:pPr>
-        <w:pStyle w:val="Heading2"/>
-        <w:spacing w:after="120" w:before="360"/>
+        <w:spacing w:after="200" w:before="480"/>
       </w:pPr>
       <w:r>
         <w:rPr>
           <w:rFonts w:ascii="Cambria" w:cs="Cambria" w:eastAsia="Cambria" w:hAnsi="Cambria"/>
           <w:b/>
           <w:bCs/>
-          <w:color w:val="B0133A"/>
-          <w:sz w:val="28"/>
-          <w:szCs w:val="28"/>
-        </w:rPr>
-        <w:t xml:space="preserve">Part 9 — Common Problems &amp; Solutions</w:t>
-      </w:r>
-    </w:p>
-    <w:p>
-      <w:pPr>
-        <w:spacing w:after="80"/>
-      </w:pPr>
-    </w:p>
-    <w:p>
-      <w:pPr>
-        <w:spacing w:after="60" w:before="120"/>
-      </w:pPr>
+          <w:color w:val="1A3C7C"/>
+          <w:sz w:val="36"/>
+          <w:szCs w:val="36"/>
+        </w:rPr>
+        <w:t xml:space="preserve">Part 8 — Common Problems &amp; Solutions</w:t>
+      </w:r>
     </w:p>
     <w:tbl>
       <w:tblPr>
@@ -9775,8 +8313,8 @@
                 <w:b/>
                 <w:bCs/>
                 <w:color w:val="FFFFFF"/>
-                <w:sz w:val="20"/>
-                <w:szCs w:val="20"/>
+                <w:sz w:val="18"/>
+                <w:szCs w:val="18"/>
               </w:rPr>
               <w:t xml:space="preserve">Problem</w:t>
             </w:r>
@@ -9797,8 +8335,8 @@
                 <w:b/>
                 <w:bCs/>
                 <w:color w:val="FFFFFF"/>
-                <w:sz w:val="20"/>
-                <w:szCs w:val="20"/>
+                <w:sz w:val="18"/>
+                <w:szCs w:val="18"/>
               </w:rPr>
               <w:t xml:space="preserve">Cause</w:t>
             </w:r>
@@ -9819,8 +8357,8 @@
                 <w:b/>
                 <w:bCs/>
                 <w:color w:val="FFFFFF"/>
-                <w:sz w:val="20"/>
-                <w:szCs w:val="20"/>
+                <w:sz w:val="18"/>
+                <w:szCs w:val="18"/>
               </w:rPr>
               <w:t xml:space="preserve">Solution</w:t>
             </w:r>
@@ -9907,43 +8445,25 @@
                 <w:sz w:val="22"/>
                 <w:szCs w:val="22"/>
               </w:rPr>
-              <w:t xml:space="preserve">Database permission</w:t>
-            </w:r>
-          </w:p>
-        </w:tc>
-        <w:tc>
-          <w:tcPr>
-            <w:shd w:fill="EEF2F8" w:color="EEF2F8" w:val="solid"/>
-          </w:tcPr>
-          <w:p>
-            <w:pPr>
-              <w:spacing w:after="40" w:before="40"/>
-            </w:pPr>
-            <w:r>
-              <w:rPr>
-                <w:rFonts w:ascii="Calibri" w:cs="Calibri" w:eastAsia="Calibri" w:hAnsi="Calibri"/>
-                <w:sz w:val="22"/>
-                <w:szCs w:val="22"/>
-              </w:rPr>
-              <w:t xml:space="preserve">Run as Administrator, or grant the SQL Server login </w:t>
-            </w:r>
-            <w:r>
-              <w:rPr>
-                <w:rFonts w:ascii="Courier New" w:cs="Courier New" w:eastAsia="Courier New" w:hAnsi="Courier New"/>
-                <w:color w:val="B0133A"/>
-                <w:sz w:val="20"/>
-                <w:szCs w:val="20"/>
-                <w:shd w:fill="F0F0F0" w:color="F0F0F0" w:val="solid"/>
-              </w:rPr>
-              <w:t xml:space="preserve">db_owner</w:t>
-            </w:r>
-            <w:r>
-              <w:rPr>
-                <w:rFonts w:ascii="Calibri" w:cs="Calibri" w:eastAsia="Calibri" w:hAnsi="Calibri"/>
-                <w:sz w:val="22"/>
-                <w:szCs w:val="22"/>
-              </w:rPr>
-              <w:t xml:space="preserve"> rights</w:t>
+              <w:t xml:space="preserve">Database permission issue</w:t>
+            </w:r>
+          </w:p>
+        </w:tc>
+        <w:tc>
+          <w:tcPr>
+            <w:shd w:fill="EEF2F8" w:color="EEF2F8" w:val="solid"/>
+          </w:tcPr>
+          <w:p>
+            <w:pPr>
+              <w:spacing w:after="40" w:before="40"/>
+            </w:pPr>
+            <w:r>
+              <w:rPr>
+                <w:rFonts w:ascii="Calibri" w:cs="Calibri" w:eastAsia="Calibri" w:hAnsi="Calibri"/>
+                <w:sz w:val="22"/>
+                <w:szCs w:val="22"/>
+              </w:rPr>
+              <w:t xml:space="preserve">Run as Administrator, or grant db_owner rights</w:t>
             </w:r>
           </w:p>
         </w:tc>
@@ -9975,76 +8495,22 @@
                 <w:sz w:val="22"/>
                 <w:szCs w:val="22"/>
               </w:rPr>
-              <w:t xml:space="preserve">API not running on expected port</w:t>
-            </w:r>
-          </w:p>
-        </w:tc>
-        <w:tc>
-          <w:p>
-            <w:pPr>
-              <w:spacing w:after="40" w:before="40"/>
-            </w:pPr>
-            <w:r>
-              <w:rPr>
-                <w:rFonts w:ascii="Calibri" w:cs="Calibri" w:eastAsia="Calibri" w:hAnsi="Calibri"/>
-                <w:sz w:val="22"/>
-                <w:szCs w:val="22"/>
-              </w:rPr>
-              <w:t xml:space="preserve">Verify API is on </w:t>
-            </w:r>
-            <w:r>
-              <w:rPr>
-                <w:rFonts w:ascii="Courier New" w:cs="Courier New" w:eastAsia="Courier New" w:hAnsi="Courier New"/>
-                <w:color w:val="B0133A"/>
-                <w:sz w:val="20"/>
-                <w:szCs w:val="20"/>
-                <w:shd w:fill="F0F0F0" w:color="F0F0F0" w:val="solid"/>
-              </w:rPr>
-              <w:t xml:space="preserve">http://localhost:5000</w:t>
-            </w:r>
-            <w:r>
-              <w:rPr>
-                <w:rFonts w:ascii="Calibri" w:cs="Calibri" w:eastAsia="Calibri" w:hAnsi="Calibri"/>
-                <w:sz w:val="22"/>
-                <w:szCs w:val="22"/>
-              </w:rPr>
-              <w:t xml:space="preserve"> and </w:t>
-            </w:r>
-            <w:r>
-              <w:rPr>
-                <w:rFonts w:ascii="Courier New" w:cs="Courier New" w:eastAsia="Courier New" w:hAnsi="Courier New"/>
-                <w:color w:val="B0133A"/>
-                <w:sz w:val="20"/>
-                <w:szCs w:val="20"/>
-                <w:shd w:fill="F0F0F0" w:color="F0F0F0" w:val="solid"/>
-              </w:rPr>
-              <w:t xml:space="preserve">ApiBaseUrl</w:t>
-            </w:r>
-            <w:r>
-              <w:rPr>
-                <w:rFonts w:ascii="Calibri" w:cs="Calibri" w:eastAsia="Calibri" w:hAnsi="Calibri"/>
-                <w:sz w:val="22"/>
-                <w:szCs w:val="22"/>
-              </w:rPr>
-              <w:t xml:space="preserve"> in Blazor </w:t>
-            </w:r>
-            <w:r>
-              <w:rPr>
-                <w:rFonts w:ascii="Courier New" w:cs="Courier New" w:eastAsia="Courier New" w:hAnsi="Courier New"/>
-                <w:color w:val="B0133A"/>
-                <w:sz w:val="20"/>
-                <w:szCs w:val="20"/>
-                <w:shd w:fill="F0F0F0" w:color="F0F0F0" w:val="solid"/>
-              </w:rPr>
-              <w:t xml:space="preserve">appsettings.json</w:t>
-            </w:r>
-            <w:r>
-              <w:rPr>
-                <w:rFonts w:ascii="Calibri" w:cs="Calibri" w:eastAsia="Calibri" w:hAnsi="Calibri"/>
-                <w:sz w:val="22"/>
-                <w:szCs w:val="22"/>
-              </w:rPr>
-              <w:t xml:space="preserve"> matches</w:t>
+              <w:t xml:space="preserve">API on unexpected port</w:t>
+            </w:r>
+          </w:p>
+        </w:tc>
+        <w:tc>
+          <w:p>
+            <w:pPr>
+              <w:spacing w:after="40" w:before="40"/>
+            </w:pPr>
+            <w:r>
+              <w:rPr>
+                <w:rFonts w:ascii="Calibri" w:cs="Calibri" w:eastAsia="Calibri" w:hAnsi="Calibri"/>
+                <w:sz w:val="22"/>
+                <w:szCs w:val="22"/>
+              </w:rPr>
+              <w:t xml:space="preserve">Verify API is on http://localhost:5000 and ApiBaseUrl in Blazor appsettings.json matches</w:t>
             </w:r>
           </w:p>
         </w:tc>
@@ -10100,43 +8566,7 @@
                 <w:sz w:val="22"/>
                 <w:szCs w:val="22"/>
               </w:rPr>
-              <w:t xml:space="preserve">Verify </w:t>
-            </w:r>
-            <w:r>
-              <w:rPr>
-                <w:rFonts w:ascii="Courier New" w:cs="Courier New" w:eastAsia="Courier New" w:hAnsi="Courier New"/>
-                <w:color w:val="B0133A"/>
-                <w:sz w:val="20"/>
-                <w:szCs w:val="20"/>
-                <w:shd w:fill="F0F0F0" w:color="F0F0F0" w:val="solid"/>
-              </w:rPr>
-              <w:t xml:space="preserve">VITE_API_BASE_URL</w:t>
-            </w:r>
-            <w:r>
-              <w:rPr>
-                <w:rFonts w:ascii="Calibri" w:cs="Calibri" w:eastAsia="Calibri" w:hAnsi="Calibri"/>
-                <w:sz w:val="22"/>
-                <w:szCs w:val="22"/>
-              </w:rPr>
-              <w:t xml:space="preserve"> in </w:t>
-            </w:r>
-            <w:r>
-              <w:rPr>
-                <w:rFonts w:ascii="Courier New" w:cs="Courier New" w:eastAsia="Courier New" w:hAnsi="Courier New"/>
-                <w:color w:val="B0133A"/>
-                <w:sz w:val="20"/>
-                <w:szCs w:val="20"/>
-                <w:shd w:fill="F0F0F0" w:color="F0F0F0" w:val="solid"/>
-              </w:rPr>
-              <w:t xml:space="preserve">.env</w:t>
-            </w:r>
-            <w:r>
-              <w:rPr>
-                <w:rFonts w:ascii="Calibri" w:cs="Calibri" w:eastAsia="Calibri" w:hAnsi="Calibri"/>
-                <w:sz w:val="22"/>
-                <w:szCs w:val="22"/>
-              </w:rPr>
-              <w:t xml:space="preserve">; ensure API is running</w:t>
+              <w:t xml:space="preserve">Verify VITE_API_BASE_URL in .env; ensure API is running</w:t>
             </w:r>
           </w:p>
         </w:tc>
@@ -10183,17 +8613,7 @@
                 <w:sz w:val="22"/>
                 <w:szCs w:val="22"/>
               </w:rPr>
-              <w:t xml:space="preserve">Log out and log in again; check </w:t>
-            </w:r>
-            <w:r>
-              <w:rPr>
-                <w:rFonts w:ascii="Courier New" w:cs="Courier New" w:eastAsia="Courier New" w:hAnsi="Courier New"/>
-                <w:color w:val="B0133A"/>
-                <w:sz w:val="20"/>
-                <w:szCs w:val="20"/>
-                <w:shd w:fill="F0F0F0" w:color="F0F0F0" w:val="solid"/>
-              </w:rPr>
-              <w:t xml:space="preserve">AuthorizationMessageHandler</w:t>
+              <w:t xml:space="preserve">Log out and log in again</w:t>
             </w:r>
           </w:p>
         </w:tc>
@@ -10249,17 +8669,7 @@
                 <w:sz w:val="22"/>
                 <w:szCs w:val="22"/>
               </w:rPr>
-              <w:t xml:space="preserve">Log in as </w:t>
-            </w:r>
-            <w:r>
-              <w:rPr>
-                <w:rFonts w:ascii="Courier New" w:cs="Courier New" w:eastAsia="Courier New" w:hAnsi="Courier New"/>
-                <w:color w:val="B0133A"/>
-                <w:sz w:val="20"/>
-                <w:szCs w:val="20"/>
-                <w:shd w:fill="F0F0F0" w:color="F0F0F0" w:val="solid"/>
-              </w:rPr>
-              <w:t xml:space="preserve">admin@ebooklibrary.com</w:t>
+              <w:t xml:space="preserve">Log in as admin@ebooklibrary.com</w:t>
             </w:r>
           </w:p>
         </w:tc>
@@ -10306,7 +8716,7 @@
                 <w:sz w:val="22"/>
                 <w:szCs w:val="22"/>
               </w:rPr>
-              <w:t xml:space="preserve">Wait 1 minute; rate limit is 10 requests/minute on auth endpoints</w:t>
+              <w:t xml:space="preserve">Wait 1 minute (10 requests/minute on auth endpoints)</w:t>
             </w:r>
           </w:p>
         </w:tc>
@@ -10322,21 +8732,11 @@
             </w:pPr>
             <w:r>
               <w:rPr>
-                <w:rFonts w:ascii="Courier New" w:cs="Courier New" w:eastAsia="Courier New" w:hAnsi="Courier New"/>
-                <w:color w:val="B0133A"/>
-                <w:sz w:val="20"/>
-                <w:szCs w:val="20"/>
-                <w:shd w:fill="F0F0F0" w:color="F0F0F0" w:val="solid"/>
-              </w:rPr>
-              <w:t xml:space="preserve">C:\EBookLibrary\Books</w:t>
-            </w:r>
-            <w:r>
-              <w:rPr>
-                <w:rFonts w:ascii="Calibri" w:cs="Calibri" w:eastAsia="Calibri" w:hAnsi="Calibri"/>
-                <w:sz w:val="22"/>
-                <w:szCs w:val="22"/>
-              </w:rPr>
-              <w:t xml:space="preserve"> not found</w:t>
+                <w:rFonts w:ascii="Calibri" w:cs="Calibri" w:eastAsia="Calibri" w:hAnsi="Calibri"/>
+                <w:sz w:val="22"/>
+                <w:szCs w:val="22"/>
+              </w:rPr>
+              <w:t xml:space="preserve">C:\EBookLibrary\Books not found</w:t>
             </w:r>
           </w:p>
         </w:tc>
@@ -10368,11 +8768,9 @@
             </w:pPr>
             <w:r>
               <w:rPr>
-                <w:rFonts w:ascii="Courier New" w:cs="Courier New" w:eastAsia="Courier New" w:hAnsi="Courier New"/>
-                <w:color w:val="B0133A"/>
-                <w:sz w:val="20"/>
-                <w:szCs w:val="20"/>
-                <w:shd w:fill="F0F0F0" w:color="F0F0F0" w:val="solid"/>
+                <w:rFonts w:ascii="Calibri" w:cs="Calibri" w:eastAsia="Calibri" w:hAnsi="Calibri"/>
+                <w:sz w:val="22"/>
+                <w:szCs w:val="22"/>
               </w:rPr>
               <w:t xml:space="preserve">New-Item -ItemType Directory -Force -Path "C:\EBookLibrary\Books"</w:t>
             </w:r>
@@ -10391,25 +8789,7 @@
                 <w:sz w:val="22"/>
                 <w:szCs w:val="22"/>
               </w:rPr>
-              <w:t xml:space="preserve">JWT </w:t>
-            </w:r>
-            <w:r>
-              <w:rPr>
-                <w:rFonts w:ascii="Courier New" w:cs="Courier New" w:eastAsia="Courier New" w:hAnsi="Courier New"/>
-                <w:color w:val="B0133A"/>
-                <w:sz w:val="20"/>
-                <w:szCs w:val="20"/>
-                <w:shd w:fill="F0F0F0" w:color="F0F0F0" w:val="solid"/>
-              </w:rPr>
-              <w:t xml:space="preserve">SecretKey</w:t>
-            </w:r>
-            <w:r>
-              <w:rPr>
-                <w:rFonts w:ascii="Calibri" w:cs="Calibri" w:eastAsia="Calibri" w:hAnsi="Calibri"/>
-                <w:sz w:val="22"/>
-                <w:szCs w:val="22"/>
-              </w:rPr>
-              <w:t xml:space="preserve"> too short</w:t>
+              <w:t xml:space="preserve">JWT SecretKey too short</w:t>
             </w:r>
           </w:p>
         </w:tc>
@@ -10439,92 +8819,41 @@
                 <w:sz w:val="22"/>
                 <w:szCs w:val="22"/>
               </w:rPr>
-              <w:t xml:space="preserve">Replace </w:t>
-            </w:r>
-            <w:r>
-              <w:rPr>
-                <w:rFonts w:ascii="Courier New" w:cs="Courier New" w:eastAsia="Courier New" w:hAnsi="Courier New"/>
-                <w:color w:val="B0133A"/>
-                <w:sz w:val="20"/>
-                <w:szCs w:val="20"/>
-                <w:shd w:fill="F0F0F0" w:color="F0F0F0" w:val="solid"/>
-              </w:rPr>
-              <w:t xml:space="preserve">SecretKey</w:t>
-            </w:r>
-            <w:r>
-              <w:rPr>
-                <w:rFonts w:ascii="Calibri" w:cs="Calibri" w:eastAsia="Calibri" w:hAnsi="Calibri"/>
-                <w:sz w:val="22"/>
-                <w:szCs w:val="22"/>
-              </w:rPr>
-              <w:t xml:space="preserve"> in </w:t>
-            </w:r>
-            <w:r>
-              <w:rPr>
-                <w:rFonts w:ascii="Courier New" w:cs="Courier New" w:eastAsia="Courier New" w:hAnsi="Courier New"/>
-                <w:color w:val="B0133A"/>
-                <w:sz w:val="20"/>
-                <w:szCs w:val="20"/>
-                <w:shd w:fill="F0F0F0" w:color="F0F0F0" w:val="solid"/>
-              </w:rPr>
-              <w:t xml:space="preserve">appsettings.json</w:t>
-            </w:r>
-            <w:r>
-              <w:rPr>
-                <w:rFonts w:ascii="Calibri" w:cs="Calibri" w:eastAsia="Calibri" w:hAnsi="Calibri"/>
-                <w:sz w:val="22"/>
-                <w:szCs w:val="22"/>
-              </w:rPr>
-              <w:t xml:space="preserve"> with 64+ character string</w:t>
+              <w:t xml:space="preserve">Replace SecretKey in appsettings.json with 64+ character string</w:t>
             </w:r>
           </w:p>
         </w:tc>
       </w:tr>
     </w:tbl>
     <w:p>
-      <w:pPr>
-        <w:spacing w:after="120" w:before="60"/>
-      </w:pPr>
-    </w:p>
-    <w:p>
-      <w:pPr>
-        <w:spacing w:after="80"/>
-      </w:pPr>
-    </w:p>
-    <w:p>
-      <w:pPr>
+      <w:r>
+        <w:t xml:space="preserve"/>
+      </w:r>
+    </w:p>
+    <w:p>
+      <w:r>
+        <w:br w:type="page"/>
+      </w:r>
+    </w:p>
+    <w:p>
+      <w:pPr>
+        <w:pStyle w:val="Heading1"/>
         <w:pBdr>
-          <w:bottom w:color="1A3C7C" w:sz="2"/>
+          <w:bottom w:color="1A3C7C" w:sz="4"/>
         </w:pBdr>
-        <w:spacing w:after="240" w:before="240"/>
-      </w:pPr>
-    </w:p>
-    <w:p>
-      <w:pPr>
-        <w:spacing w:after="80"/>
-      </w:pPr>
-    </w:p>
-    <w:p>
-      <w:pPr>
-        <w:pStyle w:val="Heading2"/>
-        <w:spacing w:after="120" w:before="360"/>
+        <w:spacing w:after="200" w:before="480"/>
       </w:pPr>
       <w:r>
         <w:rPr>
           <w:rFonts w:ascii="Cambria" w:cs="Cambria" w:eastAsia="Cambria" w:hAnsi="Cambria"/>
           <w:b/>
           <w:bCs/>
-          <w:color w:val="B0133A"/>
-          <w:sz w:val="28"/>
-          <w:szCs w:val="28"/>
-        </w:rPr>
-        <w:t xml:space="preserve">Part 10 — Running Unit Tests</w:t>
-      </w:r>
-    </w:p>
-    <w:p>
-      <w:pPr>
-        <w:spacing w:after="80"/>
-      </w:pPr>
+          <w:color w:val="1A3C7C"/>
+          <w:sz w:val="36"/>
+          <w:szCs w:val="36"/>
+        </w:rPr>
+        <w:t xml:space="preserve">Part 9 — Running Unit Tests</w:t>
+      </w:r>
     </w:p>
     <w:p>
       <w:pPr>
@@ -10536,26 +8865,7 @@
           <w:sz w:val="22"/>
           <w:szCs w:val="22"/>
         </w:rPr>
-        <w:t xml:space="preserve">From Visual Studio:
-</w:t>
-      </w:r>
-    </w:p>
-    <w:p>
-      <w:pPr>
-        <w:pStyle w:val="ListParagraph"/>
-        <w:numPr>
-          <w:ilvl w:val="0"/>
-          <w:numId w:val="1"/>
-        </w:numPr>
-        <w:spacing w:after="80"/>
-      </w:pPr>
-      <w:r>
-        <w:rPr>
-          <w:rFonts w:ascii="Calibri" w:cs="Calibri" w:eastAsia="Calibri" w:hAnsi="Calibri"/>
-          <w:sz w:val="22"/>
-          <w:szCs w:val="22"/>
-        </w:rPr>
-        <w:t xml:space="preserve">Open </w:t>
+        <w:t xml:space="preserve">From Visual Studio: open </w:t>
       </w:r>
       <w:r>
         <w:rPr>
@@ -10595,9 +8905,9 @@
       </w:r>
     </w:p>
     <w:p>
-      <w:pPr>
-        <w:spacing w:after="80"/>
-      </w:pPr>
+      <w:r>
+        <w:t xml:space="preserve"/>
+      </w:r>
     </w:p>
     <w:p>
       <w:pPr>
@@ -10609,51 +8919,41 @@
           <w:sz w:val="22"/>
           <w:szCs w:val="22"/>
         </w:rPr>
-        <w:t xml:space="preserve">From the terminal:
-</w:t>
-      </w:r>
-    </w:p>
-    <w:p>
-      <w:pPr>
-        <w:spacing w:after="80"/>
-      </w:pPr>
+        <w:t xml:space="preserve">From the terminal:</w:t>
+      </w:r>
     </w:p>
     <w:p>
       <w:pPr>
         <w:shd w:fill="F5F5F5" w:color="F5F5F5" w:val="solid"/>
-        <w:spacing w:after="40"/>
-      </w:pPr>
-      <w:r>
-        <w:rPr>
-          <w:rFonts w:ascii="Courier New" w:cs="Courier New" w:eastAsia="Courier New" w:hAnsi="Courier New"/>
-          <w:color w:val="222222"/>
+        <w:spacing w:after="30" w:before="30"/>
+      </w:pPr>
+      <w:r>
+        <w:rPr>
+          <w:rFonts w:ascii="Courier New" w:cs="Courier New" w:eastAsia="Courier New" w:hAnsi="Courier New"/>
           <w:sz w:val="18"/>
           <w:szCs w:val="18"/>
         </w:rPr>
-        <w:t xml:space="preserve">cd "c:\Copilot CLI\EBook Web Api Project\Automatic\EBookLibrary"
-</w:t>
+        <w:t xml:space="preserve">cd "c:\Copilot CLI\EBook Web Api Project\Automatic\EBookLibrary"</w:t>
       </w:r>
     </w:p>
     <w:p>
       <w:pPr>
         <w:shd w:fill="F5F5F5" w:color="F5F5F5" w:val="solid"/>
-        <w:spacing w:after="40"/>
-      </w:pPr>
-      <w:r>
-        <w:rPr>
-          <w:rFonts w:ascii="Courier New" w:cs="Courier New" w:eastAsia="Courier New" w:hAnsi="Courier New"/>
-          <w:color w:val="222222"/>
+        <w:spacing w:after="30" w:before="30"/>
+      </w:pPr>
+      <w:r>
+        <w:rPr>
+          <w:rFonts w:ascii="Courier New" w:cs="Courier New" w:eastAsia="Courier New" w:hAnsi="Courier New"/>
           <w:sz w:val="18"/>
           <w:szCs w:val="18"/>
         </w:rPr>
-        <w:t xml:space="preserve">dotnet test --logger "console;verbosity=normal"
-</w:t>
-      </w:r>
-    </w:p>
-    <w:p>
-      <w:pPr>
-        <w:spacing w:after="80"/>
-      </w:pPr>
+        <w:t xml:space="preserve">dotnet test --logger "console;verbosity=normal"</w:t>
+      </w:r>
+    </w:p>
+    <w:p>
+      <w:r>
+        <w:t xml:space="preserve"/>
+      </w:r>
     </w:p>
     <w:p>
       <w:pPr>
@@ -10665,7 +8965,7 @@
           <w:sz w:val="22"/>
           <w:szCs w:val="22"/>
         </w:rPr>
-        <w:t xml:space="preserve">Expected output: </w:t>
+        <w:t xml:space="preserve">Expected: </w:t>
       </w:r>
       <w:r>
         <w:rPr>
@@ -10683,123 +8983,258 @@
           <w:sz w:val="22"/>
           <w:szCs w:val="22"/>
         </w:rPr>
-        <w:t xml:space="preserve">.
-</w:t>
-      </w:r>
-    </w:p>
-    <w:p>
-      <w:pPr>
-        <w:spacing w:after="80"/>
-      </w:pPr>
-    </w:p>
-    <w:p>
-      <w:pPr>
-        <w:spacing w:after="120" w:before="60"/>
-      </w:pPr>
-      <w:r>
-        <w:rPr>
-          <w:rFonts w:ascii="Calibri" w:cs="Calibri" w:eastAsia="Calibri" w:hAnsi="Calibri"/>
-          <w:sz w:val="22"/>
-          <w:szCs w:val="22"/>
-        </w:rPr>
-        <w:t xml:space="preserve">Test projects:
-</w:t>
-      </w:r>
-    </w:p>
-    <w:p>
-      <w:pPr>
-        <w:pStyle w:val="ListParagraph"/>
-        <w:numPr>
-          <w:ilvl w:val="0"/>
-          <w:numId w:val="1"/>
-        </w:numPr>
-        <w:spacing w:after="80"/>
-      </w:pPr>
-      <w:r>
-        <w:rPr>
-          <w:rFonts w:ascii="Courier New" w:cs="Courier New" w:eastAsia="Courier New" w:hAnsi="Courier New"/>
-          <w:color w:val="B0133A"/>
-          <w:sz w:val="20"/>
-          <w:szCs w:val="20"/>
-          <w:shd w:fill="F0F0F0" w:color="F0F0F0" w:val="solid"/>
-        </w:rPr>
-        <w:t xml:space="preserve">EBookLibrary.Domain.Tests</w:t>
-      </w:r>
-      <w:r>
-        <w:rPr>
-          <w:rFonts w:ascii="Calibri" w:cs="Calibri" w:eastAsia="Calibri" w:hAnsi="Calibri"/>
-          <w:sz w:val="22"/>
-          <w:szCs w:val="22"/>
-        </w:rPr>
-        <w:t xml:space="preserve"> — 30 tests (pure domain logic)</w:t>
-      </w:r>
-    </w:p>
-    <w:p>
-      <w:pPr>
-        <w:pStyle w:val="ListParagraph"/>
-        <w:numPr>
-          <w:ilvl w:val="0"/>
-          <w:numId w:val="1"/>
-        </w:numPr>
-        <w:spacing w:after="80"/>
-      </w:pPr>
-      <w:r>
-        <w:rPr>
-          <w:rFonts w:ascii="Courier New" w:cs="Courier New" w:eastAsia="Courier New" w:hAnsi="Courier New"/>
-          <w:color w:val="B0133A"/>
-          <w:sz w:val="20"/>
-          <w:szCs w:val="20"/>
-          <w:shd w:fill="F0F0F0" w:color="F0F0F0" w:val="solid"/>
-        </w:rPr>
-        <w:t xml:space="preserve">EBookLibrary.Application.Tests</w:t>
-      </w:r>
-      <w:r>
-        <w:rPr>
-          <w:rFonts w:ascii="Calibri" w:cs="Calibri" w:eastAsia="Calibri" w:hAnsi="Calibri"/>
-          <w:sz w:val="22"/>
-          <w:szCs w:val="22"/>
-        </w:rPr>
-        <w:t xml:space="preserve"> — 26 tests (CQRS handlers, mocked repositories)</w:t>
-      </w:r>
-    </w:p>
-    <w:p>
-      <w:pPr>
-        <w:pStyle w:val="ListParagraph"/>
-        <w:numPr>
-          <w:ilvl w:val="0"/>
-          <w:numId w:val="1"/>
-        </w:numPr>
-        <w:spacing w:after="80"/>
-      </w:pPr>
-      <w:r>
-        <w:rPr>
-          <w:rFonts w:ascii="Courier New" w:cs="Courier New" w:eastAsia="Courier New" w:hAnsi="Courier New"/>
-          <w:color w:val="B0133A"/>
-          <w:sz w:val="20"/>
-          <w:szCs w:val="20"/>
-          <w:shd w:fill="F0F0F0" w:color="F0F0F0" w:val="solid"/>
-        </w:rPr>
-        <w:t xml:space="preserve">EBookLibrary.WebApi.Tests</w:t>
-      </w:r>
-      <w:r>
-        <w:rPr>
-          <w:rFonts w:ascii="Calibri" w:cs="Calibri" w:eastAsia="Calibri" w:hAnsi="Calibri"/>
-          <w:sz w:val="22"/>
-          <w:szCs w:val="22"/>
-        </w:rPr>
-        <w:t xml:space="preserve"> — 11 tests (integration tests with in-memory DB)</w:t>
-      </w:r>
-    </w:p>
-    <w:p>
-      <w:pPr>
-        <w:spacing w:after="80"/>
-      </w:pPr>
-    </w:p>
+        <w:t xml:space="preserve">.</w:t>
+      </w:r>
+    </w:p>
+    <w:p>
+      <w:r>
+        <w:t xml:space="preserve"/>
+      </w:r>
+    </w:p>
+    <w:tbl>
+      <w:tblPr>
+        <w:tblW w:type="pct" w:w="100%"/>
+        <w:tblBorders>
+          <w:top w:val="single" w:color="CCCCCC" w:sz="1"/>
+          <w:left w:val="single" w:color="CCCCCC" w:sz="1"/>
+          <w:bottom w:val="single" w:color="CCCCCC" w:sz="1"/>
+          <w:right w:val="single" w:color="CCCCCC" w:sz="1"/>
+          <w:insideH w:val="single" w:color="auto" w:sz="4"/>
+          <w:insideV w:val="single" w:color="auto" w:sz="4"/>
+        </w:tblBorders>
+      </w:tblPr>
+      <w:tblGrid>
+        <w:gridCol w:w="100"/>
+        <w:gridCol w:w="100"/>
+        <w:gridCol w:w="100"/>
+      </w:tblGrid>
+      <w:tr>
+        <w:trPr>
+          <w:tblHeader/>
+        </w:trPr>
+        <w:tc>
+          <w:tcPr>
+            <w:shd w:fill="1A3C7C" w:color="1A3C7C" w:val="solid"/>
+          </w:tcPr>
+          <w:p>
+            <w:pPr>
+              <w:spacing w:after="60" w:before="60"/>
+              <w:jc w:val="center"/>
+            </w:pPr>
+            <w:r>
+              <w:rPr>
+                <w:rFonts w:ascii="Calibri" w:cs="Calibri" w:eastAsia="Calibri" w:hAnsi="Calibri"/>
+                <w:b/>
+                <w:bCs/>
+                <w:color w:val="FFFFFF"/>
+                <w:sz w:val="18"/>
+                <w:szCs w:val="18"/>
+              </w:rPr>
+              <w:t xml:space="preserve">Test Project</w:t>
+            </w:r>
+          </w:p>
+        </w:tc>
+        <w:tc>
+          <w:tcPr>
+            <w:shd w:fill="1A3C7C" w:color="1A3C7C" w:val="solid"/>
+          </w:tcPr>
+          <w:p>
+            <w:pPr>
+              <w:spacing w:after="60" w:before="60"/>
+              <w:jc w:val="center"/>
+            </w:pPr>
+            <w:r>
+              <w:rPr>
+                <w:rFonts w:ascii="Calibri" w:cs="Calibri" w:eastAsia="Calibri" w:hAnsi="Calibri"/>
+                <w:b/>
+                <w:bCs/>
+                <w:color w:val="FFFFFF"/>
+                <w:sz w:val="18"/>
+                <w:szCs w:val="18"/>
+              </w:rPr>
+              <w:t xml:space="preserve">Test Count</w:t>
+            </w:r>
+          </w:p>
+        </w:tc>
+        <w:tc>
+          <w:tcPr>
+            <w:shd w:fill="1A3C7C" w:color="1A3C7C" w:val="solid"/>
+          </w:tcPr>
+          <w:p>
+            <w:pPr>
+              <w:spacing w:after="60" w:before="60"/>
+              <w:jc w:val="center"/>
+            </w:pPr>
+            <w:r>
+              <w:rPr>
+                <w:rFonts w:ascii="Calibri" w:cs="Calibri" w:eastAsia="Calibri" w:hAnsi="Calibri"/>
+                <w:b/>
+                <w:bCs/>
+                <w:color w:val="FFFFFF"/>
+                <w:sz w:val="18"/>
+                <w:szCs w:val="18"/>
+              </w:rPr>
+              <w:t xml:space="preserve">Coverage</w:t>
+            </w:r>
+          </w:p>
+        </w:tc>
+      </w:tr>
+      <w:tr>
+        <w:tc>
+          <w:p>
+            <w:pPr>
+              <w:spacing w:after="40" w:before="40"/>
+            </w:pPr>
+            <w:r>
+              <w:rPr>
+                <w:rFonts w:ascii="Calibri" w:cs="Calibri" w:eastAsia="Calibri" w:hAnsi="Calibri"/>
+                <w:sz w:val="22"/>
+                <w:szCs w:val="22"/>
+              </w:rPr>
+              <w:t xml:space="preserve">EBookLibrary.Domain.Tests</w:t>
+            </w:r>
+          </w:p>
+        </w:tc>
+        <w:tc>
+          <w:p>
+            <w:pPr>
+              <w:spacing w:after="40" w:before="40"/>
+            </w:pPr>
+            <w:r>
+              <w:rPr>
+                <w:rFonts w:ascii="Calibri" w:cs="Calibri" w:eastAsia="Calibri" w:hAnsi="Calibri"/>
+                <w:sz w:val="22"/>
+                <w:szCs w:val="22"/>
+              </w:rPr>
+              <w:t xml:space="preserve">30</w:t>
+            </w:r>
+          </w:p>
+        </w:tc>
+        <w:tc>
+          <w:p>
+            <w:pPr>
+              <w:spacing w:after="40" w:before="40"/>
+            </w:pPr>
+            <w:r>
+              <w:rPr>
+                <w:rFonts w:ascii="Calibri" w:cs="Calibri" w:eastAsia="Calibri" w:hAnsi="Calibri"/>
+                <w:sz w:val="22"/>
+                <w:szCs w:val="22"/>
+              </w:rPr>
+              <w:t xml:space="preserve">Entity creation, validation, domain rules</w:t>
+            </w:r>
+          </w:p>
+        </w:tc>
+      </w:tr>
+      <w:tr>
+        <w:tc>
+          <w:tcPr>
+            <w:shd w:fill="EEF2F8" w:color="EEF2F8" w:val="solid"/>
+          </w:tcPr>
+          <w:p>
+            <w:pPr>
+              <w:spacing w:after="40" w:before="40"/>
+            </w:pPr>
+            <w:r>
+              <w:rPr>
+                <w:rFonts w:ascii="Calibri" w:cs="Calibri" w:eastAsia="Calibri" w:hAnsi="Calibri"/>
+                <w:sz w:val="22"/>
+                <w:szCs w:val="22"/>
+              </w:rPr>
+              <w:t xml:space="preserve">EBookLibrary.Application.Tests</w:t>
+            </w:r>
+          </w:p>
+        </w:tc>
+        <w:tc>
+          <w:tcPr>
+            <w:shd w:fill="EEF2F8" w:color="EEF2F8" w:val="solid"/>
+          </w:tcPr>
+          <w:p>
+            <w:pPr>
+              <w:spacing w:after="40" w:before="40"/>
+            </w:pPr>
+            <w:r>
+              <w:rPr>
+                <w:rFonts w:ascii="Calibri" w:cs="Calibri" w:eastAsia="Calibri" w:hAnsi="Calibri"/>
+                <w:sz w:val="22"/>
+                <w:szCs w:val="22"/>
+              </w:rPr>
+              <w:t xml:space="preserve">26</w:t>
+            </w:r>
+          </w:p>
+        </w:tc>
+        <w:tc>
+          <w:tcPr>
+            <w:shd w:fill="EEF2F8" w:color="EEF2F8" w:val="solid"/>
+          </w:tcPr>
+          <w:p>
+            <w:pPr>
+              <w:spacing w:after="40" w:before="40"/>
+            </w:pPr>
+            <w:r>
+              <w:rPr>
+                <w:rFonts w:ascii="Calibri" w:cs="Calibri" w:eastAsia="Calibri" w:hAnsi="Calibri"/>
+                <w:sz w:val="22"/>
+                <w:szCs w:val="22"/>
+              </w:rPr>
+              <w:t xml:space="preserve">CQRS handlers with mocked repositories</w:t>
+            </w:r>
+          </w:p>
+        </w:tc>
+      </w:tr>
+      <w:tr>
+        <w:tc>
+          <w:p>
+            <w:pPr>
+              <w:spacing w:after="40" w:before="40"/>
+            </w:pPr>
+            <w:r>
+              <w:rPr>
+                <w:rFonts w:ascii="Calibri" w:cs="Calibri" w:eastAsia="Calibri" w:hAnsi="Calibri"/>
+                <w:sz w:val="22"/>
+                <w:szCs w:val="22"/>
+              </w:rPr>
+              <w:t xml:space="preserve">EBookLibrary.WebApi.Tests</w:t>
+            </w:r>
+          </w:p>
+        </w:tc>
+        <w:tc>
+          <w:p>
+            <w:pPr>
+              <w:spacing w:after="40" w:before="40"/>
+            </w:pPr>
+            <w:r>
+              <w:rPr>
+                <w:rFonts w:ascii="Calibri" w:cs="Calibri" w:eastAsia="Calibri" w:hAnsi="Calibri"/>
+                <w:sz w:val="22"/>
+                <w:szCs w:val="22"/>
+              </w:rPr>
+              <w:t xml:space="preserve">11</w:t>
+            </w:r>
+          </w:p>
+        </w:tc>
+        <w:tc>
+          <w:p>
+            <w:pPr>
+              <w:spacing w:after="40" w:before="40"/>
+            </w:pPr>
+            <w:r>
+              <w:rPr>
+                <w:rFonts w:ascii="Calibri" w:cs="Calibri" w:eastAsia="Calibri" w:hAnsi="Calibri"/>
+                <w:sz w:val="22"/>
+                <w:szCs w:val="22"/>
+              </w:rPr>
+              <w:t xml:space="preserve">Integration tests with in-memory database</w:t>
+            </w:r>
+          </w:p>
+        </w:tc>
+      </w:tr>
+    </w:tbl>
     <w:sectPr>
       <w:headerReference w:type="default" r:id="rId7"/>
       <w:footerReference w:type="default" r:id="rId8"/>
       <w:pgSz w:w="11906" w:h="16838" w:orient="portrait"/>
-      <w:pgMar w:top="1440" w:right="1440" w:bottom="1440" w:left="1800" w:header="708" w:footer="708" w:gutter="0"/>
+      <w:pgMar w:top="1440" w:right="1440" w:bottom="1440" w:left="1440" w:header="708" w:footer="708" w:gutter="0"/>
       <w:pgNumType/>
       <w:docGrid w:linePitch="360"/>
     </w:sectPr>
@@ -10855,24 +9290,23 @@
       <w:pBdr>
         <w:top w:color="1A3C7C" w:sz="2"/>
       </w:pBdr>
-      <w:spacing w:before="120"/>
       <w:jc w:val="center"/>
     </w:pPr>
     <w:r>
       <w:rPr>
         <w:rFonts w:ascii="Calibri" w:cs="Calibri" w:eastAsia="Calibri" w:hAnsi="Calibri"/>
-        <w:color w:val="888888"/>
-        <w:sz w:val="18"/>
-        <w:szCs w:val="18"/>
+        <w:color w:val="1A3C7C"/>
+        <w:sz w:val="16"/>
+        <w:szCs w:val="16"/>
       </w:rPr>
-      <w:t xml:space="preserve">EBook Library Technical Documentation  |  Page </w:t>
+      <w:t xml:space="preserve">Page </w:t>
     </w:r>
     <w:r>
       <w:rPr>
         <w:rFonts w:ascii="Calibri" w:cs="Calibri" w:eastAsia="Calibri" w:hAnsi="Calibri"/>
         <w:color w:val="1A3C7C"/>
-        <w:sz w:val="18"/>
-        <w:szCs w:val="18"/>
+        <w:sz w:val="16"/>
+        <w:szCs w:val="16"/>
       </w:rPr>
       <w:fldChar w:fldCharType="begin"/>
       <w:instrText xml:space="preserve">PAGE</w:instrText>
@@ -10882,9 +9316,9 @@
     <w:r>
       <w:rPr>
         <w:rFonts w:ascii="Calibri" w:cs="Calibri" w:eastAsia="Calibri" w:hAnsi="Calibri"/>
-        <w:color w:val="888888"/>
-        <w:sz w:val="18"/>
-        <w:szCs w:val="18"/>
+        <w:color w:val="1A3C7C"/>
+        <w:sz w:val="16"/>
+        <w:szCs w:val="16"/>
       </w:rPr>
       <w:t xml:space="preserve"> of </w:t>
     </w:r>
@@ -10892,8 +9326,8 @@
       <w:rPr>
         <w:rFonts w:ascii="Calibri" w:cs="Calibri" w:eastAsia="Calibri" w:hAnsi="Calibri"/>
         <w:color w:val="1A3C7C"/>
-        <w:sz w:val="18"/>
-        <w:szCs w:val="18"/>
+        <w:sz w:val="16"/>
+        <w:szCs w:val="16"/>
       </w:rPr>
       <w:fldChar w:fldCharType="begin"/>
       <w:instrText xml:space="preserve">NUMPAGES</w:instrText>
@@ -10946,30 +9380,18 @@
   <w:p>
     <w:pPr>
       <w:pBdr>
-        <w:bottom w:color="1A3C7C" w:sz="4"/>
+        <w:bottom w:color="1A3C7C" w:sz="2"/>
       </w:pBdr>
-      <w:spacing w:after="120"/>
       <w:jc w:val="right"/>
     </w:pPr>
     <w:r>
       <w:rPr>
         <w:rFonts w:ascii="Calibri" w:cs="Calibri" w:eastAsia="Calibri" w:hAnsi="Calibri"/>
-        <w:color w:val="888888"/>
-        <w:sz w:val="18"/>
-        <w:szCs w:val="18"/>
+        <w:color w:val="1A3C7C"/>
+        <w:sz w:val="16"/>
+        <w:szCs w:val="16"/>
       </w:rPr>
-      <w:t xml:space="preserve">EBook Library — </w:t>
-    </w:r>
-    <w:r>
-      <w:rPr>
-        <w:rFonts w:ascii="Calibri" w:cs="Calibri" w:eastAsia="Calibri" w:hAnsi="Calibri"/>
-        <w:b/>
-        <w:bCs/>
-        <w:color w:val="1A3C7C"/>
-        <w:sz w:val="18"/>
-        <w:szCs w:val="18"/>
-      </w:rPr>
-      <w:t xml:space="preserve">EBook Library — Debug &amp; UI Testing Guide</w:t>
+      <w:t xml:space="preserve">Debug &amp; UI Testing Guide</w:t>
     </w:r>
   </w:p>
 </w:hdr>
@@ -11068,6 +9490,9 @@
       <w:numFmt w:val="decimal"/>
       <w:lvlText w:val="%1."/>
       <w:lvlJc w:val="start"/>
+      <w:pPr>
+        <w:ind w:left="360" w:hanging="260"/>
+      </w:pPr>
     </w:lvl>
   </w:abstractNum>
   <w:num w:numId="1">
@@ -11091,16 +9516,11 @@
     <w:rPrDefault>
       <w:rPr>
         <w:rFonts w:ascii="Calibri" w:cs="Calibri" w:eastAsia="Calibri" w:hAnsi="Calibri"/>
-        <w:color w:val="333333"/>
         <w:sz w:val="22"/>
         <w:szCs w:val="22"/>
       </w:rPr>
     </w:rPrDefault>
-    <w:pPrDefault>
-      <w:pPr>
-        <w:spacing w:line="276"/>
-      </w:pPr>
-    </w:pPrDefault>
+    <w:pPrDefault/>
   </w:docDefaults>
   <w:style w:type="paragraph" w:styleId="Title">
     <w:name w:val="Title"/>
